--- a/raport.docx
+++ b/raport.docx
@@ -8,7 +8,7 @@
         <w:spacing w:after="60"/>
       </w:pPr>
       <w:r>
-        <w:t xml:space="preserve">Raport de progres</w:t>
+        <w:t xml:space="preserve">Aplicație de Gestionare Autogară</w:t>
       </w:r>
     </w:p>
     <w:p>
@@ -21,7 +21,7 @@
           <w:sz w:val="24"/>
           <w:szCs w:val="24"/>
         </w:rPr>
-        <w:t xml:space="preserve">Aplicație de Gestionare Autogară</w:t>
+        <w:t xml:space="preserve">Raport asupra lucrărilor realizate</w:t>
       </w:r>
     </w:p>
     <w:p>
@@ -37,7 +37,7 @@
           <w:sz w:val="19"/>
           <w:szCs w:val="19"/>
         </w:rPr>
-        <w:t xml:space="preserve">Întocmit de Hanganu Sergiu (Backend)  ·  18 septembrie 2026</w:t>
+        <w:t xml:space="preserve">Elemente de Proiectare a Sistemelor Informatice  ·  18 septembrie 2026</w:t>
       </w:r>
     </w:p>
     <w:p>
@@ -46,7 +46,7 @@
         <w:spacing w:after="140" w:before="320"/>
       </w:pPr>
       <w:r>
-        <w:t xml:space="preserve">1. Rezumat</w:t>
+        <w:t xml:space="preserve">1. Prezentarea proiectului</w:t>
       </w:r>
     </w:p>
     <w:p>
@@ -54,7 +54,7 @@
         <w:spacing w:after="120"/>
       </w:pPr>
       <w:r>
-        <w:t xml:space="preserve">Infrastructura proiectului este funcțională. Baza de date rulează pe instanța EPSI a serverului de acasă și este accesibilă de la distanță; file server-ul este configurat și testat, iar aplicația poate citi, descărca și modifica fișiere de pe server prin internet. Scripturile SQL și primul proiect din soluția C# sunt în repository.</w:t>
+        <w:t xml:space="preserve">Proiectul este o aplicație desktop pentru gestionarea unei autogări: vânzarea biletelor, gestionarea curselor și rutelor, a autobuzelor și a șoferilor, cu alocare vizuală a locurilor în autobuz și o hartă proprie a stațiilor.</w:t>
       </w:r>
     </w:p>
     <w:p>
@@ -62,16 +62,7 @@
         <w:spacing w:after="120"/>
       </w:pPr>
       <w:r>
-        <w:t xml:space="preserve">Ce nu este încă făcut: aplicația WinForms propriu-zisă (formulare, logică de business) și restul proiectelor din soluție. Etapa de infrastructură, conform modelului waterfall, se poate considera încheiată.</w:t>
-      </w:r>
-    </w:p>
-    <w:p>
-      <w:pPr>
-        <w:pStyle w:val="Heading1"/>
-        <w:spacing w:after="140" w:before="320"/>
-      </w:pPr>
-      <w:r>
-        <w:t xml:space="preserve">2. Baza de date</w:t>
+        <w:t xml:space="preserve">Tehnologiile folosite sunt Microsoft SQL Server pentru baza de date și .NET 10 cu WinForms (C#) pentru aplicație. Arhitectura separă clientul de server: aplicația rulează pe laptop, iar un computer de acasă are rolul de server, pe care rulează atât MS SQL Server, cât și file server-ul cu fișierele JSON. Accesul de la distanță se face prin internet, cu porturi redirecționate pe router, fără VPN.</w:t>
       </w:r>
     </w:p>
     <w:p>
@@ -79,8 +70,13 @@
         <w:spacing w:after="120"/>
       </w:pPr>
       <w:r>
-        <w:t xml:space="preserve">Scripturile de creare sunt complete și se află în folderul SQL Code, numerotate în ordinea de rulare:</w:t>
-      </w:r>
+        <w:t xml:space="preserve">Aplicația nu lucrează cu fișiere locale: datele vin din baza de date, iar fișierele JSON se citesc și se modifică direct pe server. Modelul de lucru este waterfall — fiecare etapă se finalizează complet înainte de trecerea la următoarea.</w:t>
+      </w:r>
+    </w:p>
+    <w:p>
+      <w:pPr>
+        <w:spacing w:after="60"/>
+      </w:pPr>
     </w:p>
     <w:tbl>
       <w:tblPr>
@@ -95,9 +91,8 @@
         </w:tblBorders>
       </w:tblPr>
       <w:tblGrid>
-        <w:gridCol w:w="1200"/>
-        <w:gridCol w:w="3100"/>
-        <w:gridCol w:w="5338"/>
+        <w:gridCol w:w="3000"/>
+        <w:gridCol w:w="6638"/>
       </w:tblGrid>
       <w:tr>
         <w:trPr>
@@ -105,7 +100,7 @@
         </w:trPr>
         <w:tc>
           <w:tcPr>
-            <w:tcW w:type="dxa" w:w="1200"/>
+            <w:tcW w:type="dxa" w:w="3000"/>
             <w:shd w:fill="F2F2F2" w:color="auto" w:val="clear"/>
             <w:tcMar>
               <w:top w:type="dxa" w:w="60"/>
@@ -122,13 +117,13 @@
                 <w:sz w:val="20"/>
                 <w:szCs w:val="20"/>
               </w:rPr>
-              <w:t xml:space="preserve">Fișier</w:t>
-            </w:r>
-          </w:p>
-        </w:tc>
-        <w:tc>
-          <w:tcPr>
-            <w:tcW w:type="dxa" w:w="3100"/>
+              <w:t xml:space="preserve">Rol</w:t>
+            </w:r>
+          </w:p>
+        </w:tc>
+        <w:tc>
+          <w:tcPr>
+            <w:tcW w:type="dxa" w:w="6638"/>
             <w:shd w:fill="F2F2F2" w:color="auto" w:val="clear"/>
             <w:tcMar>
               <w:top w:type="dxa" w:w="60"/>
@@ -145,60 +140,37 @@
                 <w:sz w:val="20"/>
                 <w:szCs w:val="20"/>
               </w:rPr>
-              <w:t xml:space="preserve">Conținut</w:t>
-            </w:r>
-          </w:p>
-        </w:tc>
-        <w:tc>
-          <w:tcPr>
-            <w:tcW w:type="dxa" w:w="5338"/>
-            <w:shd w:fill="F2F2F2" w:color="auto" w:val="clear"/>
-            <w:tcMar>
-              <w:top w:type="dxa" w:w="60"/>
-              <w:left w:type="dxa" w:w="110"/>
-              <w:bottom w:type="dxa" w:w="60"/>
-              <w:right w:type="dxa" w:w="110"/>
-            </w:tcMar>
-          </w:tcPr>
-          <w:p>
-            <w:r>
-              <w:rPr>
-                <w:b/>
-                <w:bCs/>
-                <w:sz w:val="20"/>
-                <w:szCs w:val="20"/>
-              </w:rPr>
-              <w:t xml:space="preserve">Observații</w:t>
-            </w:r>
-          </w:p>
-        </w:tc>
-      </w:tr>
-      <w:tr>
-        <w:tc>
-          <w:tcPr>
-            <w:tcW w:type="dxa" w:w="1200"/>
-            <w:tcMar>
-              <w:top w:type="dxa" w:w="60"/>
-              <w:left w:type="dxa" w:w="110"/>
-              <w:bottom w:type="dxa" w:w="60"/>
-              <w:right w:type="dxa" w:w="110"/>
-            </w:tcMar>
-          </w:tcPr>
-          <w:p>
-            <w:r>
-              <w:rPr>
-                <w:b w:val="false"/>
-                <w:bCs w:val="false"/>
-                <w:sz w:val="20"/>
-                <w:szCs w:val="20"/>
-              </w:rPr>
-              <w:t xml:space="preserve">01–04</w:t>
-            </w:r>
-          </w:p>
-        </w:tc>
-        <w:tc>
-          <w:tcPr>
-            <w:tcW w:type="dxa" w:w="3100"/>
+              <w:t xml:space="preserve">Responsabil</w:t>
+            </w:r>
+          </w:p>
+        </w:tc>
+      </w:tr>
+      <w:tr>
+        <w:tc>
+          <w:tcPr>
+            <w:tcW w:type="dxa" w:w="3000"/>
+            <w:tcMar>
+              <w:top w:type="dxa" w:w="60"/>
+              <w:left w:type="dxa" w:w="110"/>
+              <w:bottom w:type="dxa" w:w="60"/>
+              <w:right w:type="dxa" w:w="110"/>
+            </w:tcMar>
+          </w:tcPr>
+          <w:p>
+            <w:r>
+              <w:rPr>
+                <w:b w:val="false"/>
+                <w:bCs w:val="false"/>
+                <w:sz w:val="20"/>
+                <w:szCs w:val="20"/>
+              </w:rPr>
+              <w:t xml:space="preserve">Bază de date</w:t>
+            </w:r>
+          </w:p>
+        </w:tc>
+        <w:tc>
+          <w:tcPr>
+            <w:tcW w:type="dxa" w:w="6638"/>
             <w:tcMar>
               <w:top w:type="dxa" w:w="60"/>
               <w:left w:type="dxa" w:w="110"/>
@@ -215,263 +187,37 @@
                 <w:sz w:val="19"/>
                 <w:szCs w:val="19"/>
               </w:rPr>
-              <w:t xml:space="preserve">Bază, schemă, tabele, indici</w:t>
-            </w:r>
-          </w:p>
-        </w:tc>
-        <w:tc>
-          <w:tcPr>
-            <w:tcW w:type="dxa" w:w="5338"/>
-            <w:tcMar>
-              <w:top w:type="dxa" w:w="60"/>
-              <w:left w:type="dxa" w:w="110"/>
-              <w:bottom w:type="dxa" w:w="60"/>
-              <w:right w:type="dxa" w:w="110"/>
-            </w:tcMar>
-          </w:tcPr>
-          <w:p>
-            <w:r>
-              <w:rPr>
-                <w:b w:val="false"/>
-                <w:bCs w:val="false"/>
-                <w:sz w:val="20"/>
-                <w:szCs w:val="20"/>
-              </w:rPr>
-              <w:t xml:space="preserve">schema autogara, collation Romanian_100_CI_AS</w:t>
-            </w:r>
-          </w:p>
-        </w:tc>
-      </w:tr>
-      <w:tr>
-        <w:tc>
-          <w:tcPr>
-            <w:tcW w:type="dxa" w:w="1200"/>
-            <w:tcMar>
-              <w:top w:type="dxa" w:w="60"/>
-              <w:left w:type="dxa" w:w="110"/>
-              <w:bottom w:type="dxa" w:w="60"/>
-              <w:right w:type="dxa" w:w="110"/>
-            </w:tcMar>
-          </w:tcPr>
-          <w:p>
-            <w:r>
-              <w:rPr>
-                <w:b w:val="false"/>
-                <w:bCs w:val="false"/>
-                <w:sz w:val="20"/>
-                <w:szCs w:val="20"/>
-              </w:rPr>
-              <w:t xml:space="preserve">05–07</w:t>
-            </w:r>
-          </w:p>
-        </w:tc>
-        <w:tc>
-          <w:tcPr>
-            <w:tcW w:type="dxa" w:w="3100"/>
-            <w:tcMar>
-              <w:top w:type="dxa" w:w="60"/>
-              <w:left w:type="dxa" w:w="110"/>
-              <w:bottom w:type="dxa" w:w="60"/>
-              <w:right w:type="dxa" w:w="110"/>
-            </w:tcMar>
-          </w:tcPr>
-          <w:p>
-            <w:r>
-              <w:rPr>
-                <w:b w:val="false"/>
-                <w:bCs w:val="false"/>
-                <w:sz w:val="20"/>
-                <w:szCs w:val="20"/>
-              </w:rPr>
-              <w:t xml:space="preserve">Funcții, views, proceduri stocate</w:t>
-            </w:r>
-          </w:p>
-        </w:tc>
-        <w:tc>
-          <w:tcPr>
-            <w:tcW w:type="dxa" w:w="5338"/>
-            <w:tcMar>
-              <w:top w:type="dxa" w:w="60"/>
-              <w:left w:type="dxa" w:w="110"/>
-              <w:bottom w:type="dxa" w:w="60"/>
-              <w:right w:type="dxa" w:w="110"/>
-            </w:tcMar>
-          </w:tcPr>
-          <w:p>
-            <w:r>
-              <w:rPr>
-                <w:b w:val="false"/>
-                <w:bCs w:val="false"/>
-                <w:sz w:val="20"/>
-                <w:szCs w:val="20"/>
-              </w:rPr>
-              <w:t xml:space="preserve">operațiile critice trec prin proceduri</w:t>
-            </w:r>
-          </w:p>
-        </w:tc>
-      </w:tr>
-      <w:tr>
-        <w:tc>
-          <w:tcPr>
-            <w:tcW w:type="dxa" w:w="1200"/>
-            <w:tcMar>
-              <w:top w:type="dxa" w:w="60"/>
-              <w:left w:type="dxa" w:w="110"/>
-              <w:bottom w:type="dxa" w:w="60"/>
-              <w:right w:type="dxa" w:w="110"/>
-            </w:tcMar>
-          </w:tcPr>
-          <w:p>
-            <w:r>
-              <w:rPr>
-                <w:b w:val="false"/>
-                <w:bCs w:val="false"/>
-                <w:sz w:val="20"/>
-                <w:szCs w:val="20"/>
-              </w:rPr>
-              <w:t xml:space="preserve">08</w:t>
-            </w:r>
-          </w:p>
-        </w:tc>
-        <w:tc>
-          <w:tcPr>
-            <w:tcW w:type="dxa" w:w="3100"/>
-            <w:tcMar>
-              <w:top w:type="dxa" w:w="60"/>
-              <w:left w:type="dxa" w:w="110"/>
-              <w:bottom w:type="dxa" w:w="60"/>
-              <w:right w:type="dxa" w:w="110"/>
-            </w:tcMar>
-          </w:tcPr>
-          <w:p>
-            <w:r>
-              <w:rPr>
-                <w:b w:val="false"/>
-                <w:bCs w:val="false"/>
-                <w:sz w:val="20"/>
-                <w:szCs w:val="20"/>
-              </w:rPr>
-              <w:t xml:space="preserve">Securitate: login-uri și permisiuni</w:t>
-            </w:r>
-          </w:p>
-        </w:tc>
-        <w:tc>
-          <w:tcPr>
-            <w:tcW w:type="dxa" w:w="5338"/>
-            <w:tcMar>
-              <w:top w:type="dxa" w:w="60"/>
-              <w:left w:type="dxa" w:w="110"/>
-              <w:bottom w:type="dxa" w:w="60"/>
-              <w:right w:type="dxa" w:w="110"/>
-            </w:tcMar>
-          </w:tcPr>
-          <w:p>
-            <w:r>
-              <w:rPr>
-                <w:b w:val="false"/>
-                <w:bCs w:val="false"/>
-                <w:sz w:val="20"/>
-                <w:szCs w:val="20"/>
-              </w:rPr>
-              <w:t xml:space="preserve">conturi de aplicație și conturi personale</w:t>
-            </w:r>
-          </w:p>
-        </w:tc>
-      </w:tr>
-      <w:tr>
-        <w:tc>
-          <w:tcPr>
-            <w:tcW w:type="dxa" w:w="1200"/>
-            <w:tcMar>
-              <w:top w:type="dxa" w:w="60"/>
-              <w:left w:type="dxa" w:w="110"/>
-              <w:bottom w:type="dxa" w:w="60"/>
-              <w:right w:type="dxa" w:w="110"/>
-            </w:tcMar>
-          </w:tcPr>
-          <w:p>
-            <w:r>
-              <w:rPr>
-                <w:b w:val="false"/>
-                <w:bCs w:val="false"/>
-                <w:sz w:val="20"/>
-                <w:szCs w:val="20"/>
-              </w:rPr>
-              <w:t xml:space="preserve">09–10</w:t>
-            </w:r>
-          </w:p>
-        </w:tc>
-        <w:tc>
-          <w:tcPr>
-            <w:tcW w:type="dxa" w:w="3100"/>
-            <w:tcMar>
-              <w:top w:type="dxa" w:w="60"/>
-              <w:left w:type="dxa" w:w="110"/>
-              <w:bottom w:type="dxa" w:w="60"/>
-              <w:right w:type="dxa" w:w="110"/>
-            </w:tcMar>
-          </w:tcPr>
-          <w:p>
-            <w:r>
-              <w:rPr>
-                <w:b w:val="false"/>
-                <w:bCs w:val="false"/>
-                <w:sz w:val="20"/>
-                <w:szCs w:val="20"/>
-              </w:rPr>
-              <w:t xml:space="preserve">Joburi SQL Agent, backup/restore</w:t>
-            </w:r>
-          </w:p>
-        </w:tc>
-        <w:tc>
-          <w:tcPr>
-            <w:tcW w:type="dxa" w:w="5338"/>
-            <w:tcMar>
-              <w:top w:type="dxa" w:w="60"/>
-              <w:left w:type="dxa" w:w="110"/>
-              <w:bottom w:type="dxa" w:w="60"/>
-              <w:right w:type="dxa" w:w="110"/>
-            </w:tcMar>
-          </w:tcPr>
-          <w:p>
-            <w:r>
-              <w:rPr>
-                <w:b w:val="false"/>
-                <w:bCs w:val="false"/>
-                <w:sz w:val="20"/>
-                <w:szCs w:val="20"/>
-              </w:rPr>
-              <w:t xml:space="preserve">include test efectiv de restaurare</w:t>
-            </w:r>
-          </w:p>
-        </w:tc>
-      </w:tr>
-      <w:tr>
-        <w:tc>
-          <w:tcPr>
-            <w:tcW w:type="dxa" w:w="1200"/>
-            <w:tcMar>
-              <w:top w:type="dxa" w:w="60"/>
-              <w:left w:type="dxa" w:w="110"/>
-              <w:bottom w:type="dxa" w:w="60"/>
-              <w:right w:type="dxa" w:w="110"/>
-            </w:tcMar>
-          </w:tcPr>
-          <w:p>
-            <w:r>
-              <w:rPr>
-                <w:b w:val="false"/>
-                <w:bCs w:val="false"/>
-                <w:sz w:val="20"/>
-                <w:szCs w:val="20"/>
-              </w:rPr>
-              <w:t xml:space="preserve">11</w:t>
-            </w:r>
-          </w:p>
-        </w:tc>
-        <w:tc>
-          <w:tcPr>
-            <w:tcW w:type="dxa" w:w="3100"/>
+              <w:t xml:space="preserve">Gojinevschii Dmitri</w:t>
+            </w:r>
+          </w:p>
+        </w:tc>
+      </w:tr>
+      <w:tr>
+        <w:tc>
+          <w:tcPr>
+            <w:tcW w:type="dxa" w:w="3000"/>
+            <w:tcMar>
+              <w:top w:type="dxa" w:w="60"/>
+              <w:left w:type="dxa" w:w="110"/>
+              <w:bottom w:type="dxa" w:w="60"/>
+              <w:right w:type="dxa" w:w="110"/>
+            </w:tcMar>
+          </w:tcPr>
+          <w:p>
+            <w:r>
+              <w:rPr>
+                <w:b w:val="false"/>
+                <w:bCs w:val="false"/>
+                <w:sz w:val="20"/>
+                <w:szCs w:val="20"/>
+              </w:rPr>
+              <w:t xml:space="preserve">Backend</w:t>
+            </w:r>
+          </w:p>
+        </w:tc>
+        <w:tc>
+          <w:tcPr>
+            <w:tcW w:type="dxa" w:w="6638"/>
             <w:tcMar>
               <w:top w:type="dxa" w:w="60"/>
               <w:left w:type="dxa" w:w="110"/>
@@ -488,54 +234,113 @@
                 <w:sz w:val="19"/>
                 <w:szCs w:val="19"/>
               </w:rPr>
-              <w:t xml:space="preserve">Date de test (seed)</w:t>
-            </w:r>
-          </w:p>
-        </w:tc>
-        <w:tc>
-          <w:tcPr>
-            <w:tcW w:type="dxa" w:w="5338"/>
-            <w:tcMar>
-              <w:top w:type="dxa" w:w="60"/>
-              <w:left w:type="dxa" w:w="110"/>
-              <w:bottom w:type="dxa" w:w="60"/>
-              <w:right w:type="dxa" w:w="110"/>
-            </w:tcMar>
-          </w:tcPr>
-          <w:p>
-            <w:r>
-              <w:rPr>
-                <w:b w:val="false"/>
-                <w:bCs w:val="false"/>
-                <w:sz w:val="20"/>
-                <w:szCs w:val="20"/>
-              </w:rPr>
-              <w:t xml:space="preserve">utilizatori, curse, bilete, hartă</w:t>
+              <w:t xml:space="preserve">Hanganu Sergiu</w:t>
+            </w:r>
+          </w:p>
+        </w:tc>
+      </w:tr>
+      <w:tr>
+        <w:tc>
+          <w:tcPr>
+            <w:tcW w:type="dxa" w:w="3000"/>
+            <w:tcMar>
+              <w:top w:type="dxa" w:w="60"/>
+              <w:left w:type="dxa" w:w="110"/>
+              <w:bottom w:type="dxa" w:w="60"/>
+              <w:right w:type="dxa" w:w="110"/>
+            </w:tcMar>
+          </w:tcPr>
+          <w:p>
+            <w:r>
+              <w:rPr>
+                <w:b w:val="false"/>
+                <w:bCs w:val="false"/>
+                <w:sz w:val="20"/>
+                <w:szCs w:val="20"/>
+              </w:rPr>
+              <w:t xml:space="preserve">Frontend</w:t>
+            </w:r>
+          </w:p>
+        </w:tc>
+        <w:tc>
+          <w:tcPr>
+            <w:tcW w:type="dxa" w:w="6638"/>
+            <w:tcMar>
+              <w:top w:type="dxa" w:w="60"/>
+              <w:left w:type="dxa" w:w="110"/>
+              <w:bottom w:type="dxa" w:w="60"/>
+              <w:right w:type="dxa" w:w="110"/>
+            </w:tcMar>
+          </w:tcPr>
+          <w:p>
+            <w:r>
+              <w:rPr>
+                <w:rFonts w:ascii="Consolas" w:cs="Consolas" w:eastAsia="Consolas" w:hAnsi="Consolas"/>
+                <w:b w:val="false"/>
+                <w:bCs w:val="false"/>
+                <w:sz w:val="19"/>
+                <w:szCs w:val="19"/>
+              </w:rPr>
+              <w:t xml:space="preserve">Crivenco Alexandr</w:t>
+            </w:r>
+          </w:p>
+        </w:tc>
+      </w:tr>
+      <w:tr>
+        <w:tc>
+          <w:tcPr>
+            <w:tcW w:type="dxa" w:w="3000"/>
+            <w:tcMar>
+              <w:top w:type="dxa" w:w="60"/>
+              <w:left w:type="dxa" w:w="110"/>
+              <w:bottom w:type="dxa" w:w="60"/>
+              <w:right w:type="dxa" w:w="110"/>
+            </w:tcMar>
+          </w:tcPr>
+          <w:p>
+            <w:r>
+              <w:rPr>
+                <w:b w:val="false"/>
+                <w:bCs w:val="false"/>
+                <w:sz w:val="20"/>
+                <w:szCs w:val="20"/>
+              </w:rPr>
+              <w:t xml:space="preserve">Tester</w:t>
+            </w:r>
+          </w:p>
+        </w:tc>
+        <w:tc>
+          <w:tcPr>
+            <w:tcW w:type="dxa" w:w="6638"/>
+            <w:tcMar>
+              <w:top w:type="dxa" w:w="60"/>
+              <w:left w:type="dxa" w:w="110"/>
+              <w:bottom w:type="dxa" w:w="60"/>
+              <w:right w:type="dxa" w:w="110"/>
+            </w:tcMar>
+          </w:tcPr>
+          <w:p>
+            <w:r>
+              <w:rPr>
+                <w:rFonts w:ascii="Consolas" w:cs="Consolas" w:eastAsia="Consolas" w:hAnsi="Consolas"/>
+                <w:b w:val="false"/>
+                <w:bCs w:val="false"/>
+                <w:sz w:val="19"/>
+                <w:szCs w:val="19"/>
+              </w:rPr>
+              <w:t xml:space="preserve">Sopivnic Maxim</w:t>
             </w:r>
           </w:p>
         </w:tc>
       </w:tr>
     </w:tbl>
-    <w:p>
-      <w:pPr>
-        <w:spacing w:after="120"/>
-      </w:pPr>
-    </w:p>
-    <w:p>
-      <w:pPr>
-        <w:spacing w:after="120"/>
-      </w:pPr>
-      <w:r>
-        <w:t xml:space="preserve">Instanța se numește EPSI, baza de date autogara, iar portul TCP este 14330 (non-implicit). Conturile sunt separate pe rol: autogara_app pentru aplicație (citire, scriere și execuție, fără db_owner), autogara_rapoarte doar citire, plus un login personal pentru fiecare membru al echipei.</w:t>
-      </w:r>
-    </w:p>
     <w:p>
       <w:pPr>
         <w:pStyle w:val="Heading1"/>
         <w:spacing w:after="140" w:before="320"/>
       </w:pPr>
       <w:r>
-        <w:t xml:space="preserve">3. File server</w:t>
+        <w:t xml:space="preserve">2. Baza de date</w:t>
       </w:r>
     </w:p>
     <w:p>
@@ -543,86 +348,13 @@
         <w:spacing w:after="120"/>
       </w:pPr>
       <w:r>
-        <w:t xml:space="preserve">Fișierele JSON — structura locurilor pentru fiecare autobuz și configurația hărții — stau pe server și se accesează prin SFTP, folosind OpenSSH Server, inclus în Windows.</w:t>
-      </w:r>
-    </w:p>
-    <w:p>
-      <w:pPr>
-        <w:pStyle w:val="Heading2"/>
-        <w:spacing w:after="100" w:before="220"/>
-      </w:pPr>
-      <w:r>
-        <w:t xml:space="preserve">De ce SFTP și nu un share de rețea</w:t>
-      </w:r>
-    </w:p>
-    <w:p>
-      <w:pPr>
-        <w:pStyle w:val="ListParagraph"/>
-        <w:numPr>
-          <w:ilvl w:val="0"/>
-          <w:numId w:val="2"/>
-        </w:numPr>
+        <w:t xml:space="preserve">Baza de date se numește autogara și folosește o schemă dedicată cu același nume, cu collation Romanian_100_CI_AS. Convențiile stabilite: denumiri PascalCase cu tabele la plural, chei primare INT IDENTITY pentru entitățile interne și GUID pentru cele relevante pentru lucrul offline, coloane de audit pe fiecare tabel, soft-delete prin coloana Activ și control al concurenței prin ROWVERSION pe tabelele critice.</w:t>
+      </w:r>
+    </w:p>
+    <w:p>
+      <w:pPr>
         <w:spacing w:after="60"/>
       </w:pPr>
-      <w:r>
-        <w:t xml:space="preserve">O cale UNC de rețea folosește obligatoriu portul 445, care nu poate fi mutat pe alt port; redirecționarea unui port dedicat nu ar fi funcționat de pe un client din afară.</w:t>
-      </w:r>
-    </w:p>
-    <w:p>
-      <w:pPr>
-        <w:pStyle w:val="ListParagraph"/>
-        <w:numPr>
-          <w:ilvl w:val="0"/>
-          <w:numId w:val="2"/>
-        </w:numPr>
-        <w:spacing w:after="60"/>
-      </w:pPr>
-      <w:r>
-        <w:t xml:space="preserve">Portul 445 este blocat pe ieșire de multe rețele, inclusiv cele de la colegiu și hotspot-urile mobile, deci conectarea din afară ar fi eșuat oricum.</w:t>
-      </w:r>
-    </w:p>
-    <w:p>
-      <w:pPr>
-        <w:pStyle w:val="ListParagraph"/>
-        <w:numPr>
-          <w:ilvl w:val="0"/>
-          <w:numId w:val="2"/>
-        </w:numPr>
-        <w:spacing w:after="60"/>
-      </w:pPr>
-      <w:r>
-        <w:t xml:space="preserve">SFTP merge pe un singur port, criptat, prin NAT, fără VPN și fără certificat de gestionat.</w:t>
-      </w:r>
-    </w:p>
-    <w:p>
-      <w:pPr>
-        <w:spacing w:after="80"/>
-      </w:pPr>
-    </w:p>
-    <w:p>
-      <w:pPr>
-        <w:spacing w:after="120"/>
-      </w:pPr>
-      <w:r>
-        <w:t xml:space="preserve">Serviciul sshd pornește automat la fiecare repornire a serverului. Folderul de lucru este File-Server, cu subfolderele Autobuze, Harta și Backup. Autentificarea se face cu contul de Windows al serverului; fiind un cont Microsoft, parola cerută este cea a contului Microsoft, nu PIN-ul de Windows — detaliu care a costat câteva încercări eșuate până a fost identificat din log-ul serverului.</w:t>
-      </w:r>
-    </w:p>
-    <w:p>
-      <w:pPr>
-        <w:pStyle w:val="Heading1"/>
-        <w:spacing w:after="140" w:before="320"/>
-      </w:pPr>
-      <w:r>
-        <w:t xml:space="preserve">4. Acces la distanță</w:t>
-      </w:r>
-    </w:p>
-    <w:p>
-      <w:pPr>
-        <w:spacing w:after="120"/>
-      </w:pPr>
-      <w:r>
-        <w:t xml:space="preserve">Serverul este accesibil pe adresa publică, cu două porturi redirecționate pe router:</w:t>
-      </w:r>
     </w:p>
     <w:tbl>
       <w:tblPr>
@@ -637,9 +369,9 @@
         </w:tblBorders>
       </w:tblPr>
       <w:tblGrid>
-        <w:gridCol w:w="2400"/>
-        <w:gridCol w:w="2400"/>
-        <w:gridCol w:w="4838"/>
+        <w:gridCol w:w="2600"/>
+        <w:gridCol w:w="1500"/>
+        <w:gridCol w:w="5538"/>
       </w:tblGrid>
       <w:tr>
         <w:trPr>
@@ -647,7 +379,7 @@
         </w:trPr>
         <w:tc>
           <w:tcPr>
-            <w:tcW w:type="dxa" w:w="2400"/>
+            <w:tcW w:type="dxa" w:w="2600"/>
             <w:shd w:fill="F2F2F2" w:color="auto" w:val="clear"/>
             <w:tcMar>
               <w:top w:type="dxa" w:w="60"/>
@@ -664,13 +396,13 @@
                 <w:sz w:val="20"/>
                 <w:szCs w:val="20"/>
               </w:rPr>
-              <w:t xml:space="preserve">Serviciu</w:t>
-            </w:r>
-          </w:p>
-        </w:tc>
-        <w:tc>
-          <w:tcPr>
-            <w:tcW w:type="dxa" w:w="2400"/>
+              <w:t xml:space="preserve">Obiecte</w:t>
+            </w:r>
+          </w:p>
+        </w:tc>
+        <w:tc>
+          <w:tcPr>
+            <w:tcW w:type="dxa" w:w="1500"/>
             <w:shd w:fill="F2F2F2" w:color="auto" w:val="clear"/>
             <w:tcMar>
               <w:top w:type="dxa" w:w="60"/>
@@ -687,13 +419,13 @@
                 <w:sz w:val="20"/>
                 <w:szCs w:val="20"/>
               </w:rPr>
-              <w:t xml:space="preserve">Port extern</w:t>
-            </w:r>
-          </w:p>
-        </w:tc>
-        <w:tc>
-          <w:tcPr>
-            <w:tcW w:type="dxa" w:w="4838"/>
+              <w:t xml:space="preserve">Număr</w:t>
+            </w:r>
+          </w:p>
+        </w:tc>
+        <w:tc>
+          <w:tcPr>
+            <w:tcW w:type="dxa" w:w="5538"/>
             <w:shd w:fill="F2F2F2" w:color="auto" w:val="clear"/>
             <w:tcMar>
               <w:top w:type="dxa" w:w="60"/>
@@ -710,37 +442,37 @@
                 <w:sz w:val="20"/>
                 <w:szCs w:val="20"/>
               </w:rPr>
-              <w:t xml:space="preserve">Destinație</w:t>
-            </w:r>
-          </w:p>
-        </w:tc>
-      </w:tr>
-      <w:tr>
-        <w:tc>
-          <w:tcPr>
-            <w:tcW w:type="dxa" w:w="2400"/>
-            <w:tcMar>
-              <w:top w:type="dxa" w:w="60"/>
-              <w:left w:type="dxa" w:w="110"/>
-              <w:bottom w:type="dxa" w:w="60"/>
-              <w:right w:type="dxa" w:w="110"/>
-            </w:tcMar>
-          </w:tcPr>
-          <w:p>
-            <w:r>
-              <w:rPr>
-                <w:b w:val="false"/>
-                <w:bCs w:val="false"/>
-                <w:sz w:val="20"/>
-                <w:szCs w:val="20"/>
-              </w:rPr>
-              <w:t xml:space="preserve">MS SQL Server</w:t>
-            </w:r>
-          </w:p>
-        </w:tc>
-        <w:tc>
-          <w:tcPr>
-            <w:tcW w:type="dxa" w:w="2400"/>
+              <w:t xml:space="preserve">Exemple</w:t>
+            </w:r>
+          </w:p>
+        </w:tc>
+      </w:tr>
+      <w:tr>
+        <w:tc>
+          <w:tcPr>
+            <w:tcW w:type="dxa" w:w="2600"/>
+            <w:tcMar>
+              <w:top w:type="dxa" w:w="60"/>
+              <w:left w:type="dxa" w:w="110"/>
+              <w:bottom w:type="dxa" w:w="60"/>
+              <w:right w:type="dxa" w:w="110"/>
+            </w:tcMar>
+          </w:tcPr>
+          <w:p>
+            <w:r>
+              <w:rPr>
+                <w:b w:val="false"/>
+                <w:bCs w:val="false"/>
+                <w:sz w:val="20"/>
+                <w:szCs w:val="20"/>
+              </w:rPr>
+              <w:t xml:space="preserve">Tabele</w:t>
+            </w:r>
+          </w:p>
+        </w:tc>
+        <w:tc>
+          <w:tcPr>
+            <w:tcW w:type="dxa" w:w="1500"/>
             <w:tcMar>
               <w:top w:type="dxa" w:w="60"/>
               <w:left w:type="dxa" w:w="110"/>
@@ -757,13 +489,59 @@
                 <w:sz w:val="19"/>
                 <w:szCs w:val="19"/>
               </w:rPr>
-              <w:t xml:space="preserve">14330</w:t>
-            </w:r>
-          </w:p>
-        </w:tc>
-        <w:tc>
-          <w:tcPr>
-            <w:tcW w:type="dxa" w:w="4838"/>
+              <w:t xml:space="preserve">17</w:t>
+            </w:r>
+          </w:p>
+        </w:tc>
+        <w:tc>
+          <w:tcPr>
+            <w:tcW w:type="dxa" w:w="5538"/>
+            <w:tcMar>
+              <w:top w:type="dxa" w:w="60"/>
+              <w:left w:type="dxa" w:w="110"/>
+              <w:bottom w:type="dxa" w:w="60"/>
+              <w:right w:type="dxa" w:w="110"/>
+            </w:tcMar>
+          </w:tcPr>
+          <w:p>
+            <w:r>
+              <w:rPr>
+                <w:b w:val="false"/>
+                <w:bCs w:val="false"/>
+                <w:sz w:val="20"/>
+                <w:szCs w:val="20"/>
+              </w:rPr>
+              <w:t xml:space="preserve">Curse, Locuri, Bilete, Utilizatori, Autobuze, Trasee</w:t>
+            </w:r>
+          </w:p>
+        </w:tc>
+      </w:tr>
+      <w:tr>
+        <w:tc>
+          <w:tcPr>
+            <w:tcW w:type="dxa" w:w="2600"/>
+            <w:tcMar>
+              <w:top w:type="dxa" w:w="60"/>
+              <w:left w:type="dxa" w:w="110"/>
+              <w:bottom w:type="dxa" w:w="60"/>
+              <w:right w:type="dxa" w:w="110"/>
+            </w:tcMar>
+          </w:tcPr>
+          <w:p>
+            <w:r>
+              <w:rPr>
+                <w:b w:val="false"/>
+                <w:bCs w:val="false"/>
+                <w:sz w:val="20"/>
+                <w:szCs w:val="20"/>
+              </w:rPr>
+              <w:t xml:space="preserve">Indici</w:t>
+            </w:r>
+          </w:p>
+        </w:tc>
+        <w:tc>
+          <w:tcPr>
+            <w:tcW w:type="dxa" w:w="1500"/>
             <w:tcMar>
               <w:top w:type="dxa" w:w="60"/>
               <w:left w:type="dxa" w:w="110"/>
@@ -780,37 +558,59 @@
                 <w:sz w:val="19"/>
                 <w:szCs w:val="19"/>
               </w:rPr>
-              <w:t xml:space="preserve">192.168.1.15:14330</w:t>
-            </w:r>
-          </w:p>
-        </w:tc>
-      </w:tr>
-      <w:tr>
-        <w:tc>
-          <w:tcPr>
-            <w:tcW w:type="dxa" w:w="2400"/>
-            <w:tcMar>
-              <w:top w:type="dxa" w:w="60"/>
-              <w:left w:type="dxa" w:w="110"/>
-              <w:bottom w:type="dxa" w:w="60"/>
-              <w:right w:type="dxa" w:w="110"/>
-            </w:tcMar>
-          </w:tcPr>
-          <w:p>
-            <w:r>
-              <w:rPr>
-                <w:b w:val="false"/>
-                <w:bCs w:val="false"/>
-                <w:sz w:val="20"/>
-                <w:szCs w:val="20"/>
-              </w:rPr>
-              <w:t xml:space="preserve">File server (SFTP)</w:t>
-            </w:r>
-          </w:p>
-        </w:tc>
-        <w:tc>
-          <w:tcPr>
-            <w:tcW w:type="dxa" w:w="2400"/>
+              <w:t xml:space="preserve">15</w:t>
+            </w:r>
+          </w:p>
+        </w:tc>
+        <w:tc>
+          <w:tcPr>
+            <w:tcW w:type="dxa" w:w="5538"/>
+            <w:tcMar>
+              <w:top w:type="dxa" w:w="60"/>
+              <w:left w:type="dxa" w:w="110"/>
+              <w:bottom w:type="dxa" w:w="60"/>
+              <w:right w:type="dxa" w:w="110"/>
+            </w:tcMar>
+          </w:tcPr>
+          <w:p>
+            <w:r>
+              <w:rPr>
+                <w:b w:val="false"/>
+                <w:bCs w:val="false"/>
+                <w:sz w:val="20"/>
+                <w:szCs w:val="20"/>
+              </w:rPr>
+              <w:t xml:space="preserve">pe data cursei, cod bilet, expirarea rezervărilor</w:t>
+            </w:r>
+          </w:p>
+        </w:tc>
+      </w:tr>
+      <w:tr>
+        <w:tc>
+          <w:tcPr>
+            <w:tcW w:type="dxa" w:w="2600"/>
+            <w:tcMar>
+              <w:top w:type="dxa" w:w="60"/>
+              <w:left w:type="dxa" w:w="110"/>
+              <w:bottom w:type="dxa" w:w="60"/>
+              <w:right w:type="dxa" w:w="110"/>
+            </w:tcMar>
+          </w:tcPr>
+          <w:p>
+            <w:r>
+              <w:rPr>
+                <w:b w:val="false"/>
+                <w:bCs w:val="false"/>
+                <w:sz w:val="20"/>
+                <w:szCs w:val="20"/>
+              </w:rPr>
+              <w:t xml:space="preserve">Funcții</w:t>
+            </w:r>
+          </w:p>
+        </w:tc>
+        <w:tc>
+          <w:tcPr>
+            <w:tcW w:type="dxa" w:w="1500"/>
             <w:tcMar>
               <w:top w:type="dxa" w:w="60"/>
               <w:left w:type="dxa" w:w="110"/>
@@ -827,13 +627,59 @@
                 <w:sz w:val="19"/>
                 <w:szCs w:val="19"/>
               </w:rPr>
-              <w:t xml:space="preserve">44545</w:t>
-            </w:r>
-          </w:p>
-        </w:tc>
-        <w:tc>
-          <w:tcPr>
-            <w:tcW w:type="dxa" w:w="4838"/>
+              <w:t xml:space="preserve">6</w:t>
+            </w:r>
+          </w:p>
+        </w:tc>
+        <w:tc>
+          <w:tcPr>
+            <w:tcW w:type="dxa" w:w="5538"/>
+            <w:tcMar>
+              <w:top w:type="dxa" w:w="60"/>
+              <w:left w:type="dxa" w:w="110"/>
+              <w:bottom w:type="dxa" w:w="60"/>
+              <w:right w:type="dxa" w:w="110"/>
+            </w:tcMar>
+          </w:tcPr>
+          <w:p>
+            <w:r>
+              <w:rPr>
+                <w:b w:val="false"/>
+                <w:bCs w:val="false"/>
+                <w:sz w:val="20"/>
+                <w:szCs w:val="20"/>
+              </w:rPr>
+              <w:t xml:space="preserve">calcul preț cu reducere, verificări de disponibilitate</w:t>
+            </w:r>
+          </w:p>
+        </w:tc>
+      </w:tr>
+      <w:tr>
+        <w:tc>
+          <w:tcPr>
+            <w:tcW w:type="dxa" w:w="2600"/>
+            <w:tcMar>
+              <w:top w:type="dxa" w:w="60"/>
+              <w:left w:type="dxa" w:w="110"/>
+              <w:bottom w:type="dxa" w:w="60"/>
+              <w:right w:type="dxa" w:w="110"/>
+            </w:tcMar>
+          </w:tcPr>
+          <w:p>
+            <w:r>
+              <w:rPr>
+                <w:b w:val="false"/>
+                <w:bCs w:val="false"/>
+                <w:sz w:val="20"/>
+                <w:szCs w:val="20"/>
+              </w:rPr>
+              <w:t xml:space="preserve">Views</w:t>
+            </w:r>
+          </w:p>
+        </w:tc>
+        <w:tc>
+          <w:tcPr>
+            <w:tcW w:type="dxa" w:w="1500"/>
             <w:tcMar>
               <w:top w:type="dxa" w:w="60"/>
               <w:left w:type="dxa" w:w="110"/>
@@ -850,7 +696,167 @@
                 <w:sz w:val="19"/>
                 <w:szCs w:val="19"/>
               </w:rPr>
-              <w:t xml:space="preserve">192.168.1.15:22</w:t>
+              <w:t xml:space="preserve">5</w:t>
+            </w:r>
+          </w:p>
+        </w:tc>
+        <w:tc>
+          <w:tcPr>
+            <w:tcW w:type="dxa" w:w="5538"/>
+            <w:tcMar>
+              <w:top w:type="dxa" w:w="60"/>
+              <w:left w:type="dxa" w:w="110"/>
+              <w:bottom w:type="dxa" w:w="60"/>
+              <w:right w:type="dxa" w:w="110"/>
+            </w:tcMar>
+          </w:tcPr>
+          <w:p>
+            <w:r>
+              <w:rPr>
+                <w:b w:val="false"/>
+                <w:bCs w:val="false"/>
+                <w:sz w:val="20"/>
+                <w:szCs w:val="20"/>
+              </w:rPr>
+              <w:t xml:space="preserve">vw_LocuriDisponibile, vw_VanzariZilnice, vw_OcupareCurse</w:t>
+            </w:r>
+          </w:p>
+        </w:tc>
+      </w:tr>
+      <w:tr>
+        <w:tc>
+          <w:tcPr>
+            <w:tcW w:type="dxa" w:w="2600"/>
+            <w:tcMar>
+              <w:top w:type="dxa" w:w="60"/>
+              <w:left w:type="dxa" w:w="110"/>
+              <w:bottom w:type="dxa" w:w="60"/>
+              <w:right w:type="dxa" w:w="110"/>
+            </w:tcMar>
+          </w:tcPr>
+          <w:p>
+            <w:r>
+              <w:rPr>
+                <w:b w:val="false"/>
+                <w:bCs w:val="false"/>
+                <w:sz w:val="20"/>
+                <w:szCs w:val="20"/>
+              </w:rPr>
+              <w:t xml:space="preserve">Proceduri stocate</w:t>
+            </w:r>
+          </w:p>
+        </w:tc>
+        <w:tc>
+          <w:tcPr>
+            <w:tcW w:type="dxa" w:w="1500"/>
+            <w:tcMar>
+              <w:top w:type="dxa" w:w="60"/>
+              <w:left w:type="dxa" w:w="110"/>
+              <w:bottom w:type="dxa" w:w="60"/>
+              <w:right w:type="dxa" w:w="110"/>
+            </w:tcMar>
+          </w:tcPr>
+          <w:p>
+            <w:r>
+              <w:rPr>
+                <w:rFonts w:ascii="Consolas" w:cs="Consolas" w:eastAsia="Consolas" w:hAnsi="Consolas"/>
+                <w:b w:val="false"/>
+                <w:bCs w:val="false"/>
+                <w:sz w:val="19"/>
+                <w:szCs w:val="19"/>
+              </w:rPr>
+              <w:t xml:space="preserve">10</w:t>
+            </w:r>
+          </w:p>
+        </w:tc>
+        <w:tc>
+          <w:tcPr>
+            <w:tcW w:type="dxa" w:w="5538"/>
+            <w:tcMar>
+              <w:top w:type="dxa" w:w="60"/>
+              <w:left w:type="dxa" w:w="110"/>
+              <w:bottom w:type="dxa" w:w="60"/>
+              <w:right w:type="dxa" w:w="110"/>
+            </w:tcMar>
+          </w:tcPr>
+          <w:p>
+            <w:r>
+              <w:rPr>
+                <w:b w:val="false"/>
+                <w:bCs w:val="false"/>
+                <w:sz w:val="20"/>
+                <w:szCs w:val="20"/>
+              </w:rPr>
+              <w:t xml:space="preserve">sp_RezervaLoc, sp_ConfirmaVanzareBilet, sp_AnuleazaBilet</w:t>
+            </w:r>
+          </w:p>
+        </w:tc>
+      </w:tr>
+      <w:tr>
+        <w:tc>
+          <w:tcPr>
+            <w:tcW w:type="dxa" w:w="2600"/>
+            <w:tcMar>
+              <w:top w:type="dxa" w:w="60"/>
+              <w:left w:type="dxa" w:w="110"/>
+              <w:bottom w:type="dxa" w:w="60"/>
+              <w:right w:type="dxa" w:w="110"/>
+            </w:tcMar>
+          </w:tcPr>
+          <w:p>
+            <w:r>
+              <w:rPr>
+                <w:b w:val="false"/>
+                <w:bCs w:val="false"/>
+                <w:sz w:val="20"/>
+                <w:szCs w:val="20"/>
+              </w:rPr>
+              <w:t xml:space="preserve">Joburi SQL Agent</w:t>
+            </w:r>
+          </w:p>
+        </w:tc>
+        <w:tc>
+          <w:tcPr>
+            <w:tcW w:type="dxa" w:w="1500"/>
+            <w:tcMar>
+              <w:top w:type="dxa" w:w="60"/>
+              <w:left w:type="dxa" w:w="110"/>
+              <w:bottom w:type="dxa" w:w="60"/>
+              <w:right w:type="dxa" w:w="110"/>
+            </w:tcMar>
+          </w:tcPr>
+          <w:p>
+            <w:r>
+              <w:rPr>
+                <w:rFonts w:ascii="Consolas" w:cs="Consolas" w:eastAsia="Consolas" w:hAnsi="Consolas"/>
+                <w:b w:val="false"/>
+                <w:bCs w:val="false"/>
+                <w:sz w:val="19"/>
+                <w:szCs w:val="19"/>
+              </w:rPr>
+              <w:t xml:space="preserve">6</w:t>
+            </w:r>
+          </w:p>
+        </w:tc>
+        <w:tc>
+          <w:tcPr>
+            <w:tcW w:type="dxa" w:w="5538"/>
+            <w:tcMar>
+              <w:top w:type="dxa" w:w="60"/>
+              <w:left w:type="dxa" w:w="110"/>
+              <w:bottom w:type="dxa" w:w="60"/>
+              <w:right w:type="dxa" w:w="110"/>
+            </w:tcMar>
+          </w:tcPr>
+          <w:p>
+            <w:r>
+              <w:rPr>
+                <w:b w:val="false"/>
+                <w:bCs w:val="false"/>
+                <w:sz w:val="20"/>
+                <w:szCs w:val="20"/>
+              </w:rPr>
+              <w:t xml:space="preserve">eliberare rezervări, backup complet și diferențial</w:t>
             </w:r>
           </w:p>
         </w:tc>
@@ -858,7 +864,7 @@
     </w:tbl>
     <w:p>
       <w:pPr>
-        <w:spacing w:after="160"/>
+        <w:spacing w:after="140"/>
       </w:pPr>
     </w:p>
     <w:p>
@@ -867,7 +873,1390 @@
         <w:spacing w:after="100" w:before="220"/>
       </w:pPr>
       <w:r>
-        <w:t xml:space="preserve">Teste efectuate</w:t>
+        <w:t xml:space="preserve">Scripturile de creare</w:t>
+      </w:r>
+    </w:p>
+    <w:p>
+      <w:pPr>
+        <w:spacing w:after="120"/>
+      </w:pPr>
+      <w:r>
+        <w:t xml:space="preserve">Scripturile se află în folderul SQL Code și se rulează în ordinea numerotării:</w:t>
+      </w:r>
+    </w:p>
+    <w:tbl>
+      <w:tblPr>
+        <w:tblW w:type="dxa" w:w="9638"/>
+        <w:tblBorders>
+          <w:top w:val="single" w:color="auto" w:sz="4"/>
+          <w:left w:val="single" w:color="auto" w:sz="4"/>
+          <w:bottom w:val="single" w:color="auto" w:sz="4"/>
+          <w:right w:val="single" w:color="auto" w:sz="4"/>
+          <w:insideH w:val="single" w:color="auto" w:sz="4"/>
+          <w:insideV w:val="single" w:color="auto" w:sz="4"/>
+        </w:tblBorders>
+      </w:tblPr>
+      <w:tblGrid>
+        <w:gridCol w:w="1300"/>
+        <w:gridCol w:w="3400"/>
+        <w:gridCol w:w="4938"/>
+      </w:tblGrid>
+      <w:tr>
+        <w:trPr>
+          <w:tblHeader/>
+        </w:trPr>
+        <w:tc>
+          <w:tcPr>
+            <w:tcW w:type="dxa" w:w="1300"/>
+            <w:shd w:fill="F2F2F2" w:color="auto" w:val="clear"/>
+            <w:tcMar>
+              <w:top w:type="dxa" w:w="60"/>
+              <w:left w:type="dxa" w:w="110"/>
+              <w:bottom w:type="dxa" w:w="60"/>
+              <w:right w:type="dxa" w:w="110"/>
+            </w:tcMar>
+          </w:tcPr>
+          <w:p>
+            <w:r>
+              <w:rPr>
+                <w:b/>
+                <w:bCs/>
+                <w:sz w:val="20"/>
+                <w:szCs w:val="20"/>
+              </w:rPr>
+              <w:t xml:space="preserve">Fișier</w:t>
+            </w:r>
+          </w:p>
+        </w:tc>
+        <w:tc>
+          <w:tcPr>
+            <w:tcW w:type="dxa" w:w="3400"/>
+            <w:shd w:fill="F2F2F2" w:color="auto" w:val="clear"/>
+            <w:tcMar>
+              <w:top w:type="dxa" w:w="60"/>
+              <w:left w:type="dxa" w:w="110"/>
+              <w:bottom w:type="dxa" w:w="60"/>
+              <w:right w:type="dxa" w:w="110"/>
+            </w:tcMar>
+          </w:tcPr>
+          <w:p>
+            <w:r>
+              <w:rPr>
+                <w:b/>
+                <w:bCs/>
+                <w:sz w:val="20"/>
+                <w:szCs w:val="20"/>
+              </w:rPr>
+              <w:t xml:space="preserve">Conținut</w:t>
+            </w:r>
+          </w:p>
+        </w:tc>
+        <w:tc>
+          <w:tcPr>
+            <w:tcW w:type="dxa" w:w="4938"/>
+            <w:shd w:fill="F2F2F2" w:color="auto" w:val="clear"/>
+            <w:tcMar>
+              <w:top w:type="dxa" w:w="60"/>
+              <w:left w:type="dxa" w:w="110"/>
+              <w:bottom w:type="dxa" w:w="60"/>
+              <w:right w:type="dxa" w:w="110"/>
+            </w:tcMar>
+          </w:tcPr>
+          <w:p>
+            <w:r>
+              <w:rPr>
+                <w:b/>
+                <w:bCs/>
+                <w:sz w:val="20"/>
+                <w:szCs w:val="20"/>
+              </w:rPr>
+              <w:t xml:space="preserve">Observații</w:t>
+            </w:r>
+          </w:p>
+        </w:tc>
+      </w:tr>
+      <w:tr>
+        <w:tc>
+          <w:tcPr>
+            <w:tcW w:type="dxa" w:w="1300"/>
+            <w:tcMar>
+              <w:top w:type="dxa" w:w="60"/>
+              <w:left w:type="dxa" w:w="110"/>
+              <w:bottom w:type="dxa" w:w="60"/>
+              <w:right w:type="dxa" w:w="110"/>
+            </w:tcMar>
+          </w:tcPr>
+          <w:p>
+            <w:r>
+              <w:rPr>
+                <w:b w:val="false"/>
+                <w:bCs w:val="false"/>
+                <w:sz w:val="20"/>
+                <w:szCs w:val="20"/>
+              </w:rPr>
+              <w:t xml:space="preserve">01–04</w:t>
+            </w:r>
+          </w:p>
+        </w:tc>
+        <w:tc>
+          <w:tcPr>
+            <w:tcW w:type="dxa" w:w="3400"/>
+            <w:tcMar>
+              <w:top w:type="dxa" w:w="60"/>
+              <w:left w:type="dxa" w:w="110"/>
+              <w:bottom w:type="dxa" w:w="60"/>
+              <w:right w:type="dxa" w:w="110"/>
+            </w:tcMar>
+          </w:tcPr>
+          <w:p>
+            <w:r>
+              <w:rPr>
+                <w:b w:val="false"/>
+                <w:bCs w:val="false"/>
+                <w:sz w:val="20"/>
+                <w:szCs w:val="20"/>
+              </w:rPr>
+              <w:t xml:space="preserve">Bază, schemă, tabele, indici</w:t>
+            </w:r>
+          </w:p>
+        </w:tc>
+        <w:tc>
+          <w:tcPr>
+            <w:tcW w:type="dxa" w:w="4938"/>
+            <w:tcMar>
+              <w:top w:type="dxa" w:w="60"/>
+              <w:left w:type="dxa" w:w="110"/>
+              <w:bottom w:type="dxa" w:w="60"/>
+              <w:right w:type="dxa" w:w="110"/>
+            </w:tcMar>
+          </w:tcPr>
+          <w:p>
+            <w:r>
+              <w:rPr>
+                <w:b w:val="false"/>
+                <w:bCs w:val="false"/>
+                <w:sz w:val="20"/>
+                <w:szCs w:val="20"/>
+              </w:rPr>
+              <w:t xml:space="preserve">relații și constrângeri complete</w:t>
+            </w:r>
+          </w:p>
+        </w:tc>
+      </w:tr>
+      <w:tr>
+        <w:tc>
+          <w:tcPr>
+            <w:tcW w:type="dxa" w:w="1300"/>
+            <w:tcMar>
+              <w:top w:type="dxa" w:w="60"/>
+              <w:left w:type="dxa" w:w="110"/>
+              <w:bottom w:type="dxa" w:w="60"/>
+              <w:right w:type="dxa" w:w="110"/>
+            </w:tcMar>
+          </w:tcPr>
+          <w:p>
+            <w:r>
+              <w:rPr>
+                <w:b w:val="false"/>
+                <w:bCs w:val="false"/>
+                <w:sz w:val="20"/>
+                <w:szCs w:val="20"/>
+              </w:rPr>
+              <w:t xml:space="preserve">05–07</w:t>
+            </w:r>
+          </w:p>
+        </w:tc>
+        <w:tc>
+          <w:tcPr>
+            <w:tcW w:type="dxa" w:w="3400"/>
+            <w:tcMar>
+              <w:top w:type="dxa" w:w="60"/>
+              <w:left w:type="dxa" w:w="110"/>
+              <w:bottom w:type="dxa" w:w="60"/>
+              <w:right w:type="dxa" w:w="110"/>
+            </w:tcMar>
+          </w:tcPr>
+          <w:p>
+            <w:r>
+              <w:rPr>
+                <w:b w:val="false"/>
+                <w:bCs w:val="false"/>
+                <w:sz w:val="20"/>
+                <w:szCs w:val="20"/>
+              </w:rPr>
+              <w:t xml:space="preserve">Funcții, views, proceduri stocate</w:t>
+            </w:r>
+          </w:p>
+        </w:tc>
+        <w:tc>
+          <w:tcPr>
+            <w:tcW w:type="dxa" w:w="4938"/>
+            <w:tcMar>
+              <w:top w:type="dxa" w:w="60"/>
+              <w:left w:type="dxa" w:w="110"/>
+              <w:bottom w:type="dxa" w:w="60"/>
+              <w:right w:type="dxa" w:w="110"/>
+            </w:tcMar>
+          </w:tcPr>
+          <w:p>
+            <w:r>
+              <w:rPr>
+                <w:b w:val="false"/>
+                <w:bCs w:val="false"/>
+                <w:sz w:val="20"/>
+                <w:szCs w:val="20"/>
+              </w:rPr>
+              <w:t xml:space="preserve">operațiile critice trec prin proceduri</w:t>
+            </w:r>
+          </w:p>
+        </w:tc>
+      </w:tr>
+      <w:tr>
+        <w:tc>
+          <w:tcPr>
+            <w:tcW w:type="dxa" w:w="1300"/>
+            <w:tcMar>
+              <w:top w:type="dxa" w:w="60"/>
+              <w:left w:type="dxa" w:w="110"/>
+              <w:bottom w:type="dxa" w:w="60"/>
+              <w:right w:type="dxa" w:w="110"/>
+            </w:tcMar>
+          </w:tcPr>
+          <w:p>
+            <w:r>
+              <w:rPr>
+                <w:b w:val="false"/>
+                <w:bCs w:val="false"/>
+                <w:sz w:val="20"/>
+                <w:szCs w:val="20"/>
+              </w:rPr>
+              <w:t xml:space="preserve">08</w:t>
+            </w:r>
+          </w:p>
+        </w:tc>
+        <w:tc>
+          <w:tcPr>
+            <w:tcW w:type="dxa" w:w="3400"/>
+            <w:tcMar>
+              <w:top w:type="dxa" w:w="60"/>
+              <w:left w:type="dxa" w:w="110"/>
+              <w:bottom w:type="dxa" w:w="60"/>
+              <w:right w:type="dxa" w:w="110"/>
+            </w:tcMar>
+          </w:tcPr>
+          <w:p>
+            <w:r>
+              <w:rPr>
+                <w:b w:val="false"/>
+                <w:bCs w:val="false"/>
+                <w:sz w:val="20"/>
+                <w:szCs w:val="20"/>
+              </w:rPr>
+              <w:t xml:space="preserve">Securitate: login-uri și permisiuni</w:t>
+            </w:r>
+          </w:p>
+        </w:tc>
+        <w:tc>
+          <w:tcPr>
+            <w:tcW w:type="dxa" w:w="4938"/>
+            <w:tcMar>
+              <w:top w:type="dxa" w:w="60"/>
+              <w:left w:type="dxa" w:w="110"/>
+              <w:bottom w:type="dxa" w:w="60"/>
+              <w:right w:type="dxa" w:w="110"/>
+            </w:tcMar>
+          </w:tcPr>
+          <w:p>
+            <w:r>
+              <w:rPr>
+                <w:b w:val="false"/>
+                <w:bCs w:val="false"/>
+                <w:sz w:val="20"/>
+                <w:szCs w:val="20"/>
+              </w:rPr>
+              <w:t xml:space="preserve">permisiuni minime pentru fiecare cont</w:t>
+            </w:r>
+          </w:p>
+        </w:tc>
+      </w:tr>
+      <w:tr>
+        <w:tc>
+          <w:tcPr>
+            <w:tcW w:type="dxa" w:w="1300"/>
+            <w:tcMar>
+              <w:top w:type="dxa" w:w="60"/>
+              <w:left w:type="dxa" w:w="110"/>
+              <w:bottom w:type="dxa" w:w="60"/>
+              <w:right w:type="dxa" w:w="110"/>
+            </w:tcMar>
+          </w:tcPr>
+          <w:p>
+            <w:r>
+              <w:rPr>
+                <w:b w:val="false"/>
+                <w:bCs w:val="false"/>
+                <w:sz w:val="20"/>
+                <w:szCs w:val="20"/>
+              </w:rPr>
+              <w:t xml:space="preserve">09</w:t>
+            </w:r>
+          </w:p>
+        </w:tc>
+        <w:tc>
+          <w:tcPr>
+            <w:tcW w:type="dxa" w:w="3400"/>
+            <w:tcMar>
+              <w:top w:type="dxa" w:w="60"/>
+              <w:left w:type="dxa" w:w="110"/>
+              <w:bottom w:type="dxa" w:w="60"/>
+              <w:right w:type="dxa" w:w="110"/>
+            </w:tcMar>
+          </w:tcPr>
+          <w:p>
+            <w:r>
+              <w:rPr>
+                <w:rFonts w:ascii="Consolas" w:cs="Consolas" w:eastAsia="Consolas" w:hAnsi="Consolas"/>
+                <w:b w:val="false"/>
+                <w:bCs w:val="false"/>
+                <w:sz w:val="19"/>
+                <w:szCs w:val="19"/>
+              </w:rPr>
+              <w:t xml:space="preserve">Joburi SQL Server Agent</w:t>
+            </w:r>
+          </w:p>
+        </w:tc>
+        <w:tc>
+          <w:tcPr>
+            <w:tcW w:type="dxa" w:w="4938"/>
+            <w:tcMar>
+              <w:top w:type="dxa" w:w="60"/>
+              <w:left w:type="dxa" w:w="110"/>
+              <w:bottom w:type="dxa" w:w="60"/>
+              <w:right w:type="dxa" w:w="110"/>
+            </w:tcMar>
+          </w:tcPr>
+          <w:p>
+            <w:r>
+              <w:rPr>
+                <w:b w:val="false"/>
+                <w:bCs w:val="false"/>
+                <w:sz w:val="20"/>
+                <w:szCs w:val="20"/>
+              </w:rPr>
+              <w:t xml:space="preserve">rulează automat, pe program</w:t>
+            </w:r>
+          </w:p>
+        </w:tc>
+      </w:tr>
+      <w:tr>
+        <w:tc>
+          <w:tcPr>
+            <w:tcW w:type="dxa" w:w="1300"/>
+            <w:tcMar>
+              <w:top w:type="dxa" w:w="60"/>
+              <w:left w:type="dxa" w:w="110"/>
+              <w:bottom w:type="dxa" w:w="60"/>
+              <w:right w:type="dxa" w:w="110"/>
+            </w:tcMar>
+          </w:tcPr>
+          <w:p>
+            <w:r>
+              <w:rPr>
+                <w:b w:val="false"/>
+                <w:bCs w:val="false"/>
+                <w:sz w:val="20"/>
+                <w:szCs w:val="20"/>
+              </w:rPr>
+              <w:t xml:space="preserve">10</w:t>
+            </w:r>
+          </w:p>
+        </w:tc>
+        <w:tc>
+          <w:tcPr>
+            <w:tcW w:type="dxa" w:w="3400"/>
+            <w:tcMar>
+              <w:top w:type="dxa" w:w="60"/>
+              <w:left w:type="dxa" w:w="110"/>
+              <w:bottom w:type="dxa" w:w="60"/>
+              <w:right w:type="dxa" w:w="110"/>
+            </w:tcMar>
+          </w:tcPr>
+          <w:p>
+            <w:r>
+              <w:rPr>
+                <w:rFonts w:ascii="Consolas" w:cs="Consolas" w:eastAsia="Consolas" w:hAnsi="Consolas"/>
+                <w:b w:val="false"/>
+                <w:bCs w:val="false"/>
+                <w:sz w:val="19"/>
+                <w:szCs w:val="19"/>
+              </w:rPr>
+              <w:t xml:space="preserve">Backup și restaurare</w:t>
+            </w:r>
+          </w:p>
+        </w:tc>
+        <w:tc>
+          <w:tcPr>
+            <w:tcW w:type="dxa" w:w="4938"/>
+            <w:tcMar>
+              <w:top w:type="dxa" w:w="60"/>
+              <w:left w:type="dxa" w:w="110"/>
+              <w:bottom w:type="dxa" w:w="60"/>
+              <w:right w:type="dxa" w:w="110"/>
+            </w:tcMar>
+          </w:tcPr>
+          <w:p>
+            <w:r>
+              <w:rPr>
+                <w:b w:val="false"/>
+                <w:bCs w:val="false"/>
+                <w:sz w:val="20"/>
+                <w:szCs w:val="20"/>
+              </w:rPr>
+              <w:t xml:space="preserve">include test efectiv de restaurare</w:t>
+            </w:r>
+          </w:p>
+        </w:tc>
+      </w:tr>
+      <w:tr>
+        <w:tc>
+          <w:tcPr>
+            <w:tcW w:type="dxa" w:w="1300"/>
+            <w:tcMar>
+              <w:top w:type="dxa" w:w="60"/>
+              <w:left w:type="dxa" w:w="110"/>
+              <w:bottom w:type="dxa" w:w="60"/>
+              <w:right w:type="dxa" w:w="110"/>
+            </w:tcMar>
+          </w:tcPr>
+          <w:p>
+            <w:r>
+              <w:rPr>
+                <w:b w:val="false"/>
+                <w:bCs w:val="false"/>
+                <w:sz w:val="20"/>
+                <w:szCs w:val="20"/>
+              </w:rPr>
+              <w:t xml:space="preserve">11</w:t>
+            </w:r>
+          </w:p>
+        </w:tc>
+        <w:tc>
+          <w:tcPr>
+            <w:tcW w:type="dxa" w:w="3400"/>
+            <w:tcMar>
+              <w:top w:type="dxa" w:w="60"/>
+              <w:left w:type="dxa" w:w="110"/>
+              <w:bottom w:type="dxa" w:w="60"/>
+              <w:right w:type="dxa" w:w="110"/>
+            </w:tcMar>
+          </w:tcPr>
+          <w:p>
+            <w:r>
+              <w:rPr>
+                <w:rFonts w:ascii="Consolas" w:cs="Consolas" w:eastAsia="Consolas" w:hAnsi="Consolas"/>
+                <w:b w:val="false"/>
+                <w:bCs w:val="false"/>
+                <w:sz w:val="19"/>
+                <w:szCs w:val="19"/>
+              </w:rPr>
+              <w:t xml:space="preserve">Date de test (seed)</w:t>
+            </w:r>
+          </w:p>
+        </w:tc>
+        <w:tc>
+          <w:tcPr>
+            <w:tcW w:type="dxa" w:w="4938"/>
+            <w:tcMar>
+              <w:top w:type="dxa" w:w="60"/>
+              <w:left w:type="dxa" w:w="110"/>
+              <w:bottom w:type="dxa" w:w="60"/>
+              <w:right w:type="dxa" w:w="110"/>
+            </w:tcMar>
+          </w:tcPr>
+          <w:p>
+            <w:r>
+              <w:rPr>
+                <w:b w:val="false"/>
+                <w:bCs w:val="false"/>
+                <w:sz w:val="20"/>
+                <w:szCs w:val="20"/>
+              </w:rPr>
+              <w:t xml:space="preserve">utilizatori, curse, bilete, hartă</w:t>
+            </w:r>
+          </w:p>
+        </w:tc>
+      </w:tr>
+    </w:tbl>
+    <w:p>
+      <w:pPr>
+        <w:spacing w:after="140"/>
+      </w:pPr>
+    </w:p>
+    <w:p>
+      <w:pPr>
+        <w:pStyle w:val="Heading2"/>
+        <w:spacing w:after="100" w:before="220"/>
+      </w:pPr>
+      <w:r>
+        <w:t xml:space="preserve">Operațiile critice</w:t>
+      </w:r>
+    </w:p>
+    <w:p>
+      <w:pPr>
+        <w:spacing w:after="120"/>
+      </w:pPr>
+      <w:r>
+        <w:t xml:space="preserve">Rezervarea unui loc, confirmarea vânzării și anularea biletului sunt implementate ca proceduri stocate și rulează fiecare într-o singură tranzacție. Astfel, doi casieri care încearcă simultan același loc nu pot ajunge la o vânzare dublă, iar rezervările provizorii expiră automat prin job-ul de Agent, care le eliberează la fiecare câteva minute.</w:t>
+      </w:r>
+    </w:p>
+    <w:p>
+      <w:pPr>
+        <w:pStyle w:val="Heading1"/>
+        <w:spacing w:after="140" w:before="320"/>
+      </w:pPr>
+      <w:r>
+        <w:t xml:space="preserve">3. Securitatea bazei de date</w:t>
+      </w:r>
+    </w:p>
+    <w:p>
+      <w:pPr>
+        <w:spacing w:after="120"/>
+      </w:pPr>
+      <w:r>
+        <w:t xml:space="preserve">Instanța se numește EPSI, iar portul TCP este 14330, deci nu cel implicit. Autentificarea se face cu conturi SQL Server, pe conexiune criptată. Conturile sunt separate pe rol, fiecare cu permisiunile minime necesare:</w:t>
+      </w:r>
+    </w:p>
+    <w:p>
+      <w:pPr>
+        <w:spacing w:after="60"/>
+      </w:pPr>
+    </w:p>
+    <w:tbl>
+      <w:tblPr>
+        <w:tblW w:type="dxa" w:w="9638"/>
+        <w:tblBorders>
+          <w:top w:val="single" w:color="auto" w:sz="4"/>
+          <w:left w:val="single" w:color="auto" w:sz="4"/>
+          <w:bottom w:val="single" w:color="auto" w:sz="4"/>
+          <w:right w:val="single" w:color="auto" w:sz="4"/>
+          <w:insideH w:val="single" w:color="auto" w:sz="4"/>
+          <w:insideV w:val="single" w:color="auto" w:sz="4"/>
+        </w:tblBorders>
+      </w:tblPr>
+      <w:tblGrid>
+        <w:gridCol w:w="3000"/>
+        <w:gridCol w:w="6638"/>
+      </w:tblGrid>
+      <w:tr>
+        <w:trPr>
+          <w:tblHeader/>
+        </w:trPr>
+        <w:tc>
+          <w:tcPr>
+            <w:tcW w:type="dxa" w:w="3000"/>
+            <w:shd w:fill="F2F2F2" w:color="auto" w:val="clear"/>
+            <w:tcMar>
+              <w:top w:type="dxa" w:w="60"/>
+              <w:left w:type="dxa" w:w="110"/>
+              <w:bottom w:type="dxa" w:w="60"/>
+              <w:right w:type="dxa" w:w="110"/>
+            </w:tcMar>
+          </w:tcPr>
+          <w:p>
+            <w:r>
+              <w:rPr>
+                <w:b/>
+                <w:bCs/>
+                <w:sz w:val="20"/>
+                <w:szCs w:val="20"/>
+              </w:rPr>
+              <w:t xml:space="preserve">Cont</w:t>
+            </w:r>
+          </w:p>
+        </w:tc>
+        <w:tc>
+          <w:tcPr>
+            <w:tcW w:type="dxa" w:w="6638"/>
+            <w:shd w:fill="F2F2F2" w:color="auto" w:val="clear"/>
+            <w:tcMar>
+              <w:top w:type="dxa" w:w="60"/>
+              <w:left w:type="dxa" w:w="110"/>
+              <w:bottom w:type="dxa" w:w="60"/>
+              <w:right w:type="dxa" w:w="110"/>
+            </w:tcMar>
+          </w:tcPr>
+          <w:p>
+            <w:r>
+              <w:rPr>
+                <w:b/>
+                <w:bCs/>
+                <w:sz w:val="20"/>
+                <w:szCs w:val="20"/>
+              </w:rPr>
+              <w:t xml:space="preserve">Drepturi</w:t>
+            </w:r>
+          </w:p>
+        </w:tc>
+      </w:tr>
+      <w:tr>
+        <w:tc>
+          <w:tcPr>
+            <w:tcW w:type="dxa" w:w="3000"/>
+            <w:tcMar>
+              <w:top w:type="dxa" w:w="60"/>
+              <w:left w:type="dxa" w:w="110"/>
+              <w:bottom w:type="dxa" w:w="60"/>
+              <w:right w:type="dxa" w:w="110"/>
+            </w:tcMar>
+          </w:tcPr>
+          <w:p>
+            <w:r>
+              <w:rPr>
+                <w:b w:val="false"/>
+                <w:bCs w:val="false"/>
+                <w:sz w:val="20"/>
+                <w:szCs w:val="20"/>
+              </w:rPr>
+              <w:t xml:space="preserve">autogara_app</w:t>
+            </w:r>
+          </w:p>
+        </w:tc>
+        <w:tc>
+          <w:tcPr>
+            <w:tcW w:type="dxa" w:w="6638"/>
+            <w:tcMar>
+              <w:top w:type="dxa" w:w="60"/>
+              <w:left w:type="dxa" w:w="110"/>
+              <w:bottom w:type="dxa" w:w="60"/>
+              <w:right w:type="dxa" w:w="110"/>
+            </w:tcMar>
+          </w:tcPr>
+          <w:p>
+            <w:r>
+              <w:rPr>
+                <w:b w:val="false"/>
+                <w:bCs w:val="false"/>
+                <w:sz w:val="20"/>
+                <w:szCs w:val="20"/>
+              </w:rPr>
+              <w:t xml:space="preserve">citire, scriere și execuție; fără db_owner</w:t>
+            </w:r>
+          </w:p>
+        </w:tc>
+      </w:tr>
+      <w:tr>
+        <w:tc>
+          <w:tcPr>
+            <w:tcW w:type="dxa" w:w="3000"/>
+            <w:tcMar>
+              <w:top w:type="dxa" w:w="60"/>
+              <w:left w:type="dxa" w:w="110"/>
+              <w:bottom w:type="dxa" w:w="60"/>
+              <w:right w:type="dxa" w:w="110"/>
+            </w:tcMar>
+          </w:tcPr>
+          <w:p>
+            <w:r>
+              <w:rPr>
+                <w:b w:val="false"/>
+                <w:bCs w:val="false"/>
+                <w:sz w:val="20"/>
+                <w:szCs w:val="20"/>
+              </w:rPr>
+              <w:t xml:space="preserve">autogara_rapoarte</w:t>
+            </w:r>
+          </w:p>
+        </w:tc>
+        <w:tc>
+          <w:tcPr>
+            <w:tcW w:type="dxa" w:w="6638"/>
+            <w:tcMar>
+              <w:top w:type="dxa" w:w="60"/>
+              <w:left w:type="dxa" w:w="110"/>
+              <w:bottom w:type="dxa" w:w="60"/>
+              <w:right w:type="dxa" w:w="110"/>
+            </w:tcMar>
+          </w:tcPr>
+          <w:p>
+            <w:r>
+              <w:rPr>
+                <w:rFonts w:ascii="Consolas" w:cs="Consolas" w:eastAsia="Consolas" w:hAnsi="Consolas"/>
+                <w:b w:val="false"/>
+                <w:bCs w:val="false"/>
+                <w:sz w:val="19"/>
+                <w:szCs w:val="19"/>
+              </w:rPr>
+              <w:t xml:space="preserve">doar citire</w:t>
+            </w:r>
+          </w:p>
+        </w:tc>
+      </w:tr>
+      <w:tr>
+        <w:tc>
+          <w:tcPr>
+            <w:tcW w:type="dxa" w:w="3000"/>
+            <w:tcMar>
+              <w:top w:type="dxa" w:w="60"/>
+              <w:left w:type="dxa" w:w="110"/>
+              <w:bottom w:type="dxa" w:w="60"/>
+              <w:right w:type="dxa" w:w="110"/>
+            </w:tcMar>
+          </w:tcPr>
+          <w:p>
+            <w:r>
+              <w:rPr>
+                <w:b w:val="false"/>
+                <w:bCs w:val="false"/>
+                <w:sz w:val="20"/>
+                <w:szCs w:val="20"/>
+              </w:rPr>
+              <w:t xml:space="preserve">Cont DBA</w:t>
+            </w:r>
+          </w:p>
+        </w:tc>
+        <w:tc>
+          <w:tcPr>
+            <w:tcW w:type="dxa" w:w="6638"/>
+            <w:tcMar>
+              <w:top w:type="dxa" w:w="60"/>
+              <w:left w:type="dxa" w:w="110"/>
+              <w:bottom w:type="dxa" w:w="60"/>
+              <w:right w:type="dxa" w:w="110"/>
+            </w:tcMar>
+          </w:tcPr>
+          <w:p>
+            <w:r>
+              <w:rPr>
+                <w:b w:val="false"/>
+                <w:bCs w:val="false"/>
+                <w:sz w:val="20"/>
+                <w:szCs w:val="20"/>
+              </w:rPr>
+              <w:t xml:space="preserve">administrare, folosit exclusiv manual</w:t>
+            </w:r>
+          </w:p>
+        </w:tc>
+      </w:tr>
+      <w:tr>
+        <w:tc>
+          <w:tcPr>
+            <w:tcW w:type="dxa" w:w="3000"/>
+            <w:tcMar>
+              <w:top w:type="dxa" w:w="60"/>
+              <w:left w:type="dxa" w:w="110"/>
+              <w:bottom w:type="dxa" w:w="60"/>
+              <w:right w:type="dxa" w:w="110"/>
+            </w:tcMar>
+          </w:tcPr>
+          <w:p>
+            <w:r>
+              <w:rPr>
+                <w:b w:val="false"/>
+                <w:bCs w:val="false"/>
+                <w:sz w:val="20"/>
+                <w:szCs w:val="20"/>
+              </w:rPr>
+              <w:t xml:space="preserve">Conturi personale</w:t>
+            </w:r>
+          </w:p>
+        </w:tc>
+        <w:tc>
+          <w:tcPr>
+            <w:tcW w:type="dxa" w:w="6638"/>
+            <w:tcMar>
+              <w:top w:type="dxa" w:w="60"/>
+              <w:left w:type="dxa" w:w="110"/>
+              <w:bottom w:type="dxa" w:w="60"/>
+              <w:right w:type="dxa" w:w="110"/>
+            </w:tcMar>
+          </w:tcPr>
+          <w:p>
+            <w:r>
+              <w:rPr>
+                <w:b w:val="false"/>
+                <w:bCs w:val="false"/>
+                <w:sz w:val="20"/>
+                <w:szCs w:val="20"/>
+              </w:rPr>
+              <w:t xml:space="preserve">câte unul per membru, potrivit rolului din echipă</w:t>
+            </w:r>
+          </w:p>
+        </w:tc>
+      </w:tr>
+    </w:tbl>
+    <w:p>
+      <w:pPr>
+        <w:spacing w:after="140"/>
+      </w:pPr>
+    </w:p>
+    <w:p>
+      <w:pPr>
+        <w:spacing w:after="120"/>
+      </w:pPr>
+      <w:r>
+        <w:t xml:space="preserve">Parolele utilizatorilor aplicației nu se păstrează în clar: în tabelul Utilizatori se salvează doar valoarea obținută prin funcția de hash, calculată peste numele de utilizator și parolă.</w:t>
+      </w:r>
+    </w:p>
+    <w:p>
+      <w:pPr>
+        <w:pStyle w:val="Heading1"/>
+        <w:spacing w:after="140" w:before="320"/>
+      </w:pPr>
+      <w:r>
+        <w:t xml:space="preserve">4. File server</w:t>
+      </w:r>
+    </w:p>
+    <w:p>
+      <w:pPr>
+        <w:spacing w:after="120"/>
+      </w:pPr>
+      <w:r>
+        <w:t xml:space="preserve">Fișierele JSON stau pe server, în folderul File-Server, și se accesează prin SFTP, folosind OpenSSH Server, care este inclus în Windows. Serviciul pornește automat la fiecare repornire a calculatorului, iar autentificarea se face cu contul de Windows al serverului.</w:t>
+      </w:r>
+    </w:p>
+    <w:p>
+      <w:pPr>
+        <w:spacing w:after="60"/>
+      </w:pPr>
+    </w:p>
+    <w:tbl>
+      <w:tblPr>
+        <w:tblW w:type="dxa" w:w="9638"/>
+        <w:tblBorders>
+          <w:top w:val="single" w:color="auto" w:sz="4"/>
+          <w:left w:val="single" w:color="auto" w:sz="4"/>
+          <w:bottom w:val="single" w:color="auto" w:sz="4"/>
+          <w:right w:val="single" w:color="auto" w:sz="4"/>
+          <w:insideH w:val="single" w:color="auto" w:sz="4"/>
+          <w:insideV w:val="single" w:color="auto" w:sz="4"/>
+        </w:tblBorders>
+      </w:tblPr>
+      <w:tblGrid>
+        <w:gridCol w:w="3000"/>
+        <w:gridCol w:w="6638"/>
+      </w:tblGrid>
+      <w:tr>
+        <w:trPr>
+          <w:tblHeader/>
+        </w:trPr>
+        <w:tc>
+          <w:tcPr>
+            <w:tcW w:type="dxa" w:w="3000"/>
+            <w:shd w:fill="F2F2F2" w:color="auto" w:val="clear"/>
+            <w:tcMar>
+              <w:top w:type="dxa" w:w="60"/>
+              <w:left w:type="dxa" w:w="110"/>
+              <w:bottom w:type="dxa" w:w="60"/>
+              <w:right w:type="dxa" w:w="110"/>
+            </w:tcMar>
+          </w:tcPr>
+          <w:p>
+            <w:r>
+              <w:rPr>
+                <w:b/>
+                <w:bCs/>
+                <w:sz w:val="20"/>
+                <w:szCs w:val="20"/>
+              </w:rPr>
+              <w:t xml:space="preserve">Folder</w:t>
+            </w:r>
+          </w:p>
+        </w:tc>
+        <w:tc>
+          <w:tcPr>
+            <w:tcW w:type="dxa" w:w="6638"/>
+            <w:shd w:fill="F2F2F2" w:color="auto" w:val="clear"/>
+            <w:tcMar>
+              <w:top w:type="dxa" w:w="60"/>
+              <w:left w:type="dxa" w:w="110"/>
+              <w:bottom w:type="dxa" w:w="60"/>
+              <w:right w:type="dxa" w:w="110"/>
+            </w:tcMar>
+          </w:tcPr>
+          <w:p>
+            <w:r>
+              <w:rPr>
+                <w:b/>
+                <w:bCs/>
+                <w:sz w:val="20"/>
+                <w:szCs w:val="20"/>
+              </w:rPr>
+              <w:t xml:space="preserve">Conținut</w:t>
+            </w:r>
+          </w:p>
+        </w:tc>
+      </w:tr>
+      <w:tr>
+        <w:tc>
+          <w:tcPr>
+            <w:tcW w:type="dxa" w:w="3000"/>
+            <w:tcMar>
+              <w:top w:type="dxa" w:w="60"/>
+              <w:left w:type="dxa" w:w="110"/>
+              <w:bottom w:type="dxa" w:w="60"/>
+              <w:right w:type="dxa" w:w="110"/>
+            </w:tcMar>
+          </w:tcPr>
+          <w:p>
+            <w:r>
+              <w:rPr>
+                <w:b w:val="false"/>
+                <w:bCs w:val="false"/>
+                <w:sz w:val="20"/>
+                <w:szCs w:val="20"/>
+              </w:rPr>
+              <w:t xml:space="preserve">/Autobuze</w:t>
+            </w:r>
+          </w:p>
+        </w:tc>
+        <w:tc>
+          <w:tcPr>
+            <w:tcW w:type="dxa" w:w="6638"/>
+            <w:tcMar>
+              <w:top w:type="dxa" w:w="60"/>
+              <w:left w:type="dxa" w:w="110"/>
+              <w:bottom w:type="dxa" w:w="60"/>
+              <w:right w:type="dxa" w:w="110"/>
+            </w:tcMar>
+          </w:tcPr>
+          <w:p>
+            <w:r>
+              <w:rPr>
+                <w:b w:val="false"/>
+                <w:bCs w:val="false"/>
+                <w:sz w:val="20"/>
+                <w:szCs w:val="20"/>
+              </w:rPr>
+              <w:t xml:space="preserve">autobuz_{AutobuzID}.json — structura locurilor, per autobuz</w:t>
+            </w:r>
+          </w:p>
+        </w:tc>
+      </w:tr>
+      <w:tr>
+        <w:tc>
+          <w:tcPr>
+            <w:tcW w:type="dxa" w:w="3000"/>
+            <w:tcMar>
+              <w:top w:type="dxa" w:w="60"/>
+              <w:left w:type="dxa" w:w="110"/>
+              <w:bottom w:type="dxa" w:w="60"/>
+              <w:right w:type="dxa" w:w="110"/>
+            </w:tcMar>
+          </w:tcPr>
+          <w:p>
+            <w:r>
+              <w:rPr>
+                <w:b w:val="false"/>
+                <w:bCs w:val="false"/>
+                <w:sz w:val="20"/>
+                <w:szCs w:val="20"/>
+              </w:rPr>
+              <w:t xml:space="preserve">/Harta</w:t>
+            </w:r>
+          </w:p>
+        </w:tc>
+        <w:tc>
+          <w:tcPr>
+            <w:tcW w:type="dxa" w:w="6638"/>
+            <w:tcMar>
+              <w:top w:type="dxa" w:w="60"/>
+              <w:left w:type="dxa" w:w="110"/>
+              <w:bottom w:type="dxa" w:w="60"/>
+              <w:right w:type="dxa" w:w="110"/>
+            </w:tcMar>
+          </w:tcPr>
+          <w:p>
+            <w:r>
+              <w:rPr>
+                <w:b w:val="false"/>
+                <w:bCs w:val="false"/>
+                <w:sz w:val="20"/>
+                <w:szCs w:val="20"/>
+              </w:rPr>
+              <w:t xml:space="preserve">harta.json — nodurile și conexiunile dintre stații</w:t>
+            </w:r>
+          </w:p>
+        </w:tc>
+      </w:tr>
+      <w:tr>
+        <w:tc>
+          <w:tcPr>
+            <w:tcW w:type="dxa" w:w="3000"/>
+            <w:tcMar>
+              <w:top w:type="dxa" w:w="60"/>
+              <w:left w:type="dxa" w:w="110"/>
+              <w:bottom w:type="dxa" w:w="60"/>
+              <w:right w:type="dxa" w:w="110"/>
+            </w:tcMar>
+          </w:tcPr>
+          <w:p>
+            <w:r>
+              <w:rPr>
+                <w:b w:val="false"/>
+                <w:bCs w:val="false"/>
+                <w:sz w:val="20"/>
+                <w:szCs w:val="20"/>
+              </w:rPr>
+              <w:t xml:space="preserve">/Backup</w:t>
+            </w:r>
+          </w:p>
+        </w:tc>
+        <w:tc>
+          <w:tcPr>
+            <w:tcW w:type="dxa" w:w="6638"/>
+            <w:tcMar>
+              <w:top w:type="dxa" w:w="60"/>
+              <w:left w:type="dxa" w:w="110"/>
+              <w:bottom w:type="dxa" w:w="60"/>
+              <w:right w:type="dxa" w:w="110"/>
+            </w:tcMar>
+          </w:tcPr>
+          <w:p>
+            <w:r>
+              <w:rPr>
+                <w:b w:val="false"/>
+                <w:bCs w:val="false"/>
+                <w:sz w:val="20"/>
+                <w:szCs w:val="20"/>
+              </w:rPr>
+              <w:t xml:space="preserve">copie a fișierului, pe folder și dată, înainte de suprascriere</w:t>
+            </w:r>
+          </w:p>
+        </w:tc>
+      </w:tr>
+    </w:tbl>
+    <w:p>
+      <w:pPr>
+        <w:spacing w:after="140"/>
+      </w:pPr>
+    </w:p>
+    <w:p>
+      <w:pPr>
+        <w:pStyle w:val="Heading2"/>
+        <w:spacing w:after="100" w:before="220"/>
+      </w:pPr>
+      <w:r>
+        <w:t xml:space="preserve">De ce SFTP</w:t>
+      </w:r>
+    </w:p>
+    <w:p>
+      <w:pPr>
+        <w:pStyle w:val="ListParagraph"/>
+        <w:numPr>
+          <w:ilvl w:val="0"/>
+          <w:numId w:val="2"/>
+        </w:numPr>
+        <w:spacing w:after="60"/>
+      </w:pPr>
+      <w:r>
+        <w:t xml:space="preserve">O cale UNC de rețea folosește obligatoriu portul 445, care nu poate fi mutat pe alt port dintr-o cale UNC.</w:t>
+      </w:r>
+    </w:p>
+    <w:p>
+      <w:pPr>
+        <w:pStyle w:val="ListParagraph"/>
+        <w:numPr>
+          <w:ilvl w:val="0"/>
+          <w:numId w:val="2"/>
+        </w:numPr>
+        <w:spacing w:after="60"/>
+      </w:pPr>
+      <w:r>
+        <w:t xml:space="preserve">Portul 445 este blocat pe ieșire de multe rețele, inclusiv cele de la colegiu și hotspot-urile mobile.</w:t>
+      </w:r>
+    </w:p>
+    <w:p>
+      <w:pPr>
+        <w:pStyle w:val="ListParagraph"/>
+        <w:numPr>
+          <w:ilvl w:val="0"/>
+          <w:numId w:val="2"/>
+        </w:numPr>
+        <w:spacing w:after="60"/>
+      </w:pPr>
+      <w:r>
+        <w:t xml:space="preserve">SFTP funcționează pe un singur port, criptat, prin NAT, fără VPN și fără certificat de gestionat.</w:t>
+      </w:r>
+    </w:p>
+    <w:p>
+      <w:pPr>
+        <w:spacing w:after="80"/>
+      </w:pPr>
+    </w:p>
+    <w:p>
+      <w:pPr>
+        <w:spacing w:after="120"/>
+      </w:pPr>
+      <w:r>
+        <w:t xml:space="preserve">Fișierul harta.json este o oglindă a tabelelor Noduri și Conexiuni: sursa de adevăr rămâne baza de date, iar fișierul se rescrie la fiecare salvare din editorul de hartă și se recitește la pornirea aplicației.</w:t>
+      </w:r>
+    </w:p>
+    <w:p>
+      <w:pPr>
+        <w:pStyle w:val="Heading1"/>
+        <w:spacing w:after="140" w:before="320"/>
+      </w:pPr>
+      <w:r>
+        <w:t xml:space="preserve">5. Accesul de la distanță</w:t>
+      </w:r>
+    </w:p>
+    <w:p>
+      <w:pPr>
+        <w:spacing w:after="120"/>
+      </w:pPr>
+      <w:r>
+        <w:t xml:space="preserve">Serverul este accesibil de pe orice laptop al echipei, prin internet, pe două porturi redirecționate:</w:t>
+      </w:r>
+    </w:p>
+    <w:p>
+      <w:pPr>
+        <w:spacing w:after="60"/>
+      </w:pPr>
+    </w:p>
+    <w:tbl>
+      <w:tblPr>
+        <w:tblW w:type="dxa" w:w="9638"/>
+        <w:tblBorders>
+          <w:top w:val="single" w:color="auto" w:sz="4"/>
+          <w:left w:val="single" w:color="auto" w:sz="4"/>
+          <w:bottom w:val="single" w:color="auto" w:sz="4"/>
+          <w:right w:val="single" w:color="auto" w:sz="4"/>
+          <w:insideH w:val="single" w:color="auto" w:sz="4"/>
+          <w:insideV w:val="single" w:color="auto" w:sz="4"/>
+        </w:tblBorders>
+      </w:tblPr>
+      <w:tblGrid>
+        <w:gridCol w:w="3400"/>
+        <w:gridCol w:w="2200"/>
+        <w:gridCol w:w="4038"/>
+      </w:tblGrid>
+      <w:tr>
+        <w:trPr>
+          <w:tblHeader/>
+        </w:trPr>
+        <w:tc>
+          <w:tcPr>
+            <w:tcW w:type="dxa" w:w="3400"/>
+            <w:shd w:fill="F2F2F2" w:color="auto" w:val="clear"/>
+            <w:tcMar>
+              <w:top w:type="dxa" w:w="60"/>
+              <w:left w:type="dxa" w:w="110"/>
+              <w:bottom w:type="dxa" w:w="60"/>
+              <w:right w:type="dxa" w:w="110"/>
+            </w:tcMar>
+          </w:tcPr>
+          <w:p>
+            <w:r>
+              <w:rPr>
+                <w:b/>
+                <w:bCs/>
+                <w:sz w:val="20"/>
+                <w:szCs w:val="20"/>
+              </w:rPr>
+              <w:t xml:space="preserve">Serviciu</w:t>
+            </w:r>
+          </w:p>
+        </w:tc>
+        <w:tc>
+          <w:tcPr>
+            <w:tcW w:type="dxa" w:w="2200"/>
+            <w:shd w:fill="F2F2F2" w:color="auto" w:val="clear"/>
+            <w:tcMar>
+              <w:top w:type="dxa" w:w="60"/>
+              <w:left w:type="dxa" w:w="110"/>
+              <w:bottom w:type="dxa" w:w="60"/>
+              <w:right w:type="dxa" w:w="110"/>
+            </w:tcMar>
+          </w:tcPr>
+          <w:p>
+            <w:r>
+              <w:rPr>
+                <w:b/>
+                <w:bCs/>
+                <w:sz w:val="20"/>
+                <w:szCs w:val="20"/>
+              </w:rPr>
+              <w:t xml:space="preserve">Port extern</w:t>
+            </w:r>
+          </w:p>
+        </w:tc>
+        <w:tc>
+          <w:tcPr>
+            <w:tcW w:type="dxa" w:w="4038"/>
+            <w:shd w:fill="F2F2F2" w:color="auto" w:val="clear"/>
+            <w:tcMar>
+              <w:top w:type="dxa" w:w="60"/>
+              <w:left w:type="dxa" w:w="110"/>
+              <w:bottom w:type="dxa" w:w="60"/>
+              <w:right w:type="dxa" w:w="110"/>
+            </w:tcMar>
+          </w:tcPr>
+          <w:p>
+            <w:r>
+              <w:rPr>
+                <w:b/>
+                <w:bCs/>
+                <w:sz w:val="20"/>
+                <w:szCs w:val="20"/>
+              </w:rPr>
+              <w:t xml:space="preserve">Destinație în rețeaua locală</w:t>
+            </w:r>
+          </w:p>
+        </w:tc>
+      </w:tr>
+      <w:tr>
+        <w:tc>
+          <w:tcPr>
+            <w:tcW w:type="dxa" w:w="3400"/>
+            <w:tcMar>
+              <w:top w:type="dxa" w:w="60"/>
+              <w:left w:type="dxa" w:w="110"/>
+              <w:bottom w:type="dxa" w:w="60"/>
+              <w:right w:type="dxa" w:w="110"/>
+            </w:tcMar>
+          </w:tcPr>
+          <w:p>
+            <w:r>
+              <w:rPr>
+                <w:b w:val="false"/>
+                <w:bCs w:val="false"/>
+                <w:sz w:val="20"/>
+                <w:szCs w:val="20"/>
+              </w:rPr>
+              <w:t xml:space="preserve">MS SQL Server (instanța EPSI)</w:t>
+            </w:r>
+          </w:p>
+        </w:tc>
+        <w:tc>
+          <w:tcPr>
+            <w:tcW w:type="dxa" w:w="2200"/>
+            <w:tcMar>
+              <w:top w:type="dxa" w:w="60"/>
+              <w:left w:type="dxa" w:w="110"/>
+              <w:bottom w:type="dxa" w:w="60"/>
+              <w:right w:type="dxa" w:w="110"/>
+            </w:tcMar>
+          </w:tcPr>
+          <w:p>
+            <w:r>
+              <w:rPr>
+                <w:rFonts w:ascii="Consolas" w:cs="Consolas" w:eastAsia="Consolas" w:hAnsi="Consolas"/>
+                <w:b w:val="false"/>
+                <w:bCs w:val="false"/>
+                <w:sz w:val="19"/>
+                <w:szCs w:val="19"/>
+              </w:rPr>
+              <w:t xml:space="preserve">14330</w:t>
+            </w:r>
+          </w:p>
+        </w:tc>
+        <w:tc>
+          <w:tcPr>
+            <w:tcW w:type="dxa" w:w="4038"/>
+            <w:tcMar>
+              <w:top w:type="dxa" w:w="60"/>
+              <w:left w:type="dxa" w:w="110"/>
+              <w:bottom w:type="dxa" w:w="60"/>
+              <w:right w:type="dxa" w:w="110"/>
+            </w:tcMar>
+          </w:tcPr>
+          <w:p>
+            <w:r>
+              <w:rPr>
+                <w:rFonts w:ascii="Consolas" w:cs="Consolas" w:eastAsia="Consolas" w:hAnsi="Consolas"/>
+                <w:b w:val="false"/>
+                <w:bCs w:val="false"/>
+                <w:sz w:val="19"/>
+                <w:szCs w:val="19"/>
+              </w:rPr>
+              <w:t xml:space="preserve">192.168.1.15:14330</w:t>
+            </w:r>
+          </w:p>
+        </w:tc>
+      </w:tr>
+      <w:tr>
+        <w:tc>
+          <w:tcPr>
+            <w:tcW w:type="dxa" w:w="3400"/>
+            <w:tcMar>
+              <w:top w:type="dxa" w:w="60"/>
+              <w:left w:type="dxa" w:w="110"/>
+              <w:bottom w:type="dxa" w:w="60"/>
+              <w:right w:type="dxa" w:w="110"/>
+            </w:tcMar>
+          </w:tcPr>
+          <w:p>
+            <w:r>
+              <w:rPr>
+                <w:b w:val="false"/>
+                <w:bCs w:val="false"/>
+                <w:sz w:val="20"/>
+                <w:szCs w:val="20"/>
+              </w:rPr>
+              <w:t xml:space="preserve">File server (SFTP)</w:t>
+            </w:r>
+          </w:p>
+        </w:tc>
+        <w:tc>
+          <w:tcPr>
+            <w:tcW w:type="dxa" w:w="2200"/>
+            <w:tcMar>
+              <w:top w:type="dxa" w:w="60"/>
+              <w:left w:type="dxa" w:w="110"/>
+              <w:bottom w:type="dxa" w:w="60"/>
+              <w:right w:type="dxa" w:w="110"/>
+            </w:tcMar>
+          </w:tcPr>
+          <w:p>
+            <w:r>
+              <w:rPr>
+                <w:rFonts w:ascii="Consolas" w:cs="Consolas" w:eastAsia="Consolas" w:hAnsi="Consolas"/>
+                <w:b w:val="false"/>
+                <w:bCs w:val="false"/>
+                <w:sz w:val="19"/>
+                <w:szCs w:val="19"/>
+              </w:rPr>
+              <w:t xml:space="preserve">44545</w:t>
+            </w:r>
+          </w:p>
+        </w:tc>
+        <w:tc>
+          <w:tcPr>
+            <w:tcW w:type="dxa" w:w="4038"/>
+            <w:tcMar>
+              <w:top w:type="dxa" w:w="60"/>
+              <w:left w:type="dxa" w:w="110"/>
+              <w:bottom w:type="dxa" w:w="60"/>
+              <w:right w:type="dxa" w:w="110"/>
+            </w:tcMar>
+          </w:tcPr>
+          <w:p>
+            <w:r>
+              <w:rPr>
+                <w:rFonts w:ascii="Consolas" w:cs="Consolas" w:eastAsia="Consolas" w:hAnsi="Consolas"/>
+                <w:b w:val="false"/>
+                <w:bCs w:val="false"/>
+                <w:sz w:val="19"/>
+                <w:szCs w:val="19"/>
+              </w:rPr>
+              <w:t xml:space="preserve">192.168.1.15:22</w:t>
+            </w:r>
+          </w:p>
+        </w:tc>
+      </w:tr>
+    </w:tbl>
+    <w:p>
+      <w:pPr>
+        <w:spacing w:after="160"/>
+      </w:pPr>
+    </w:p>
+    <w:p>
+      <w:pPr>
+        <w:pStyle w:val="Heading2"/>
+        <w:spacing w:after="100" w:before="220"/>
+      </w:pPr>
+      <w:r>
+        <w:t xml:space="preserve">Testele efectuate</w:t>
       </w:r>
     </w:p>
     <w:tbl>
@@ -1020,65 +2409,43 @@
           <w:p>
             <w:r>
               <w:rPr>
-                <w:b w:val="false"/>
-                <w:bCs w:val="false"/>
-                <w:sz w:val="20"/>
-                <w:szCs w:val="20"/>
-              </w:rPr>
-              <w:t xml:space="preserve">sqlservr ascultă pe 0.0.0.0:14330</w:t>
-            </w:r>
-          </w:p>
-        </w:tc>
-      </w:tr>
-      <w:tr>
-        <w:tc>
-          <w:tcPr>
-            <w:tcW w:type="dxa" w:w="5000"/>
-            <w:tcMar>
-              <w:top w:type="dxa" w:w="60"/>
-              <w:left w:type="dxa" w:w="110"/>
-              <w:bottom w:type="dxa" w:w="60"/>
-              <w:right w:type="dxa" w:w="110"/>
-            </w:tcMar>
-          </w:tcPr>
-          <w:p>
-            <w:r>
-              <w:rPr>
-                <w:b w:val="false"/>
-                <w:bCs w:val="false"/>
-                <w:sz w:val="20"/>
-                <w:szCs w:val="20"/>
-              </w:rPr>
-              <w:t xml:space="preserve">SQL, din rețeaua locală</w:t>
-            </w:r>
-          </w:p>
-        </w:tc>
-        <w:tc>
-          <w:tcPr>
-            <w:tcW w:type="dxa" w:w="1400"/>
-            <w:tcMar>
-              <w:top w:type="dxa" w:w="60"/>
-              <w:left w:type="dxa" w:w="110"/>
-              <w:bottom w:type="dxa" w:w="60"/>
-              <w:right w:type="dxa" w:w="110"/>
-            </w:tcMar>
-          </w:tcPr>
-          <w:p>
-            <w:r>
-              <w:rPr>
                 <w:rFonts w:ascii="Consolas" w:cs="Consolas" w:eastAsia="Consolas" w:hAnsi="Consolas"/>
                 <w:b w:val="false"/>
                 <w:bCs w:val="false"/>
                 <w:sz w:val="19"/>
                 <w:szCs w:val="19"/>
               </w:rPr>
-              <w:t xml:space="preserve">OK</w:t>
-            </w:r>
-          </w:p>
-        </w:tc>
-        <w:tc>
-          <w:tcPr>
-            <w:tcW w:type="dxa" w:w="3238"/>
+              <w:t xml:space="preserve">ascultă pe 0.0.0.0:14330</w:t>
+            </w:r>
+          </w:p>
+        </w:tc>
+      </w:tr>
+      <w:tr>
+        <w:tc>
+          <w:tcPr>
+            <w:tcW w:type="dxa" w:w="5000"/>
+            <w:tcMar>
+              <w:top w:type="dxa" w:w="60"/>
+              <w:left w:type="dxa" w:w="110"/>
+              <w:bottom w:type="dxa" w:w="60"/>
+              <w:right w:type="dxa" w:w="110"/>
+            </w:tcMar>
+          </w:tcPr>
+          <w:p>
+            <w:r>
+              <w:rPr>
+                <w:b w:val="false"/>
+                <w:bCs w:val="false"/>
+                <w:sz w:val="20"/>
+                <w:szCs w:val="20"/>
+              </w:rPr>
+              <w:t xml:space="preserve">SQL, din rețeaua locală</w:t>
+            </w:r>
+          </w:p>
+        </w:tc>
+        <w:tc>
+          <w:tcPr>
+            <w:tcW w:type="dxa" w:w="1400"/>
             <w:tcMar>
               <w:top w:type="dxa" w:w="60"/>
               <w:left w:type="dxa" w:w="110"/>
@@ -1095,37 +2462,13 @@
                 <w:sz w:val="19"/>
                 <w:szCs w:val="19"/>
               </w:rPr>
-              <w:t xml:space="preserve">192.168.1.15:14330</w:t>
-            </w:r>
-          </w:p>
-        </w:tc>
-      </w:tr>
-      <w:tr>
-        <w:tc>
-          <w:tcPr>
-            <w:tcW w:type="dxa" w:w="5000"/>
-            <w:tcMar>
-              <w:top w:type="dxa" w:w="60"/>
-              <w:left w:type="dxa" w:w="110"/>
-              <w:bottom w:type="dxa" w:w="60"/>
-              <w:right w:type="dxa" w:w="110"/>
-            </w:tcMar>
-          </w:tcPr>
-          <w:p>
-            <w:r>
-              <w:rPr>
-                <w:b w:val="false"/>
-                <w:bCs w:val="false"/>
-                <w:sz w:val="20"/>
-                <w:szCs w:val="20"/>
-              </w:rPr>
-              <w:t xml:space="preserve">SQL, pe adresa publică</w:t>
-            </w:r>
-          </w:p>
-        </w:tc>
-        <w:tc>
-          <w:tcPr>
-            <w:tcW w:type="dxa" w:w="1400"/>
+              <w:t xml:space="preserve">OK</w:t>
+            </w:r>
+          </w:p>
+        </w:tc>
+        <w:tc>
+          <w:tcPr>
+            <w:tcW w:type="dxa" w:w="3238"/>
             <w:tcMar>
               <w:top w:type="dxa" w:w="60"/>
               <w:left w:type="dxa" w:w="110"/>
@@ -1142,13 +2485,37 @@
                 <w:sz w:val="19"/>
                 <w:szCs w:val="19"/>
               </w:rPr>
-              <w:t xml:space="preserve">OK</w:t>
-            </w:r>
-          </w:p>
-        </w:tc>
-        <w:tc>
-          <w:tcPr>
-            <w:tcW w:type="dxa" w:w="3238"/>
+              <w:t xml:space="preserve">192.168.1.15:14330</w:t>
+            </w:r>
+          </w:p>
+        </w:tc>
+      </w:tr>
+      <w:tr>
+        <w:tc>
+          <w:tcPr>
+            <w:tcW w:type="dxa" w:w="5000"/>
+            <w:tcMar>
+              <w:top w:type="dxa" w:w="60"/>
+              <w:left w:type="dxa" w:w="110"/>
+              <w:bottom w:type="dxa" w:w="60"/>
+              <w:right w:type="dxa" w:w="110"/>
+            </w:tcMar>
+          </w:tcPr>
+          <w:p>
+            <w:r>
+              <w:rPr>
+                <w:b w:val="false"/>
+                <w:bCs w:val="false"/>
+                <w:sz w:val="20"/>
+                <w:szCs w:val="20"/>
+              </w:rPr>
+              <w:t xml:space="preserve">SQL, pe adresa publică</w:t>
+            </w:r>
+          </w:p>
+        </w:tc>
+        <w:tc>
+          <w:tcPr>
+            <w:tcW w:type="dxa" w:w="1400"/>
             <w:tcMar>
               <w:top w:type="dxa" w:w="60"/>
               <w:left w:type="dxa" w:w="110"/>
@@ -1165,37 +2532,13 @@
                 <w:sz w:val="19"/>
                 <w:szCs w:val="19"/>
               </w:rPr>
-              <w:t xml:space="preserve">redirecționarea răspunde</w:t>
-            </w:r>
-          </w:p>
-        </w:tc>
-      </w:tr>
-      <w:tr>
-        <w:tc>
-          <w:tcPr>
-            <w:tcW w:type="dxa" w:w="5000"/>
-            <w:tcMar>
-              <w:top w:type="dxa" w:w="60"/>
-              <w:left w:type="dxa" w:w="110"/>
-              <w:bottom w:type="dxa" w:w="60"/>
-              <w:right w:type="dxa" w:w="110"/>
-            </w:tcMar>
-          </w:tcPr>
-          <w:p>
-            <w:r>
-              <w:rPr>
-                <w:b w:val="false"/>
-                <w:bCs w:val="false"/>
-                <w:sz w:val="20"/>
-                <w:szCs w:val="20"/>
-              </w:rPr>
-              <w:t xml:space="preserve">SFTP, local pe server</w:t>
-            </w:r>
-          </w:p>
-        </w:tc>
-        <w:tc>
-          <w:tcPr>
-            <w:tcW w:type="dxa" w:w="1400"/>
+              <w:t xml:space="preserve">OK</w:t>
+            </w:r>
+          </w:p>
+        </w:tc>
+        <w:tc>
+          <w:tcPr>
+            <w:tcW w:type="dxa" w:w="3238"/>
             <w:tcMar>
               <w:top w:type="dxa" w:w="60"/>
               <w:left w:type="dxa" w:w="110"/>
@@ -1212,13 +2555,37 @@
                 <w:sz w:val="19"/>
                 <w:szCs w:val="19"/>
               </w:rPr>
-              <w:t xml:space="preserve">OK</w:t>
-            </w:r>
-          </w:p>
-        </w:tc>
-        <w:tc>
-          <w:tcPr>
-            <w:tcW w:type="dxa" w:w="3238"/>
+              <w:t xml:space="preserve">redirecționarea răspunde</w:t>
+            </w:r>
+          </w:p>
+        </w:tc>
+      </w:tr>
+      <w:tr>
+        <w:tc>
+          <w:tcPr>
+            <w:tcW w:type="dxa" w:w="5000"/>
+            <w:tcMar>
+              <w:top w:type="dxa" w:w="60"/>
+              <w:left w:type="dxa" w:w="110"/>
+              <w:bottom w:type="dxa" w:w="60"/>
+              <w:right w:type="dxa" w:w="110"/>
+            </w:tcMar>
+          </w:tcPr>
+          <w:p>
+            <w:r>
+              <w:rPr>
+                <w:b w:val="false"/>
+                <w:bCs w:val="false"/>
+                <w:sz w:val="20"/>
+                <w:szCs w:val="20"/>
+              </w:rPr>
+              <w:t xml:space="preserve">SFTP, local pe server</w:t>
+            </w:r>
+          </w:p>
+        </w:tc>
+        <w:tc>
+          <w:tcPr>
+            <w:tcW w:type="dxa" w:w="1400"/>
             <w:tcMar>
               <w:top w:type="dxa" w:w="60"/>
               <w:left w:type="dxa" w:w="110"/>
@@ -1235,37 +2602,13 @@
                 <w:sz w:val="19"/>
                 <w:szCs w:val="19"/>
               </w:rPr>
-              <w:t xml:space="preserve">OpenSSH_for_Windows_9.5</w:t>
-            </w:r>
-          </w:p>
-        </w:tc>
-      </w:tr>
-      <w:tr>
-        <w:tc>
-          <w:tcPr>
-            <w:tcW w:type="dxa" w:w="5000"/>
-            <w:tcMar>
-              <w:top w:type="dxa" w:w="60"/>
-              <w:left w:type="dxa" w:w="110"/>
-              <w:bottom w:type="dxa" w:w="60"/>
-              <w:right w:type="dxa" w:w="110"/>
-            </w:tcMar>
-          </w:tcPr>
-          <w:p>
-            <w:r>
-              <w:rPr>
-                <w:b w:val="false"/>
-                <w:bCs w:val="false"/>
-                <w:sz w:val="20"/>
-                <w:szCs w:val="20"/>
-              </w:rPr>
-              <w:t xml:space="preserve">SFTP, pe adresa publică</w:t>
-            </w:r>
-          </w:p>
-        </w:tc>
-        <w:tc>
-          <w:tcPr>
-            <w:tcW w:type="dxa" w:w="1400"/>
+              <w:t xml:space="preserve">OK</w:t>
+            </w:r>
+          </w:p>
+        </w:tc>
+        <w:tc>
+          <w:tcPr>
+            <w:tcW w:type="dxa" w:w="3238"/>
             <w:tcMar>
               <w:top w:type="dxa" w:w="60"/>
               <w:left w:type="dxa" w:w="110"/>
@@ -1282,13 +2625,37 @@
                 <w:sz w:val="19"/>
                 <w:szCs w:val="19"/>
               </w:rPr>
-              <w:t xml:space="preserve">OK</w:t>
-            </w:r>
-          </w:p>
-        </w:tc>
-        <w:tc>
-          <w:tcPr>
-            <w:tcW w:type="dxa" w:w="3238"/>
+              <w:t xml:space="preserve">OpenSSH_for_Windows_9.5</w:t>
+            </w:r>
+          </w:p>
+        </w:tc>
+      </w:tr>
+      <w:tr>
+        <w:tc>
+          <w:tcPr>
+            <w:tcW w:type="dxa" w:w="5000"/>
+            <w:tcMar>
+              <w:top w:type="dxa" w:w="60"/>
+              <w:left w:type="dxa" w:w="110"/>
+              <w:bottom w:type="dxa" w:w="60"/>
+              <w:right w:type="dxa" w:w="110"/>
+            </w:tcMar>
+          </w:tcPr>
+          <w:p>
+            <w:r>
+              <w:rPr>
+                <w:b w:val="false"/>
+                <w:bCs w:val="false"/>
+                <w:sz w:val="20"/>
+                <w:szCs w:val="20"/>
+              </w:rPr>
+              <w:t xml:space="preserve">SFTP, pe adresa publică</w:t>
+            </w:r>
+          </w:p>
+        </w:tc>
+        <w:tc>
+          <w:tcPr>
+            <w:tcW w:type="dxa" w:w="1400"/>
             <w:tcMar>
               <w:top w:type="dxa" w:w="60"/>
               <w:left w:type="dxa" w:w="110"/>
@@ -1305,37 +2672,13 @@
                 <w:sz w:val="19"/>
                 <w:szCs w:val="19"/>
               </w:rPr>
-              <w:t xml:space="preserve">ajunge la sshd</w:t>
-            </w:r>
-          </w:p>
-        </w:tc>
-      </w:tr>
-      <w:tr>
-        <w:tc>
-          <w:tcPr>
-            <w:tcW w:type="dxa" w:w="5000"/>
-            <w:tcMar>
-              <w:top w:type="dxa" w:w="60"/>
-              <w:left w:type="dxa" w:w="110"/>
-              <w:bottom w:type="dxa" w:w="60"/>
-              <w:right w:type="dxa" w:w="110"/>
-            </w:tcMar>
-          </w:tcPr>
-          <w:p>
-            <w:r>
-              <w:rPr>
-                <w:b w:val="false"/>
-                <w:bCs w:val="false"/>
-                <w:sz w:val="20"/>
-                <w:szCs w:val="20"/>
-              </w:rPr>
-              <w:t xml:space="preserve">SFTP, de pe laptop, din internet</w:t>
-            </w:r>
-          </w:p>
-        </w:tc>
-        <w:tc>
-          <w:tcPr>
-            <w:tcW w:type="dxa" w:w="1400"/>
+              <w:t xml:space="preserve">OK</w:t>
+            </w:r>
+          </w:p>
+        </w:tc>
+        <w:tc>
+          <w:tcPr>
+            <w:tcW w:type="dxa" w:w="3238"/>
             <w:tcMar>
               <w:top w:type="dxa" w:w="60"/>
               <w:left w:type="dxa" w:w="110"/>
@@ -1352,6 +2695,53 @@
                 <w:sz w:val="19"/>
                 <w:szCs w:val="19"/>
               </w:rPr>
+              <w:t xml:space="preserve">ajunge la serviciul sshd</w:t>
+            </w:r>
+          </w:p>
+        </w:tc>
+      </w:tr>
+      <w:tr>
+        <w:tc>
+          <w:tcPr>
+            <w:tcW w:type="dxa" w:w="5000"/>
+            <w:tcMar>
+              <w:top w:type="dxa" w:w="60"/>
+              <w:left w:type="dxa" w:w="110"/>
+              <w:bottom w:type="dxa" w:w="60"/>
+              <w:right w:type="dxa" w:w="110"/>
+            </w:tcMar>
+          </w:tcPr>
+          <w:p>
+            <w:r>
+              <w:rPr>
+                <w:b w:val="false"/>
+                <w:bCs w:val="false"/>
+                <w:sz w:val="20"/>
+                <w:szCs w:val="20"/>
+              </w:rPr>
+              <w:t xml:space="preserve">SFTP, de pe laptop, din internet</w:t>
+            </w:r>
+          </w:p>
+        </w:tc>
+        <w:tc>
+          <w:tcPr>
+            <w:tcW w:type="dxa" w:w="1400"/>
+            <w:tcMar>
+              <w:top w:type="dxa" w:w="60"/>
+              <w:left w:type="dxa" w:w="110"/>
+              <w:bottom w:type="dxa" w:w="60"/>
+              <w:right w:type="dxa" w:w="110"/>
+            </w:tcMar>
+          </w:tcPr>
+          <w:p>
+            <w:r>
+              <w:rPr>
+                <w:rFonts w:ascii="Consolas" w:cs="Consolas" w:eastAsia="Consolas" w:hAnsi="Consolas"/>
+                <w:b w:val="false"/>
+                <w:bCs w:val="false"/>
+                <w:sz w:val="19"/>
+                <w:szCs w:val="19"/>
+              </w:rPr>
               <w:t xml:space="preserve">OK</w:t>
             </w:r>
           </w:p>
@@ -1380,13 +2770,26 @@
         </w:tc>
       </w:tr>
     </w:tbl>
+    <w:p>
+      <w:pPr>
+        <w:spacing w:after="140"/>
+      </w:pPr>
+    </w:p>
+    <w:p>
+      <w:pPr>
+        <w:spacing w:after="120"/>
+      </w:pPr>
+      <w:r>
+        <w:t xml:space="preserve">Pe server, regulile de firewall Windows permit intrările pe cele două porturi, iar în afara lor nu este deschis nimic către internet.</w:t>
+      </w:r>
+    </w:p>
     <w:p>
       <w:pPr>
         <w:pStyle w:val="Heading1"/>
         <w:spacing w:after="140" w:before="320"/>
       </w:pPr>
       <w:r>
-        <w:t xml:space="preserve">5. Aplicație</w:t>
+        <w:t xml:space="preserve">6. Aplicația</w:t>
       </w:r>
     </w:p>
     <w:p>
@@ -1394,82 +2797,13 @@
         <w:spacing w:after="120"/>
       </w:pPr>
       <w:r>
-        <w:t xml:space="preserve">Primul proiect din soluție este scris: Autogara.FileServer, biblioteca prin care aplicația lucrează cu fișierele de pe server. Folosește pachetul SSH.NET și expune operațiile necesare:</w:t>
-      </w:r>
-    </w:p>
-    <w:p>
-      <w:pPr>
-        <w:pStyle w:val="ListParagraph"/>
-        <w:numPr>
-          <w:ilvl w:val="0"/>
-          <w:numId w:val="2"/>
-        </w:numPr>
+        <w:t xml:space="preserve">Soluția C# este organizată pe proiecte separate, cu o regulă fermă de separare: toată logica stă în proiectele de backend, iar formularele conțin doar apeluri către funcții gata definite și afișarea rezultatului. Aspectul controalelor se configurează din Designer, nu din codul de logică.</w:t>
+      </w:r>
+    </w:p>
+    <w:p>
+      <w:pPr>
         <w:spacing w:after="60"/>
       </w:pPr>
-      <w:r>
-        <w:t xml:space="preserve">listare, verificare existență, citire de text direct în memorie;</w:t>
-      </w:r>
-    </w:p>
-    <w:p>
-      <w:pPr>
-        <w:pStyle w:val="ListParagraph"/>
-        <w:numPr>
-          <w:ilvl w:val="0"/>
-          <w:numId w:val="2"/>
-        </w:numPr>
-        <w:spacing w:after="60"/>
-      </w:pPr>
-      <w:r>
-        <w:t xml:space="preserve">descărcare într-un fișier local și încărcare de pe disc;</w:t>
-      </w:r>
-    </w:p>
-    <w:p>
-      <w:pPr>
-        <w:pStyle w:val="ListParagraph"/>
-        <w:numPr>
-          <w:ilvl w:val="0"/>
-          <w:numId w:val="2"/>
-        </w:numPr>
-        <w:spacing w:after="60"/>
-      </w:pPr>
-      <w:r>
-        <w:t xml:space="preserve">scriere cu backup automat — versiunea anterioară este copiată în Backup, pe folder și dată, înainte de suprascriere;</w:t>
-      </w:r>
-    </w:p>
-    <w:p>
-      <w:pPr>
-        <w:pStyle w:val="ListParagraph"/>
-        <w:numPr>
-          <w:ilvl w:val="0"/>
-          <w:numId w:val="2"/>
-        </w:numPr>
-        <w:spacing w:after="60"/>
-      </w:pPr>
-      <w:r>
-        <w:t xml:space="preserve">o singură conexiune reutilizată, cu reconectare și reîncercare automată la erori de rețea.</w:t>
-      </w:r>
-    </w:p>
-    <w:p>
-      <w:pPr>
-        <w:spacing w:after="80"/>
-      </w:pPr>
-    </w:p>
-    <w:p>
-      <w:pPr>
-        <w:spacing w:after="120"/>
-      </w:pPr>
-      <w:r>
-        <w:t xml:space="preserve">Datele de conectare se citesc din configurarea locală a fiecărei stații de lucru, nu sunt scrise în cod. În cod nu există nicio cale locală de fișiere: tot ce ține de fișiere trece prin acest client.</w:t>
-      </w:r>
-    </w:p>
-    <w:p>
-      <w:pPr>
-        <w:pStyle w:val="Heading1"/>
-        <w:spacing w:after="140" w:before="320"/>
-      </w:pPr>
-      <w:r>
-        <w:t xml:space="preserve">6. Decizii tehnice luate pe parcurs</w:t>
-      </w:r>
     </w:p>
     <w:tbl>
       <w:tblPr>
@@ -1510,7 +2844,7 @@
                 <w:sz w:val="20"/>
                 <w:szCs w:val="20"/>
               </w:rPr>
-              <w:t xml:space="preserve">Decizie</w:t>
+              <w:t xml:space="preserve">Proiect</w:t>
             </w:r>
           </w:p>
         </w:tc>
@@ -1533,7 +2867,7 @@
                 <w:sz w:val="20"/>
                 <w:szCs w:val="20"/>
               </w:rPr>
-              <w:t xml:space="preserve">Motiv</w:t>
+              <w:t xml:space="preserve">Rol</w:t>
             </w:r>
           </w:p>
         </w:tc>
@@ -1557,7 +2891,7 @@
                 <w:sz w:val="20"/>
                 <w:szCs w:val="20"/>
               </w:rPr>
-              <w:t xml:space="preserve">File server prin SFTP, nu share SMB</w:t>
+              <w:t xml:space="preserve">Autogara.Domain</w:t>
             </w:r>
           </w:p>
         </w:tc>
@@ -1579,7 +2913,7 @@
                 <w:sz w:val="20"/>
                 <w:szCs w:val="20"/>
               </w:rPr>
-              <w:t xml:space="preserve">portul 445 nu poate fi mutat și e blocat de multe rețele</w:t>
+              <w:t xml:space="preserve">entități și enumerări, fără dependențe externe</w:t>
             </w:r>
           </w:p>
         </w:tc>
@@ -1603,7 +2937,7 @@
                 <w:sz w:val="20"/>
                 <w:szCs w:val="20"/>
               </w:rPr>
-              <w:t xml:space="preserve">Contul de Windows existent, fără cont de serviciu dedicat</w:t>
+              <w:t xml:space="preserve">Autogara.DataAccess</w:t>
             </w:r>
           </w:p>
         </w:tc>
@@ -1625,7 +2959,7 @@
                 <w:sz w:val="20"/>
                 <w:szCs w:val="20"/>
               </w:rPr>
-              <w:t xml:space="preserve">decizie de echipă, mai puține lucruri de configurat</w:t>
+              <w:t xml:space="preserve">acces la baza de date și la procedurile stocate</w:t>
             </w:r>
           </w:p>
         </w:tc>
@@ -1649,7 +2983,7 @@
                 <w:sz w:val="20"/>
                 <w:szCs w:val="20"/>
               </w:rPr>
-              <w:t xml:space="preserve">Folderul de lucru este cel din proiect</w:t>
+              <w:t xml:space="preserve">Autogara.FileServer</w:t>
             </w:r>
           </w:p>
         </w:tc>
@@ -1671,7 +3005,7 @@
                 <w:sz w:val="20"/>
                 <w:szCs w:val="20"/>
               </w:rPr>
-              <w:t xml:space="preserve">aceeași structură pe server și în repository</w:t>
+              <w:t xml:space="preserve">citire și scriere de fișiere pe file server</w:t>
             </w:r>
           </w:p>
         </w:tc>
@@ -1695,7 +3029,7 @@
                 <w:sz w:val="20"/>
                 <w:szCs w:val="20"/>
               </w:rPr>
-              <w:t xml:space="preserve">Adresa locală a serverului rămâne prin DHCP</w:t>
+              <w:t xml:space="preserve">Autogara.Business</w:t>
             </w:r>
           </w:p>
         </w:tc>
@@ -1717,7 +3051,7 @@
                 <w:sz w:val="20"/>
                 <w:szCs w:val="20"/>
               </w:rPr>
-              <w:t xml:space="preserve">setarea statică a eșuat, iar adresa revine oricum la aceeași valoare</w:t>
+              <w:t xml:space="preserve">servicii de business, orchestrează celelalte straturi</w:t>
             </w:r>
           </w:p>
         </w:tc>
@@ -1741,7 +3075,7 @@
                 <w:sz w:val="20"/>
                 <w:szCs w:val="20"/>
               </w:rPr>
-              <w:t xml:space="preserve">Parole simple pentru conturile de lucru</w:t>
+              <w:t xml:space="preserve">Autogara.Common</w:t>
             </w:r>
           </w:p>
         </w:tc>
@@ -1763,7 +3097,7 @@
                 <w:sz w:val="20"/>
                 <w:szCs w:val="20"/>
               </w:rPr>
-              <w:t xml:space="preserve">echipa se autentifică des; proiect de colegiu, repository privat</w:t>
+              <w:t xml:space="preserve">configurare, reîncercări, logare, tratarea excepțiilor</w:t>
             </w:r>
           </w:p>
         </w:tc>
@@ -1787,7 +3121,7 @@
                 <w:sz w:val="20"/>
                 <w:szCs w:val="20"/>
               </w:rPr>
-              <w:t xml:space="preserve">Fără API web intermediar</w:t>
+              <w:t xml:space="preserve">Autogara.WinForms</w:t>
             </w:r>
           </w:p>
         </w:tc>
@@ -1804,12 +3138,60 @@
           <w:p>
             <w:r>
               <w:rPr>
-                <w:b w:val="false"/>
-                <w:bCs w:val="false"/>
-                <w:sz w:val="20"/>
-                <w:szCs w:val="20"/>
-              </w:rPr>
-              <w:t xml:space="preserve">un singur tip de client, aplicație desktop</w:t>
+                <w:rFonts w:ascii="Consolas" w:cs="Consolas" w:eastAsia="Consolas" w:hAnsi="Consolas"/>
+                <w:b w:val="false"/>
+                <w:bCs w:val="false"/>
+                <w:sz w:val="19"/>
+                <w:szCs w:val="19"/>
+              </w:rPr>
+              <w:t xml:space="preserve">interfața aplicației</w:t>
+            </w:r>
+          </w:p>
+        </w:tc>
+      </w:tr>
+      <w:tr>
+        <w:tc>
+          <w:tcPr>
+            <w:tcW w:type="dxa" w:w="3000"/>
+            <w:tcMar>
+              <w:top w:type="dxa" w:w="60"/>
+              <w:left w:type="dxa" w:w="110"/>
+              <w:bottom w:type="dxa" w:w="60"/>
+              <w:right w:type="dxa" w:w="110"/>
+            </w:tcMar>
+          </w:tcPr>
+          <w:p>
+            <w:r>
+              <w:rPr>
+                <w:b w:val="false"/>
+                <w:bCs w:val="false"/>
+                <w:sz w:val="20"/>
+                <w:szCs w:val="20"/>
+              </w:rPr>
+              <w:t xml:space="preserve">Autogara.Tests</w:t>
+            </w:r>
+          </w:p>
+        </w:tc>
+        <w:tc>
+          <w:tcPr>
+            <w:tcW w:type="dxa" w:w="6638"/>
+            <w:tcMar>
+              <w:top w:type="dxa" w:w="60"/>
+              <w:left w:type="dxa" w:w="110"/>
+              <w:bottom w:type="dxa" w:w="60"/>
+              <w:right w:type="dxa" w:w="110"/>
+            </w:tcMar>
+          </w:tcPr>
+          <w:p>
+            <w:r>
+              <w:rPr>
+                <w:rFonts w:ascii="Consolas" w:cs="Consolas" w:eastAsia="Consolas" w:hAnsi="Consolas"/>
+                <w:b w:val="false"/>
+                <w:bCs w:val="false"/>
+                <w:sz w:val="19"/>
+                <w:szCs w:val="19"/>
+              </w:rPr>
+              <w:t xml:space="preserve">teste unitare</w:t>
             </w:r>
           </w:p>
         </w:tc>
@@ -1817,11 +3199,24 @@
     </w:tbl>
     <w:p>
       <w:pPr>
-        <w:pStyle w:val="Heading1"/>
-        <w:spacing w:after="140" w:before="320"/>
-      </w:pPr>
-      <w:r>
-        <w:t xml:space="preserve">7. Ce rămâne de făcut</w:t>
+        <w:spacing w:after="140"/>
+      </w:pPr>
+    </w:p>
+    <w:p>
+      <w:pPr>
+        <w:pStyle w:val="Heading2"/>
+        <w:spacing w:after="100" w:before="220"/>
+      </w:pPr>
+      <w:r>
+        <w:t xml:space="preserve">Autogara.FileServer</w:t>
+      </w:r>
+    </w:p>
+    <w:p>
+      <w:pPr>
+        <w:spacing w:after="120"/>
+      </w:pPr>
+      <w:r>
+        <w:t xml:space="preserve">Proiectul este scris și se află în repository. Folosește biblioteca SSH.NET și expune operațiile necesare aplicației:</w:t>
       </w:r>
     </w:p>
     <w:p>
@@ -1834,7 +3229,7 @@
         <w:spacing w:after="60"/>
       </w:pPr>
       <w:r>
-        <w:t xml:space="preserve">Portul SQL este configurat în câmpul TCP Dynamic Ports în loc de TCP Port, deci se poate schimba la o repornire a serviciului; de mutat în câmpul corect.</w:t>
+        <w:t xml:space="preserve">listarea fișierelor și verificarea existenței unui fișier;</w:t>
       </w:r>
     </w:p>
     <w:p>
@@ -1847,7 +3242,7 @@
         <w:spacing w:after="60"/>
       </w:pPr>
       <w:r>
-        <w:t xml:space="preserve">De instalat SDK-ul .NET 10 pe calculatorul de dezvoltare — momentan nu este instalat niciunul, deci proiectul C# nu poate fi compilat.</w:t>
+        <w:t xml:space="preserve">citirea conținutului direct în memorie, fără fișier intermediar pe disc;</w:t>
       </w:r>
     </w:p>
     <w:p>
@@ -1860,7 +3255,7 @@
         <w:spacing w:after="60"/>
       </w:pPr>
       <w:r>
-        <w:t xml:space="preserve">De creat restul proiectelor din soluție: Domain, DataAccess, Business, Common, WinForms, Tests.</w:t>
+        <w:t xml:space="preserve">descărcarea într-un fișier local și încărcarea unui fișier de pe disc;</w:t>
       </w:r>
     </w:p>
     <w:p>
@@ -1873,7 +3268,7 @@
         <w:spacing w:after="60"/>
       </w:pPr>
       <w:r>
-        <w:t xml:space="preserve">De rulat scripturile SQL pe instanța EPSI și de verificat că baza autogara nu a rămas pe instanța veche.</w:t>
+        <w:t xml:space="preserve">scrierea cu backup automat — versiunea anterioară se copiază în folderul Backup, pe dată, înainte de suprascriere;</w:t>
       </w:r>
     </w:p>
     <w:p>
@@ -1886,9 +3281,820 @@
         <w:spacing w:after="60"/>
       </w:pPr>
       <w:r>
-        <w:t xml:space="preserve">Backend, Frontend și Tester continuă cu sarcinile din documentul de sarcină tehnică.</w:t>
-      </w:r>
-    </w:p>
+        <w:t xml:space="preserve">o singură conexiune reutilizată, cu reconectare și reîncercare automată la erorile de rețea.</w:t>
+      </w:r>
+    </w:p>
+    <w:p>
+      <w:pPr>
+        <w:spacing w:after="80"/>
+      </w:pPr>
+    </w:p>
+    <w:p>
+      <w:pPr>
+        <w:spacing w:after="120"/>
+      </w:pPr>
+      <w:r>
+        <w:t xml:space="preserve">Datele de conectare se citesc din configurarea locală a fiecărei stații de lucru, nu sunt scrise în cod, iar în cod nu apare nicio cale locală de fișiere: tot ce ține de fișiere trece prin acest client.</w:t>
+      </w:r>
+    </w:p>
+    <w:p>
+      <w:pPr>
+        <w:pStyle w:val="Heading1"/>
+        <w:spacing w:after="140" w:before="320"/>
+      </w:pPr>
+      <w:r>
+        <w:t xml:space="preserve">7. Deciziile tehnice luate</w:t>
+      </w:r>
+    </w:p>
+    <w:tbl>
+      <w:tblPr>
+        <w:tblW w:type="dxa" w:w="9638"/>
+        <w:tblBorders>
+          <w:top w:val="single" w:color="auto" w:sz="4"/>
+          <w:left w:val="single" w:color="auto" w:sz="4"/>
+          <w:bottom w:val="single" w:color="auto" w:sz="4"/>
+          <w:right w:val="single" w:color="auto" w:sz="4"/>
+          <w:insideH w:val="single" w:color="auto" w:sz="4"/>
+          <w:insideV w:val="single" w:color="auto" w:sz="4"/>
+        </w:tblBorders>
+      </w:tblPr>
+      <w:tblGrid>
+        <w:gridCol w:w="3200"/>
+        <w:gridCol w:w="6438"/>
+      </w:tblGrid>
+      <w:tr>
+        <w:trPr>
+          <w:tblHeader/>
+        </w:trPr>
+        <w:tc>
+          <w:tcPr>
+            <w:tcW w:type="dxa" w:w="3200"/>
+            <w:shd w:fill="F2F2F2" w:color="auto" w:val="clear"/>
+            <w:tcMar>
+              <w:top w:type="dxa" w:w="60"/>
+              <w:left w:type="dxa" w:w="110"/>
+              <w:bottom w:type="dxa" w:w="60"/>
+              <w:right w:type="dxa" w:w="110"/>
+            </w:tcMar>
+          </w:tcPr>
+          <w:p>
+            <w:r>
+              <w:rPr>
+                <w:b/>
+                <w:bCs/>
+                <w:sz w:val="20"/>
+                <w:szCs w:val="20"/>
+              </w:rPr>
+              <w:t xml:space="preserve">Decizie</w:t>
+            </w:r>
+          </w:p>
+        </w:tc>
+        <w:tc>
+          <w:tcPr>
+            <w:tcW w:type="dxa" w:w="6438"/>
+            <w:shd w:fill="F2F2F2" w:color="auto" w:val="clear"/>
+            <w:tcMar>
+              <w:top w:type="dxa" w:w="60"/>
+              <w:left w:type="dxa" w:w="110"/>
+              <w:bottom w:type="dxa" w:w="60"/>
+              <w:right w:type="dxa" w:w="110"/>
+            </w:tcMar>
+          </w:tcPr>
+          <w:p>
+            <w:r>
+              <w:rPr>
+                <w:b/>
+                <w:bCs/>
+                <w:sz w:val="20"/>
+                <w:szCs w:val="20"/>
+              </w:rPr>
+              <w:t xml:space="preserve">Motiv</w:t>
+            </w:r>
+          </w:p>
+        </w:tc>
+      </w:tr>
+      <w:tr>
+        <w:tc>
+          <w:tcPr>
+            <w:tcW w:type="dxa" w:w="3200"/>
+            <w:tcMar>
+              <w:top w:type="dxa" w:w="60"/>
+              <w:left w:type="dxa" w:w="110"/>
+              <w:bottom w:type="dxa" w:w="60"/>
+              <w:right w:type="dxa" w:w="110"/>
+            </w:tcMar>
+          </w:tcPr>
+          <w:p>
+            <w:r>
+              <w:rPr>
+                <w:b w:val="false"/>
+                <w:bCs w:val="false"/>
+                <w:sz w:val="20"/>
+                <w:szCs w:val="20"/>
+              </w:rPr>
+              <w:t xml:space="preserve">File server prin SFTP, nu share de rețea SMB</w:t>
+            </w:r>
+          </w:p>
+        </w:tc>
+        <w:tc>
+          <w:tcPr>
+            <w:tcW w:type="dxa" w:w="6438"/>
+            <w:tcMar>
+              <w:top w:type="dxa" w:w="60"/>
+              <w:left w:type="dxa" w:w="110"/>
+              <w:bottom w:type="dxa" w:w="60"/>
+              <w:right w:type="dxa" w:w="110"/>
+            </w:tcMar>
+          </w:tcPr>
+          <w:p>
+            <w:r>
+              <w:rPr>
+                <w:b w:val="false"/>
+                <w:bCs w:val="false"/>
+                <w:sz w:val="20"/>
+                <w:szCs w:val="20"/>
+              </w:rPr>
+              <w:t xml:space="preserve">portul 445 nu poate fi mutat și este blocat de multe rețele</w:t>
+            </w:r>
+          </w:p>
+        </w:tc>
+      </w:tr>
+      <w:tr>
+        <w:tc>
+          <w:tcPr>
+            <w:tcW w:type="dxa" w:w="3200"/>
+            <w:tcMar>
+              <w:top w:type="dxa" w:w="60"/>
+              <w:left w:type="dxa" w:w="110"/>
+              <w:bottom w:type="dxa" w:w="60"/>
+              <w:right w:type="dxa" w:w="110"/>
+            </w:tcMar>
+          </w:tcPr>
+          <w:p>
+            <w:r>
+              <w:rPr>
+                <w:b w:val="false"/>
+                <w:bCs w:val="false"/>
+                <w:sz w:val="20"/>
+                <w:szCs w:val="20"/>
+              </w:rPr>
+              <w:t xml:space="preserve">Fără API web intermediar</w:t>
+            </w:r>
+          </w:p>
+        </w:tc>
+        <w:tc>
+          <w:tcPr>
+            <w:tcW w:type="dxa" w:w="6438"/>
+            <w:tcMar>
+              <w:top w:type="dxa" w:w="60"/>
+              <w:left w:type="dxa" w:w="110"/>
+              <w:bottom w:type="dxa" w:w="60"/>
+              <w:right w:type="dxa" w:w="110"/>
+            </w:tcMar>
+          </w:tcPr>
+          <w:p>
+            <w:r>
+              <w:rPr>
+                <w:b w:val="false"/>
+                <w:bCs w:val="false"/>
+                <w:sz w:val="20"/>
+                <w:szCs w:val="20"/>
+              </w:rPr>
+              <w:t xml:space="preserve">un singur tip de client, aplicație desktop</w:t>
+            </w:r>
+          </w:p>
+        </w:tc>
+      </w:tr>
+      <w:tr>
+        <w:tc>
+          <w:tcPr>
+            <w:tcW w:type="dxa" w:w="3200"/>
+            <w:tcMar>
+              <w:top w:type="dxa" w:w="60"/>
+              <w:left w:type="dxa" w:w="110"/>
+              <w:bottom w:type="dxa" w:w="60"/>
+              <w:right w:type="dxa" w:w="110"/>
+            </w:tcMar>
+          </w:tcPr>
+          <w:p>
+            <w:r>
+              <w:rPr>
+                <w:b w:val="false"/>
+                <w:bCs w:val="false"/>
+                <w:sz w:val="20"/>
+                <w:szCs w:val="20"/>
+              </w:rPr>
+              <w:t xml:space="preserve">Port SQL non-implicit (14330)</w:t>
+            </w:r>
+          </w:p>
+        </w:tc>
+        <w:tc>
+          <w:tcPr>
+            <w:tcW w:type="dxa" w:w="6438"/>
+            <w:tcMar>
+              <w:top w:type="dxa" w:w="60"/>
+              <w:left w:type="dxa" w:w="110"/>
+              <w:bottom w:type="dxa" w:w="60"/>
+              <w:right w:type="dxa" w:w="110"/>
+            </w:tcMar>
+          </w:tcPr>
+          <w:p>
+            <w:r>
+              <w:rPr>
+                <w:b w:val="false"/>
+                <w:bCs w:val="false"/>
+                <w:sz w:val="20"/>
+                <w:szCs w:val="20"/>
+              </w:rPr>
+              <w:t xml:space="preserve">portul 1433 este primul căutat din exterior</w:t>
+            </w:r>
+          </w:p>
+        </w:tc>
+      </w:tr>
+      <w:tr>
+        <w:tc>
+          <w:tcPr>
+            <w:tcW w:type="dxa" w:w="3200"/>
+            <w:tcMar>
+              <w:top w:type="dxa" w:w="60"/>
+              <w:left w:type="dxa" w:w="110"/>
+              <w:bottom w:type="dxa" w:w="60"/>
+              <w:right w:type="dxa" w:w="110"/>
+            </w:tcMar>
+          </w:tcPr>
+          <w:p>
+            <w:r>
+              <w:rPr>
+                <w:b w:val="false"/>
+                <w:bCs w:val="false"/>
+                <w:sz w:val="20"/>
+                <w:szCs w:val="20"/>
+              </w:rPr>
+              <w:t xml:space="preserve">Operațiile critice în proceduri stocate</w:t>
+            </w:r>
+          </w:p>
+        </w:tc>
+        <w:tc>
+          <w:tcPr>
+            <w:tcW w:type="dxa" w:w="6438"/>
+            <w:tcMar>
+              <w:top w:type="dxa" w:w="60"/>
+              <w:left w:type="dxa" w:w="110"/>
+              <w:bottom w:type="dxa" w:w="60"/>
+              <w:right w:type="dxa" w:w="110"/>
+            </w:tcMar>
+          </w:tcPr>
+          <w:p>
+            <w:r>
+              <w:rPr>
+                <w:b w:val="false"/>
+                <w:bCs w:val="false"/>
+                <w:sz w:val="20"/>
+                <w:szCs w:val="20"/>
+              </w:rPr>
+              <w:t xml:space="preserve">aceeași logică tranzacțională pentru orice client</w:t>
+            </w:r>
+          </w:p>
+        </w:tc>
+      </w:tr>
+      <w:tr>
+        <w:tc>
+          <w:tcPr>
+            <w:tcW w:type="dxa" w:w="3200"/>
+            <w:tcMar>
+              <w:top w:type="dxa" w:w="60"/>
+              <w:left w:type="dxa" w:w="110"/>
+              <w:bottom w:type="dxa" w:w="60"/>
+              <w:right w:type="dxa" w:w="110"/>
+            </w:tcMar>
+          </w:tcPr>
+          <w:p>
+            <w:r>
+              <w:rPr>
+                <w:b w:val="false"/>
+                <w:bCs w:val="false"/>
+                <w:sz w:val="20"/>
+                <w:szCs w:val="20"/>
+              </w:rPr>
+              <w:t xml:space="preserve">Chei GUID pe entitățile pentru offline</w:t>
+            </w:r>
+          </w:p>
+        </w:tc>
+        <w:tc>
+          <w:tcPr>
+            <w:tcW w:type="dxa" w:w="6438"/>
+            <w:tcMar>
+              <w:top w:type="dxa" w:w="60"/>
+              <w:left w:type="dxa" w:w="110"/>
+              <w:bottom w:type="dxa" w:w="60"/>
+              <w:right w:type="dxa" w:w="110"/>
+            </w:tcMar>
+          </w:tcPr>
+          <w:p>
+            <w:r>
+              <w:rPr>
+                <w:b w:val="false"/>
+                <w:bCs w:val="false"/>
+                <w:sz w:val="20"/>
+                <w:szCs w:val="20"/>
+              </w:rPr>
+              <w:t xml:space="preserve">permit generarea locală, fără conflicte la sincronizare</w:t>
+            </w:r>
+          </w:p>
+        </w:tc>
+      </w:tr>
+      <w:tr>
+        <w:tc>
+          <w:tcPr>
+            <w:tcW w:type="dxa" w:w="3200"/>
+            <w:tcMar>
+              <w:top w:type="dxa" w:w="60"/>
+              <w:left w:type="dxa" w:w="110"/>
+              <w:bottom w:type="dxa" w:w="60"/>
+              <w:right w:type="dxa" w:w="110"/>
+            </w:tcMar>
+          </w:tcPr>
+          <w:p>
+            <w:r>
+              <w:rPr>
+                <w:b w:val="false"/>
+                <w:bCs w:val="false"/>
+                <w:sz w:val="20"/>
+                <w:szCs w:val="20"/>
+              </w:rPr>
+              <w:t xml:space="preserve">ROWVERSION pe Locuri, Bilete, Utilizatori</w:t>
+            </w:r>
+          </w:p>
+        </w:tc>
+        <w:tc>
+          <w:tcPr>
+            <w:tcW w:type="dxa" w:w="6438"/>
+            <w:tcMar>
+              <w:top w:type="dxa" w:w="60"/>
+              <w:left w:type="dxa" w:w="110"/>
+              <w:bottom w:type="dxa" w:w="60"/>
+              <w:right w:type="dxa" w:w="110"/>
+            </w:tcMar>
+          </w:tcPr>
+          <w:p>
+            <w:r>
+              <w:rPr>
+                <w:b w:val="false"/>
+                <w:bCs w:val="false"/>
+                <w:sz w:val="20"/>
+                <w:szCs w:val="20"/>
+              </w:rPr>
+              <w:t xml:space="preserve">detectează modificările concurente între casieri</w:t>
+            </w:r>
+          </w:p>
+        </w:tc>
+      </w:tr>
+      <w:tr>
+        <w:tc>
+          <w:tcPr>
+            <w:tcW w:type="dxa" w:w="3200"/>
+            <w:tcMar>
+              <w:top w:type="dxa" w:w="60"/>
+              <w:left w:type="dxa" w:w="110"/>
+              <w:bottom w:type="dxa" w:w="60"/>
+              <w:right w:type="dxa" w:w="110"/>
+            </w:tcMar>
+          </w:tcPr>
+          <w:p>
+            <w:r>
+              <w:rPr>
+                <w:b w:val="false"/>
+                <w:bCs w:val="false"/>
+                <w:sz w:val="20"/>
+                <w:szCs w:val="20"/>
+              </w:rPr>
+              <w:t xml:space="preserve">Contul de Windows al serverului pentru SFTP</w:t>
+            </w:r>
+          </w:p>
+        </w:tc>
+        <w:tc>
+          <w:tcPr>
+            <w:tcW w:type="dxa" w:w="6438"/>
+            <w:tcMar>
+              <w:top w:type="dxa" w:w="60"/>
+              <w:left w:type="dxa" w:w="110"/>
+              <w:bottom w:type="dxa" w:w="60"/>
+              <w:right w:type="dxa" w:w="110"/>
+            </w:tcMar>
+          </w:tcPr>
+          <w:p>
+            <w:r>
+              <w:rPr>
+                <w:b w:val="false"/>
+                <w:bCs w:val="false"/>
+                <w:sz w:val="20"/>
+                <w:szCs w:val="20"/>
+              </w:rPr>
+              <w:t xml:space="preserve">mai puține conturi de administrat</w:t>
+            </w:r>
+          </w:p>
+        </w:tc>
+      </w:tr>
+      <w:tr>
+        <w:tc>
+          <w:tcPr>
+            <w:tcW w:type="dxa" w:w="3200"/>
+            <w:tcMar>
+              <w:top w:type="dxa" w:w="60"/>
+              <w:left w:type="dxa" w:w="110"/>
+              <w:bottom w:type="dxa" w:w="60"/>
+              <w:right w:type="dxa" w:w="110"/>
+            </w:tcMar>
+          </w:tcPr>
+          <w:p>
+            <w:r>
+              <w:rPr>
+                <w:b w:val="false"/>
+                <w:bCs w:val="false"/>
+                <w:sz w:val="20"/>
+                <w:szCs w:val="20"/>
+              </w:rPr>
+              <w:t xml:space="preserve">Folderul de lucru este cel din proiect</w:t>
+            </w:r>
+          </w:p>
+        </w:tc>
+        <w:tc>
+          <w:tcPr>
+            <w:tcW w:type="dxa" w:w="6438"/>
+            <w:tcMar>
+              <w:top w:type="dxa" w:w="60"/>
+              <w:left w:type="dxa" w:w="110"/>
+              <w:bottom w:type="dxa" w:w="60"/>
+              <w:right w:type="dxa" w:w="110"/>
+            </w:tcMar>
+          </w:tcPr>
+          <w:p>
+            <w:r>
+              <w:rPr>
+                <w:b w:val="false"/>
+                <w:bCs w:val="false"/>
+                <w:sz w:val="20"/>
+                <w:szCs w:val="20"/>
+              </w:rPr>
+              <w:t xml:space="preserve">aceeași structură pe server și în repository</w:t>
+            </w:r>
+          </w:p>
+        </w:tc>
+      </w:tr>
+    </w:tbl>
+    <w:p>
+      <w:pPr>
+        <w:pStyle w:val="Heading1"/>
+        <w:spacing w:after="140" w:before="320"/>
+      </w:pPr>
+      <w:r>
+        <w:t xml:space="preserve">8. Documentația proiectului</w:t>
+      </w:r>
+    </w:p>
+    <w:tbl>
+      <w:tblPr>
+        <w:tblW w:type="dxa" w:w="9638"/>
+        <w:tblBorders>
+          <w:top w:val="single" w:color="auto" w:sz="4"/>
+          <w:left w:val="single" w:color="auto" w:sz="4"/>
+          <w:bottom w:val="single" w:color="auto" w:sz="4"/>
+          <w:right w:val="single" w:color="auto" w:sz="4"/>
+          <w:insideH w:val="single" w:color="auto" w:sz="4"/>
+          <w:insideV w:val="single" w:color="auto" w:sz="4"/>
+        </w:tblBorders>
+      </w:tblPr>
+      <w:tblGrid>
+        <w:gridCol w:w="3000"/>
+        <w:gridCol w:w="6638"/>
+      </w:tblGrid>
+      <w:tr>
+        <w:trPr>
+          <w:tblHeader/>
+        </w:trPr>
+        <w:tc>
+          <w:tcPr>
+            <w:tcW w:type="dxa" w:w="3000"/>
+            <w:shd w:fill="F2F2F2" w:color="auto" w:val="clear"/>
+            <w:tcMar>
+              <w:top w:type="dxa" w:w="60"/>
+              <w:left w:type="dxa" w:w="110"/>
+              <w:bottom w:type="dxa" w:w="60"/>
+              <w:right w:type="dxa" w:w="110"/>
+            </w:tcMar>
+          </w:tcPr>
+          <w:p>
+            <w:r>
+              <w:rPr>
+                <w:b/>
+                <w:bCs/>
+                <w:sz w:val="20"/>
+                <w:szCs w:val="20"/>
+              </w:rPr>
+              <w:t xml:space="preserve">Fișier</w:t>
+            </w:r>
+          </w:p>
+        </w:tc>
+        <w:tc>
+          <w:tcPr>
+            <w:tcW w:type="dxa" w:w="6638"/>
+            <w:shd w:fill="F2F2F2" w:color="auto" w:val="clear"/>
+            <w:tcMar>
+              <w:top w:type="dxa" w:w="60"/>
+              <w:left w:type="dxa" w:w="110"/>
+              <w:bottom w:type="dxa" w:w="60"/>
+              <w:right w:type="dxa" w:w="110"/>
+            </w:tcMar>
+          </w:tcPr>
+          <w:p>
+            <w:r>
+              <w:rPr>
+                <w:b/>
+                <w:bCs/>
+                <w:sz w:val="20"/>
+                <w:szCs w:val="20"/>
+              </w:rPr>
+              <w:t xml:space="preserve">Conținut</w:t>
+            </w:r>
+          </w:p>
+        </w:tc>
+      </w:tr>
+      <w:tr>
+        <w:tc>
+          <w:tcPr>
+            <w:tcW w:type="dxa" w:w="3000"/>
+            <w:tcMar>
+              <w:top w:type="dxa" w:w="60"/>
+              <w:left w:type="dxa" w:w="110"/>
+              <w:bottom w:type="dxa" w:w="60"/>
+              <w:right w:type="dxa" w:w="110"/>
+            </w:tcMar>
+          </w:tcPr>
+          <w:p>
+            <w:r>
+              <w:rPr>
+                <w:b w:val="false"/>
+                <w:bCs w:val="false"/>
+                <w:sz w:val="20"/>
+                <w:szCs w:val="20"/>
+              </w:rPr>
+              <w:t xml:space="preserve">Sarcina Tehnica.docx</w:t>
+            </w:r>
+          </w:p>
+        </w:tc>
+        <w:tc>
+          <w:tcPr>
+            <w:tcW w:type="dxa" w:w="6638"/>
+            <w:tcMar>
+              <w:top w:type="dxa" w:w="60"/>
+              <w:left w:type="dxa" w:w="110"/>
+              <w:bottom w:type="dxa" w:w="60"/>
+              <w:right w:type="dxa" w:w="110"/>
+            </w:tcMar>
+          </w:tcPr>
+          <w:p>
+            <w:r>
+              <w:rPr>
+                <w:b w:val="false"/>
+                <w:bCs w:val="false"/>
+                <w:sz w:val="20"/>
+                <w:szCs w:val="20"/>
+              </w:rPr>
+              <w:t xml:space="preserve">sarcinile de lucru, pe fiecare membru al echipei</w:t>
+            </w:r>
+          </w:p>
+        </w:tc>
+      </w:tr>
+      <w:tr>
+        <w:tc>
+          <w:tcPr>
+            <w:tcW w:type="dxa" w:w="3000"/>
+            <w:tcMar>
+              <w:top w:type="dxa" w:w="60"/>
+              <w:left w:type="dxa" w:w="110"/>
+              <w:bottom w:type="dxa" w:w="60"/>
+              <w:right w:type="dxa" w:w="110"/>
+            </w:tcMar>
+          </w:tcPr>
+          <w:p>
+            <w:r>
+              <w:rPr>
+                <w:b w:val="false"/>
+                <w:bCs w:val="false"/>
+                <w:sz w:val="20"/>
+                <w:szCs w:val="20"/>
+              </w:rPr>
+              <w:t xml:space="preserve">plan.md</w:t>
+            </w:r>
+          </w:p>
+        </w:tc>
+        <w:tc>
+          <w:tcPr>
+            <w:tcW w:type="dxa" w:w="6638"/>
+            <w:tcMar>
+              <w:top w:type="dxa" w:w="60"/>
+              <w:left w:type="dxa" w:w="110"/>
+              <w:bottom w:type="dxa" w:w="60"/>
+              <w:right w:type="dxa" w:w="110"/>
+            </w:tcMar>
+          </w:tcPr>
+          <w:p>
+            <w:r>
+              <w:rPr>
+                <w:b w:val="false"/>
+                <w:bCs w:val="false"/>
+                <w:sz w:val="20"/>
+                <w:szCs w:val="20"/>
+              </w:rPr>
+              <w:t xml:space="preserve">planul tehnic detaliat: schemă, servicii, formulare</w:t>
+            </w:r>
+          </w:p>
+        </w:tc>
+      </w:tr>
+      <w:tr>
+        <w:tc>
+          <w:tcPr>
+            <w:tcW w:type="dxa" w:w="3000"/>
+            <w:tcMar>
+              <w:top w:type="dxa" w:w="60"/>
+              <w:left w:type="dxa" w:w="110"/>
+              <w:bottom w:type="dxa" w:w="60"/>
+              <w:right w:type="dxa" w:w="110"/>
+            </w:tcMar>
+          </w:tcPr>
+          <w:p>
+            <w:r>
+              <w:rPr>
+                <w:b w:val="false"/>
+                <w:bCs w:val="false"/>
+                <w:sz w:val="20"/>
+                <w:szCs w:val="20"/>
+              </w:rPr>
+              <w:t xml:space="preserve">Credentials.txt</w:t>
+            </w:r>
+          </w:p>
+        </w:tc>
+        <w:tc>
+          <w:tcPr>
+            <w:tcW w:type="dxa" w:w="6638"/>
+            <w:tcMar>
+              <w:top w:type="dxa" w:w="60"/>
+              <w:left w:type="dxa" w:w="110"/>
+              <w:bottom w:type="dxa" w:w="60"/>
+              <w:right w:type="dxa" w:w="110"/>
+            </w:tcMar>
+          </w:tcPr>
+          <w:p>
+            <w:r>
+              <w:rPr>
+                <w:b w:val="false"/>
+                <w:bCs w:val="false"/>
+                <w:sz w:val="20"/>
+                <w:szCs w:val="20"/>
+              </w:rPr>
+              <w:t xml:space="preserve">adrese, porturi, conturi și parole de acces</w:t>
+            </w:r>
+          </w:p>
+        </w:tc>
+      </w:tr>
+      <w:tr>
+        <w:tc>
+          <w:tcPr>
+            <w:tcW w:type="dxa" w:w="3000"/>
+            <w:tcMar>
+              <w:top w:type="dxa" w:w="60"/>
+              <w:left w:type="dxa" w:w="110"/>
+              <w:bottom w:type="dxa" w:w="60"/>
+              <w:right w:type="dxa" w:w="110"/>
+            </w:tcMar>
+          </w:tcPr>
+          <w:p>
+            <w:r>
+              <w:rPr>
+                <w:b w:val="false"/>
+                <w:bCs w:val="false"/>
+                <w:sz w:val="20"/>
+                <w:szCs w:val="20"/>
+              </w:rPr>
+              <w:t xml:space="preserve">README.md</w:t>
+            </w:r>
+          </w:p>
+        </w:tc>
+        <w:tc>
+          <w:tcPr>
+            <w:tcW w:type="dxa" w:w="6638"/>
+            <w:tcMar>
+              <w:top w:type="dxa" w:w="60"/>
+              <w:left w:type="dxa" w:w="110"/>
+              <w:bottom w:type="dxa" w:w="60"/>
+              <w:right w:type="dxa" w:w="110"/>
+            </w:tcMar>
+          </w:tcPr>
+          <w:p>
+            <w:r>
+              <w:rPr>
+                <w:b w:val="false"/>
+                <w:bCs w:val="false"/>
+                <w:sz w:val="20"/>
+                <w:szCs w:val="20"/>
+              </w:rPr>
+              <w:t xml:space="preserve">prezentarea proiectului și structura repository-ului</w:t>
+            </w:r>
+          </w:p>
+        </w:tc>
+      </w:tr>
+      <w:tr>
+        <w:tc>
+          <w:tcPr>
+            <w:tcW w:type="dxa" w:w="3000"/>
+            <w:tcMar>
+              <w:top w:type="dxa" w:w="60"/>
+              <w:left w:type="dxa" w:w="110"/>
+              <w:bottom w:type="dxa" w:w="60"/>
+              <w:right w:type="dxa" w:w="110"/>
+            </w:tcMar>
+          </w:tcPr>
+          <w:p>
+            <w:r>
+              <w:rPr>
+                <w:b w:val="false"/>
+                <w:bCs w:val="false"/>
+                <w:sz w:val="20"/>
+                <w:szCs w:val="20"/>
+              </w:rPr>
+              <w:t xml:space="preserve">SQL Code</w:t>
+            </w:r>
+          </w:p>
+        </w:tc>
+        <w:tc>
+          <w:tcPr>
+            <w:tcW w:type="dxa" w:w="6638"/>
+            <w:tcMar>
+              <w:top w:type="dxa" w:w="60"/>
+              <w:left w:type="dxa" w:w="110"/>
+              <w:bottom w:type="dxa" w:w="60"/>
+              <w:right w:type="dxa" w:w="110"/>
+            </w:tcMar>
+          </w:tcPr>
+          <w:p>
+            <w:r>
+              <w:rPr>
+                <w:b w:val="false"/>
+                <w:bCs w:val="false"/>
+                <w:sz w:val="20"/>
+                <w:szCs w:val="20"/>
+              </w:rPr>
+              <w:t xml:space="preserve">cele 11 scripturi de creare a bazei de date</w:t>
+            </w:r>
+          </w:p>
+        </w:tc>
+      </w:tr>
+      <w:tr>
+        <w:tc>
+          <w:tcPr>
+            <w:tcW w:type="dxa" w:w="3000"/>
+            <w:tcMar>
+              <w:top w:type="dxa" w:w="60"/>
+              <w:left w:type="dxa" w:w="110"/>
+              <w:bottom w:type="dxa" w:w="60"/>
+              <w:right w:type="dxa" w:w="110"/>
+            </w:tcMar>
+          </w:tcPr>
+          <w:p>
+            <w:r>
+              <w:rPr>
+                <w:b w:val="false"/>
+                <w:bCs w:val="false"/>
+                <w:sz w:val="20"/>
+                <w:szCs w:val="20"/>
+              </w:rPr>
+              <w:t xml:space="preserve">File-Server</w:t>
+            </w:r>
+          </w:p>
+        </w:tc>
+        <w:tc>
+          <w:tcPr>
+            <w:tcW w:type="dxa" w:w="6638"/>
+            <w:tcMar>
+              <w:top w:type="dxa" w:w="60"/>
+              <w:left w:type="dxa" w:w="110"/>
+              <w:bottom w:type="dxa" w:w="60"/>
+              <w:right w:type="dxa" w:w="110"/>
+            </w:tcMar>
+          </w:tcPr>
+          <w:p>
+            <w:r>
+              <w:rPr>
+                <w:b w:val="false"/>
+                <w:bCs w:val="false"/>
+                <w:sz w:val="20"/>
+                <w:szCs w:val="20"/>
+              </w:rPr>
+              <w:t xml:space="preserve">fișierele JSON: autobuzele și harta stațiilor</w:t>
+            </w:r>
+          </w:p>
+        </w:tc>
+      </w:tr>
+    </w:tbl>
     <w:sectPr>
       <w:pgSz w:w="11906" w:h="16838" w:orient="portrait"/>
       <w:pgMar w:top="1134" w:right="1134" w:bottom="1134" w:left="1134" w:header="708" w:footer="708" w:gutter="0"/>

--- a/raport.docx
+++ b/raport.docx
@@ -1694,7 +1694,7 @@
         <w:spacing w:after="120"/>
       </w:pPr>
       <w:r>
-        <w:t xml:space="preserve">Parolele utilizatorilor aplicației nu se păstrează în clar: în tabelul Utilizatori se salvează doar valoarea obținută prin funcția de hash, calculată peste numele de utilizator și parolă.</w:t>
+        <w:t xml:space="preserve">Parolele utilizatorilor aplicației nu se păstrează în clar. Aplicația salvează în tabelul Utilizatori doar hash-ul PBKDF2-SHA256, cu sare aleatorie și 210 000 de iterații. Conturile create de scriptul de date de test au inițial un hash SHA2_512, calculat peste numele de utilizator și parolă; aplicația îl acceptă și îl înlocuiește automat cu formatul PBKDF2 la prima autentificare reușită.</w:t>
       </w:r>
     </w:p>
     <w:p>
@@ -3138,11 +3138,10 @@
           <w:p>
             <w:r>
               <w:rPr>
-                <w:rFonts w:ascii="Consolas" w:cs="Consolas" w:eastAsia="Consolas" w:hAnsi="Consolas"/>
-                <w:b w:val="false"/>
-                <w:bCs w:val="false"/>
-                <w:sz w:val="19"/>
-                <w:szCs w:val="19"/>
+                <w:b w:val="false"/>
+                <w:bCs w:val="false"/>
+                <w:sz w:val="20"/>
+                <w:szCs w:val="20"/>
               </w:rPr>
               <w:t xml:space="preserve">interfața aplicației</w:t>
             </w:r>
@@ -3185,11 +3184,10 @@
           <w:p>
             <w:r>
               <w:rPr>
-                <w:rFonts w:ascii="Consolas" w:cs="Consolas" w:eastAsia="Consolas" w:hAnsi="Consolas"/>
-                <w:b w:val="false"/>
-                <w:bCs w:val="false"/>
-                <w:sz w:val="19"/>
-                <w:szCs w:val="19"/>
+                <w:b w:val="false"/>
+                <w:bCs w:val="false"/>
+                <w:sz w:val="20"/>
+                <w:szCs w:val="20"/>
               </w:rPr>
               <w:t xml:space="preserve">teste unitare</w:t>
             </w:r>
@@ -3286,6 +3284,19 @@
     </w:p>
     <w:p>
       <w:pPr>
+        <w:pStyle w:val="ListParagraph"/>
+        <w:numPr>
+          <w:ilvl w:val="0"/>
+          <w:numId w:val="2"/>
+        </w:numPr>
+        <w:spacing w:after="60"/>
+      </w:pPr>
+      <w:r>
+        <w:t xml:space="preserve">citirea și scrierea fișierelor autobuz_{AutobuzID}.json și harta.json, cu validarea structurii înainte de scriere și după citire: numărul de locuri egal cu capacitatea autobuzului, locuri numerotate continuu de la 1, fiecare loc pe o poziție proprie în grilă, conexiuni doar între noduri existente.</w:t>
+      </w:r>
+    </w:p>
+    <w:p>
+      <w:pPr>
         <w:spacing w:after="80"/>
       </w:pPr>
     </w:p>
@@ -3299,7 +3310,715 @@
     </w:p>
     <w:p>
       <w:pPr>
+        <w:pStyle w:val="Heading2"/>
+        <w:spacing w:after="100" w:before="220"/>
+      </w:pPr>
+      <w:r>
+        <w:t xml:space="preserve">Autogara.DataAccess</w:t>
+      </w:r>
+    </w:p>
+    <w:p>
+      <w:pPr>
+        <w:spacing w:after="120"/>
+      </w:pPr>
+      <w:r>
+        <w:t xml:space="preserve">Accesul la baza de date se face prin Entity Framework Core. Contextul mapează toate cele 17 tabele și 5 views din schema autogara, cu statusurile păstrate exact ca în constrângerile CHECK. Rezervarea, vânzarea, anularea, crearea locurilor, rapoartele și administrarea conturilor apelează procedurile stocate, cu parametri de ieșire, ca logica tranzacțională să rămână cea din baza de date.</w:t>
+      </w:r>
+    </w:p>
+    <w:p>
+      <w:pPr>
+        <w:pStyle w:val="ListParagraph"/>
+        <w:numPr>
+          <w:ilvl w:val="0"/>
+          <w:numId w:val="2"/>
+        </w:numPr>
+        <w:spacing w:after="60"/>
+      </w:pPr>
+      <w:r>
+        <w:t xml:space="preserve">reîncercare automată la erorile tranzitorii de rețea, importantă pentru conexiunea prin internet;</w:t>
+      </w:r>
+    </w:p>
+    <w:p>
+      <w:pPr>
+        <w:pStyle w:val="ListParagraph"/>
+        <w:numPr>
+          <w:ilvl w:val="0"/>
+          <w:numId w:val="2"/>
+        </w:numPr>
+        <w:spacing w:after="60"/>
+      </w:pPr>
+      <w:r>
+        <w:t xml:space="preserve">operațiile compuse rulează într-o singură tranzacție — de exemplu, anularea unei curse rambursează toate biletele ei sau nu modifică nimic;</w:t>
+      </w:r>
+    </w:p>
+    <w:p>
+      <w:pPr>
+        <w:pStyle w:val="ListParagraph"/>
+        <w:numPr>
+          <w:ilvl w:val="0"/>
+          <w:numId w:val="2"/>
+        </w:numPr>
+        <w:spacing w:after="60"/>
+      </w:pPr>
+      <w:r>
+        <w:t xml:space="preserve">erorile SQL se traduc în mesaje pentru utilizator: mesajele din procedurile stocate se afișează ca atare, iar pierderea conexiunii și modificările concurente (ROWVERSION) au mesaje proprii.</w:t>
+      </w:r>
+    </w:p>
+    <w:p>
+      <w:pPr>
+        <w:spacing w:after="60"/>
+      </w:pPr>
+    </w:p>
+    <w:p>
+      <w:pPr>
+        <w:pStyle w:val="Heading2"/>
+        <w:spacing w:after="100" w:before="220"/>
+      </w:pPr>
+      <w:r>
+        <w:t xml:space="preserve">Autogara.Business</w:t>
+      </w:r>
+    </w:p>
+    <w:p>
+      <w:pPr>
+        <w:spacing w:after="120"/>
+      </w:pPr>
+      <w:r>
+        <w:t xml:space="preserve">Serviciile de business conțin toată logica aplicației și sunt reunite într-o singură clasă, AutogaraBackend, pe care formularele o folosesc direct. Fiecare serviciu verifică rolul utilizatorului autentificat înainte de operație, nu doar interfața.</w:t>
+      </w:r>
+    </w:p>
+    <w:tbl>
+      <w:tblPr>
+        <w:tblW w:type="dxa" w:w="9638"/>
+        <w:tblBorders>
+          <w:top w:val="single" w:color="auto" w:sz="4"/>
+          <w:left w:val="single" w:color="auto" w:sz="4"/>
+          <w:bottom w:val="single" w:color="auto" w:sz="4"/>
+          <w:right w:val="single" w:color="auto" w:sz="4"/>
+          <w:insideH w:val="single" w:color="auto" w:sz="4"/>
+          <w:insideV w:val="single" w:color="auto" w:sz="4"/>
+        </w:tblBorders>
+      </w:tblPr>
+      <w:tblGrid>
+        <w:gridCol w:w="3000"/>
+        <w:gridCol w:w="6638"/>
+      </w:tblGrid>
+      <w:tr>
+        <w:trPr>
+          <w:tblHeader/>
+        </w:trPr>
+        <w:tc>
+          <w:tcPr>
+            <w:tcW w:type="dxa" w:w="3000"/>
+            <w:shd w:fill="F2F2F2" w:color="auto" w:val="clear"/>
+            <w:tcMar>
+              <w:top w:type="dxa" w:w="60"/>
+              <w:left w:type="dxa" w:w="110"/>
+              <w:bottom w:type="dxa" w:w="60"/>
+              <w:right w:type="dxa" w:w="110"/>
+            </w:tcMar>
+          </w:tcPr>
+          <w:p>
+            <w:r>
+              <w:rPr>
+                <w:b/>
+                <w:bCs/>
+                <w:sz w:val="20"/>
+                <w:szCs w:val="20"/>
+              </w:rPr>
+              <w:t xml:space="preserve">Serviciu</w:t>
+            </w:r>
+          </w:p>
+        </w:tc>
+        <w:tc>
+          <w:tcPr>
+            <w:tcW w:type="dxa" w:w="6638"/>
+            <w:shd w:fill="F2F2F2" w:color="auto" w:val="clear"/>
+            <w:tcMar>
+              <w:top w:type="dxa" w:w="60"/>
+              <w:left w:type="dxa" w:w="110"/>
+              <w:bottom w:type="dxa" w:w="60"/>
+              <w:right w:type="dxa" w:w="110"/>
+            </w:tcMar>
+          </w:tcPr>
+          <w:p>
+            <w:r>
+              <w:rPr>
+                <w:b/>
+                <w:bCs/>
+                <w:sz w:val="20"/>
+                <w:szCs w:val="20"/>
+              </w:rPr>
+              <w:t xml:space="preserve">Ce face</w:t>
+            </w:r>
+          </w:p>
+        </w:tc>
+      </w:tr>
+      <w:tr>
+        <w:tc>
+          <w:tcPr>
+            <w:tcW w:type="dxa" w:w="3000"/>
+            <w:tcMar>
+              <w:top w:type="dxa" w:w="60"/>
+              <w:left w:type="dxa" w:w="110"/>
+              <w:bottom w:type="dxa" w:w="60"/>
+              <w:right w:type="dxa" w:w="110"/>
+            </w:tcMar>
+          </w:tcPr>
+          <w:p>
+            <w:r>
+              <w:rPr>
+                <w:b w:val="false"/>
+                <w:bCs w:val="false"/>
+                <w:sz w:val="20"/>
+                <w:szCs w:val="20"/>
+              </w:rPr>
+              <w:t xml:space="preserve">Autentificare</w:t>
+            </w:r>
+          </w:p>
+        </w:tc>
+        <w:tc>
+          <w:tcPr>
+            <w:tcW w:type="dxa" w:w="6638"/>
+            <w:tcMar>
+              <w:top w:type="dxa" w:w="60"/>
+              <w:left w:type="dxa" w:w="110"/>
+              <w:bottom w:type="dxa" w:w="60"/>
+              <w:right w:type="dxa" w:w="110"/>
+            </w:tcMar>
+          </w:tcPr>
+          <w:p>
+            <w:r>
+              <w:rPr>
+                <w:b w:val="false"/>
+                <w:bCs w:val="false"/>
+                <w:sz w:val="20"/>
+                <w:szCs w:val="20"/>
+              </w:rPr>
+              <w:t xml:space="preserve">login, deconectare, schimbarea parolei, cererea de resetare și parola temporară dată de administrator</w:t>
+            </w:r>
+          </w:p>
+        </w:tc>
+      </w:tr>
+      <w:tr>
+        <w:tc>
+          <w:tcPr>
+            <w:tcW w:type="dxa" w:w="3000"/>
+            <w:tcMar>
+              <w:top w:type="dxa" w:w="60"/>
+              <w:left w:type="dxa" w:w="110"/>
+              <w:bottom w:type="dxa" w:w="60"/>
+              <w:right w:type="dxa" w:w="110"/>
+            </w:tcMar>
+          </w:tcPr>
+          <w:p>
+            <w:r>
+              <w:rPr>
+                <w:b w:val="false"/>
+                <w:bCs w:val="false"/>
+                <w:sz w:val="20"/>
+                <w:szCs w:val="20"/>
+              </w:rPr>
+              <w:t xml:space="preserve">Utilizatori</w:t>
+            </w:r>
+          </w:p>
+        </w:tc>
+        <w:tc>
+          <w:tcPr>
+            <w:tcW w:type="dxa" w:w="6638"/>
+            <w:tcMar>
+              <w:top w:type="dxa" w:w="60"/>
+              <w:left w:type="dxa" w:w="110"/>
+              <w:bottom w:type="dxa" w:w="60"/>
+              <w:right w:type="dxa" w:w="110"/>
+            </w:tcMar>
+          </w:tcPr>
+          <w:p>
+            <w:r>
+              <w:rPr>
+                <w:b w:val="false"/>
+                <w:bCs w:val="false"/>
+                <w:sz w:val="20"/>
+                <w:szCs w:val="20"/>
+              </w:rPr>
+              <w:t xml:space="preserve">adăugare, modificare, dezactivare și reactivare; rămâne mereu cel puțin un administrator activ</w:t>
+            </w:r>
+          </w:p>
+        </w:tc>
+      </w:tr>
+      <w:tr>
+        <w:tc>
+          <w:tcPr>
+            <w:tcW w:type="dxa" w:w="3000"/>
+            <w:tcMar>
+              <w:top w:type="dxa" w:w="60"/>
+              <w:left w:type="dxa" w:w="110"/>
+              <w:bottom w:type="dxa" w:w="60"/>
+              <w:right w:type="dxa" w:w="110"/>
+            </w:tcMar>
+          </w:tcPr>
+          <w:p>
+            <w:r>
+              <w:rPr>
+                <w:b w:val="false"/>
+                <w:bCs w:val="false"/>
+                <w:sz w:val="20"/>
+                <w:szCs w:val="20"/>
+              </w:rPr>
+              <w:t xml:space="preserve">Hartă</w:t>
+            </w:r>
+          </w:p>
+        </w:tc>
+        <w:tc>
+          <w:tcPr>
+            <w:tcW w:type="dxa" w:w="6638"/>
+            <w:tcMar>
+              <w:top w:type="dxa" w:w="60"/>
+              <w:left w:type="dxa" w:w="110"/>
+              <w:bottom w:type="dxa" w:w="60"/>
+              <w:right w:type="dxa" w:w="110"/>
+            </w:tcMar>
+          </w:tcPr>
+          <w:p>
+            <w:r>
+              <w:rPr>
+                <w:b w:val="false"/>
+                <w:bCs w:val="false"/>
+                <w:sz w:val="20"/>
+                <w:szCs w:val="20"/>
+              </w:rPr>
+              <w:t xml:space="preserve">încărcarea și salvarea nodurilor și conexiunilor, rescrierea harta.json, cel mai scurt drum între stații</w:t>
+            </w:r>
+          </w:p>
+        </w:tc>
+      </w:tr>
+      <w:tr>
+        <w:tc>
+          <w:tcPr>
+            <w:tcW w:type="dxa" w:w="3000"/>
+            <w:tcMar>
+              <w:top w:type="dxa" w:w="60"/>
+              <w:left w:type="dxa" w:w="110"/>
+              <w:bottom w:type="dxa" w:w="60"/>
+              <w:right w:type="dxa" w:w="110"/>
+            </w:tcMar>
+          </w:tcPr>
+          <w:p>
+            <w:r>
+              <w:rPr>
+                <w:b w:val="false"/>
+                <w:bCs w:val="false"/>
+                <w:sz w:val="20"/>
+                <w:szCs w:val="20"/>
+              </w:rPr>
+              <w:t xml:space="preserve">Stații și trasee</w:t>
+            </w:r>
+          </w:p>
+        </w:tc>
+        <w:tc>
+          <w:tcPr>
+            <w:tcW w:type="dxa" w:w="6638"/>
+            <w:tcMar>
+              <w:top w:type="dxa" w:w="60"/>
+              <w:left w:type="dxa" w:w="110"/>
+              <w:bottom w:type="dxa" w:w="60"/>
+              <w:right w:type="dxa" w:w="110"/>
+            </w:tcMar>
+          </w:tcPr>
+          <w:p>
+            <w:r>
+              <w:rPr>
+                <w:b w:val="false"/>
+                <w:bCs w:val="false"/>
+                <w:sz w:val="20"/>
+                <w:szCs w:val="20"/>
+              </w:rPr>
+              <w:t xml:space="preserve">adresa și peronul stațiilor; trasee cu opriri ordonate, verificate pe hartă, cu distanța totală</w:t>
+            </w:r>
+          </w:p>
+        </w:tc>
+      </w:tr>
+      <w:tr>
+        <w:tc>
+          <w:tcPr>
+            <w:tcW w:type="dxa" w:w="3000"/>
+            <w:tcMar>
+              <w:top w:type="dxa" w:w="60"/>
+              <w:left w:type="dxa" w:w="110"/>
+              <w:bottom w:type="dxa" w:w="60"/>
+              <w:right w:type="dxa" w:w="110"/>
+            </w:tcMar>
+          </w:tcPr>
+          <w:p>
+            <w:r>
+              <w:rPr>
+                <w:b w:val="false"/>
+                <w:bCs w:val="false"/>
+                <w:sz w:val="20"/>
+                <w:szCs w:val="20"/>
+              </w:rPr>
+              <w:t xml:space="preserve">Autobuze și mentenanță</w:t>
+            </w:r>
+          </w:p>
+        </w:tc>
+        <w:tc>
+          <w:tcPr>
+            <w:tcW w:type="dxa" w:w="6638"/>
+            <w:tcMar>
+              <w:top w:type="dxa" w:w="60"/>
+              <w:left w:type="dxa" w:w="110"/>
+              <w:bottom w:type="dxa" w:w="60"/>
+              <w:right w:type="dxa" w:w="110"/>
+            </w:tcMar>
+          </w:tcPr>
+          <w:p>
+            <w:r>
+              <w:rPr>
+                <w:b w:val="false"/>
+                <w:bCs w:val="false"/>
+                <w:sz w:val="20"/>
+                <w:szCs w:val="20"/>
+              </w:rPr>
+              <w:t xml:space="preserve">autobuzele cu structura locurilor pe file server, lucrările de mentenanță, ITP-ul și alertele de expirare</w:t>
+            </w:r>
+          </w:p>
+        </w:tc>
+      </w:tr>
+      <w:tr>
+        <w:tc>
+          <w:tcPr>
+            <w:tcW w:type="dxa" w:w="3000"/>
+            <w:tcMar>
+              <w:top w:type="dxa" w:w="60"/>
+              <w:left w:type="dxa" w:w="110"/>
+              <w:bottom w:type="dxa" w:w="60"/>
+              <w:right w:type="dxa" w:w="110"/>
+            </w:tcMar>
+          </w:tcPr>
+          <w:p>
+            <w:r>
+              <w:rPr>
+                <w:b w:val="false"/>
+                <w:bCs w:val="false"/>
+                <w:sz w:val="20"/>
+                <w:szCs w:val="20"/>
+              </w:rPr>
+              <w:t xml:space="preserve">Șoferi și reduceri</w:t>
+            </w:r>
+          </w:p>
+        </w:tc>
+        <w:tc>
+          <w:tcPr>
+            <w:tcW w:type="dxa" w:w="6638"/>
+            <w:tcMar>
+              <w:top w:type="dxa" w:w="60"/>
+              <w:left w:type="dxa" w:w="110"/>
+              <w:bottom w:type="dxa" w:w="60"/>
+              <w:right w:type="dxa" w:w="110"/>
+            </w:tcMar>
+          </w:tcPr>
+          <w:p>
+            <w:r>
+              <w:rPr>
+                <w:b w:val="false"/>
+                <w:bCs w:val="false"/>
+                <w:sz w:val="20"/>
+                <w:szCs w:val="20"/>
+              </w:rPr>
+              <w:t xml:space="preserve">gestionarea șoferilor și a tipurilor de reducere</w:t>
+            </w:r>
+          </w:p>
+        </w:tc>
+      </w:tr>
+      <w:tr>
+        <w:tc>
+          <w:tcPr>
+            <w:tcW w:type="dxa" w:w="3000"/>
+            <w:tcMar>
+              <w:top w:type="dxa" w:w="60"/>
+              <w:left w:type="dxa" w:w="110"/>
+              <w:bottom w:type="dxa" w:w="60"/>
+              <w:right w:type="dxa" w:w="110"/>
+            </w:tcMar>
+          </w:tcPr>
+          <w:p>
+            <w:r>
+              <w:rPr>
+                <w:b w:val="false"/>
+                <w:bCs w:val="false"/>
+                <w:sz w:val="20"/>
+                <w:szCs w:val="20"/>
+              </w:rPr>
+              <w:t xml:space="preserve">Curse</w:t>
+            </w:r>
+          </w:p>
+        </w:tc>
+        <w:tc>
+          <w:tcPr>
+            <w:tcW w:type="dxa" w:w="6638"/>
+            <w:tcMar>
+              <w:top w:type="dxa" w:w="60"/>
+              <w:left w:type="dxa" w:w="110"/>
+              <w:bottom w:type="dxa" w:w="60"/>
+              <w:right w:type="dxa" w:w="110"/>
+            </w:tcMar>
+          </w:tcPr>
+          <w:p>
+            <w:r>
+              <w:rPr>
+                <w:b w:val="false"/>
+                <w:bCs w:val="false"/>
+                <w:sz w:val="20"/>
+                <w:szCs w:val="20"/>
+              </w:rPr>
+              <w:t xml:space="preserve">căutarea după stații și dată, crearea cu verificarea autobuzului, șoferului și ITP-ului, statusurile, anularea cu rambursare</w:t>
+            </w:r>
+          </w:p>
+        </w:tc>
+      </w:tr>
+      <w:tr>
+        <w:tc>
+          <w:tcPr>
+            <w:tcW w:type="dxa" w:w="3000"/>
+            <w:tcMar>
+              <w:top w:type="dxa" w:w="60"/>
+              <w:left w:type="dxa" w:w="110"/>
+              <w:bottom w:type="dxa" w:w="60"/>
+              <w:right w:type="dxa" w:w="110"/>
+            </w:tcMar>
+          </w:tcPr>
+          <w:p>
+            <w:r>
+              <w:rPr>
+                <w:b w:val="false"/>
+                <w:bCs w:val="false"/>
+                <w:sz w:val="20"/>
+                <w:szCs w:val="20"/>
+              </w:rPr>
+              <w:t xml:space="preserve">Rezervări și bilete</w:t>
+            </w:r>
+          </w:p>
+        </w:tc>
+        <w:tc>
+          <w:tcPr>
+            <w:tcW w:type="dxa" w:w="6638"/>
+            <w:tcMar>
+              <w:top w:type="dxa" w:w="60"/>
+              <w:left w:type="dxa" w:w="110"/>
+              <w:bottom w:type="dxa" w:w="60"/>
+              <w:right w:type="dxa" w:w="110"/>
+            </w:tcMar>
+          </w:tcPr>
+          <w:p>
+            <w:r>
+              <w:rPr>
+                <w:b w:val="false"/>
+                <w:bCs w:val="false"/>
+                <w:sz w:val="20"/>
+                <w:szCs w:val="20"/>
+              </w:rPr>
+              <w:t xml:space="preserve">rezervarea provizorie, vânzarea, vânzarea rapidă, estimarea și efectuarea anulării, căutarea după cod</w:t>
+            </w:r>
+          </w:p>
+        </w:tc>
+      </w:tr>
+      <w:tr>
+        <w:tc>
+          <w:tcPr>
+            <w:tcW w:type="dxa" w:w="3000"/>
+            <w:tcMar>
+              <w:top w:type="dxa" w:w="60"/>
+              <w:left w:type="dxa" w:w="110"/>
+              <w:bottom w:type="dxa" w:w="60"/>
+              <w:right w:type="dxa" w:w="110"/>
+            </w:tcMar>
+          </w:tcPr>
+          <w:p>
+            <w:r>
+              <w:rPr>
+                <w:b w:val="false"/>
+                <w:bCs w:val="false"/>
+                <w:sz w:val="20"/>
+                <w:szCs w:val="20"/>
+              </w:rPr>
+              <w:t xml:space="preserve">Rapoarte și dashboard</w:t>
+            </w:r>
+          </w:p>
+        </w:tc>
+        <w:tc>
+          <w:tcPr>
+            <w:tcW w:type="dxa" w:w="6638"/>
+            <w:tcMar>
+              <w:top w:type="dxa" w:w="60"/>
+              <w:left w:type="dxa" w:w="110"/>
+              <w:bottom w:type="dxa" w:w="60"/>
+              <w:right w:type="dxa" w:w="110"/>
+            </w:tcMar>
+          </w:tcPr>
+          <w:p>
+            <w:r>
+              <w:rPr>
+                <w:b w:val="false"/>
+                <w:bCs w:val="false"/>
+                <w:sz w:val="20"/>
+                <w:szCs w:val="20"/>
+              </w:rPr>
+              <w:t xml:space="preserve">vânzări zilnice, ocupare, rapoarte comparative, export CSV și arhivare pe file server; cifrele zilei curente</w:t>
+            </w:r>
+          </w:p>
+        </w:tc>
+      </w:tr>
+      <w:tr>
+        <w:tc>
+          <w:tcPr>
+            <w:tcW w:type="dxa" w:w="3000"/>
+            <w:tcMar>
+              <w:top w:type="dxa" w:w="60"/>
+              <w:left w:type="dxa" w:w="110"/>
+              <w:bottom w:type="dxa" w:w="60"/>
+              <w:right w:type="dxa" w:w="110"/>
+            </w:tcMar>
+          </w:tcPr>
+          <w:p>
+            <w:r>
+              <w:rPr>
+                <w:b w:val="false"/>
+                <w:bCs w:val="false"/>
+                <w:sz w:val="20"/>
+                <w:szCs w:val="20"/>
+              </w:rPr>
+              <w:t xml:space="preserve">Conexiune și actualizări</w:t>
+            </w:r>
+          </w:p>
+        </w:tc>
+        <w:tc>
+          <w:tcPr>
+            <w:tcW w:type="dxa" w:w="6638"/>
+            <w:tcMar>
+              <w:top w:type="dxa" w:w="60"/>
+              <w:left w:type="dxa" w:w="110"/>
+              <w:bottom w:type="dxa" w:w="60"/>
+              <w:right w:type="dxa" w:w="110"/>
+            </w:tcMar>
+          </w:tcPr>
+          <w:p>
+            <w:r>
+              <w:rPr>
+                <w:b w:val="false"/>
+                <w:bCs w:val="false"/>
+                <w:sz w:val="20"/>
+                <w:szCs w:val="20"/>
+              </w:rPr>
+              <w:t xml:space="preserve">verificarea periodică a serverului SQL și a file server-ului; verificarea unei versiuni noi a aplicației</w:t>
+            </w:r>
+          </w:p>
+        </w:tc>
+      </w:tr>
+    </w:tbl>
+    <w:p>
+      <w:pPr>
+        <w:spacing w:after="60"/>
+      </w:pPr>
+    </w:p>
+    <w:p>
+      <w:pPr>
+        <w:pStyle w:val="Heading2"/>
+        <w:spacing w:after="100" w:before="220"/>
+      </w:pPr>
+      <w:r>
+        <w:t xml:space="preserve">Securitatea în aplicație</w:t>
+      </w:r>
+    </w:p>
+    <w:p>
+      <w:pPr>
+        <w:pStyle w:val="ListParagraph"/>
+        <w:numPr>
+          <w:ilvl w:val="0"/>
+          <w:numId w:val="2"/>
+        </w:numPr>
+        <w:spacing w:after="60"/>
+      </w:pPr>
+      <w:r>
+        <w:t xml:space="preserve">după 5 încercări de autentificare greșite în 15 minute, contul se blochează temporar; încercările se numără în jurnalul de audit, deci limita este aceeași pe toate stațiile;</w:t>
+      </w:r>
+    </w:p>
+    <w:p>
+      <w:pPr>
+        <w:pStyle w:val="ListParagraph"/>
+        <w:numPr>
+          <w:ilvl w:val="0"/>
+          <w:numId w:val="2"/>
+        </w:numPr>
+        <w:spacing w:after="60"/>
+      </w:pPr>
+      <w:r>
+        <w:t xml:space="preserve">recuperarea parolei: cererea din ecranul de login ajunge la administratori, care generează o parolă temporară; răspunsul nu dezvăluie dacă un cont există;</w:t>
+      </w:r>
+    </w:p>
+    <w:p>
+      <w:pPr>
+        <w:pStyle w:val="ListParagraph"/>
+        <w:numPr>
+          <w:ilvl w:val="0"/>
+          <w:numId w:val="2"/>
+        </w:numPr>
+        <w:spacing w:after="60"/>
+      </w:pPr>
+      <w:r>
+        <w:t xml:space="preserve">datele de conectare la SQL și la file server se păstrează pe fiecare stație într-un fișier de configurare, cu parolele criptate prin DPAPI (Windows);</w:t>
+      </w:r>
+    </w:p>
+    <w:p>
+      <w:pPr>
+        <w:pStyle w:val="ListParagraph"/>
+        <w:numPr>
+          <w:ilvl w:val="0"/>
+          <w:numId w:val="2"/>
+        </w:numPr>
+        <w:spacing w:after="60"/>
+      </w:pPr>
+      <w:r>
+        <w:t xml:space="preserve">operațiile importante — vânzări, anulări, modificări de date, autentificări — se înregistrează în jurnalul de audit;</w:t>
+      </w:r>
+    </w:p>
+    <w:p>
+      <w:pPr>
+        <w:pStyle w:val="ListParagraph"/>
+        <w:numPr>
+          <w:ilvl w:val="0"/>
+          <w:numId w:val="2"/>
+        </w:numPr>
+        <w:spacing w:after="60"/>
+      </w:pPr>
+      <w:r>
+        <w:t xml:space="preserve">erorile se scriu într-un jurnal local pe fiecare stație, păstrat 30 de zile.</w:t>
+      </w:r>
+    </w:p>
+    <w:p>
+      <w:pPr>
+        <w:spacing w:after="60"/>
+      </w:pPr>
+    </w:p>
+    <w:p>
+      <w:pPr>
+        <w:pStyle w:val="Heading2"/>
+        <w:spacing w:after="100" w:before="220"/>
+      </w:pPr>
+      <w:r>
+        <w:t xml:space="preserve">Modul offline</w:t>
+      </w:r>
+    </w:p>
+    <w:p>
+      <w:pPr>
+        <w:spacing w:after="120"/>
+      </w:pPr>
+      <w:r>
+        <w:t xml:space="preserve">Ultimele date citite cu succes (curse active, stații, reduceri, hartă, structurile autobuzelor) se păstrează local. Dacă serverul nu răspunde, aplicația le afișează pe acestea, iar la revenirea conexiunii le reîmprospătează automat. Vânzarea, rezervarea și anularea cer întotdeauna conexiune la baza de date, ca un loc să nu poată fi vândut de două ori.</w:t>
+      </w:r>
+    </w:p>
+    <w:p>
+      <w:pPr>
         <w:pStyle w:val="Heading1"/>
+        <w:keepNext/>
         <w:spacing w:after="140" w:before="320"/>
       </w:pPr>
       <w:r>
@@ -3741,6 +4460,328 @@
           </w:p>
         </w:tc>
       </w:tr>
+      <w:tr>
+        <w:tc>
+          <w:tcPr>
+            <w:tcW w:type="dxa" w:w="3200"/>
+            <w:tcMar>
+              <w:top w:type="dxa" w:w="60"/>
+              <w:left w:type="dxa" w:w="110"/>
+              <w:bottom w:type="dxa" w:w="60"/>
+              <w:right w:type="dxa" w:w="110"/>
+            </w:tcMar>
+          </w:tcPr>
+          <w:p>
+            <w:r>
+              <w:rPr>
+                <w:b w:val="false"/>
+                <w:bCs w:val="false"/>
+                <w:sz w:val="20"/>
+                <w:szCs w:val="20"/>
+              </w:rPr>
+              <w:t xml:space="preserve">Entity Framework Core pentru citiri, proceduri stocate pentru operațiile critice</w:t>
+            </w:r>
+          </w:p>
+        </w:tc>
+        <w:tc>
+          <w:tcPr>
+            <w:tcW w:type="dxa" w:w="6438"/>
+            <w:tcMar>
+              <w:top w:type="dxa" w:w="60"/>
+              <w:left w:type="dxa" w:w="110"/>
+              <w:bottom w:type="dxa" w:w="60"/>
+              <w:right w:type="dxa" w:w="110"/>
+            </w:tcMar>
+          </w:tcPr>
+          <w:p>
+            <w:r>
+              <w:rPr>
+                <w:b w:val="false"/>
+                <w:bCs w:val="false"/>
+                <w:sz w:val="20"/>
+                <w:szCs w:val="20"/>
+              </w:rPr>
+              <w:t xml:space="preserve">interogări simple din cod, fără a dubla logica tranzacțională</w:t>
+            </w:r>
+          </w:p>
+        </w:tc>
+      </w:tr>
+      <w:tr>
+        <w:tc>
+          <w:tcPr>
+            <w:tcW w:type="dxa" w:w="3200"/>
+            <w:tcMar>
+              <w:top w:type="dxa" w:w="60"/>
+              <w:left w:type="dxa" w:w="110"/>
+              <w:bottom w:type="dxa" w:w="60"/>
+              <w:right w:type="dxa" w:w="110"/>
+            </w:tcMar>
+          </w:tcPr>
+          <w:p>
+            <w:r>
+              <w:rPr>
+                <w:b w:val="false"/>
+                <w:bCs w:val="false"/>
+                <w:sz w:val="20"/>
+                <w:szCs w:val="20"/>
+              </w:rPr>
+              <w:t xml:space="preserve">Parole cu PBKDF2-SHA256</w:t>
+            </w:r>
+          </w:p>
+        </w:tc>
+        <w:tc>
+          <w:tcPr>
+            <w:tcW w:type="dxa" w:w="6438"/>
+            <w:tcMar>
+              <w:top w:type="dxa" w:w="60"/>
+              <w:left w:type="dxa" w:w="110"/>
+              <w:bottom w:type="dxa" w:w="60"/>
+              <w:right w:type="dxa" w:w="110"/>
+            </w:tcMar>
+          </w:tcPr>
+          <w:p>
+            <w:r>
+              <w:rPr>
+                <w:b w:val="false"/>
+                <w:bCs w:val="false"/>
+                <w:sz w:val="20"/>
+                <w:szCs w:val="20"/>
+              </w:rPr>
+              <w:t xml:space="preserve">hash lent, cu sare; conturile din datele de test se convertesc automat</w:t>
+            </w:r>
+          </w:p>
+        </w:tc>
+      </w:tr>
+      <w:tr>
+        <w:tc>
+          <w:tcPr>
+            <w:tcW w:type="dxa" w:w="3200"/>
+            <w:tcMar>
+              <w:top w:type="dxa" w:w="60"/>
+              <w:left w:type="dxa" w:w="110"/>
+              <w:bottom w:type="dxa" w:w="60"/>
+              <w:right w:type="dxa" w:w="110"/>
+            </w:tcMar>
+          </w:tcPr>
+          <w:p>
+            <w:r>
+              <w:rPr>
+                <w:b w:val="false"/>
+                <w:bCs w:val="false"/>
+                <w:sz w:val="20"/>
+                <w:szCs w:val="20"/>
+              </w:rPr>
+              <w:t xml:space="preserve">Încercările de login numărate în jurnalul de audit</w:t>
+            </w:r>
+          </w:p>
+        </w:tc>
+        <w:tc>
+          <w:tcPr>
+            <w:tcW w:type="dxa" w:w="6438"/>
+            <w:tcMar>
+              <w:top w:type="dxa" w:w="60"/>
+              <w:left w:type="dxa" w:w="110"/>
+              <w:bottom w:type="dxa" w:w="60"/>
+              <w:right w:type="dxa" w:w="110"/>
+            </w:tcMar>
+          </w:tcPr>
+          <w:p>
+            <w:r>
+              <w:rPr>
+                <w:b w:val="false"/>
+                <w:bCs w:val="false"/>
+                <w:sz w:val="20"/>
+                <w:szCs w:val="20"/>
+              </w:rPr>
+              <w:t xml:space="preserve">limita e comună tuturor stațiilor, fără tabel nou</w:t>
+            </w:r>
+          </w:p>
+        </w:tc>
+      </w:tr>
+      <w:tr>
+        <w:tc>
+          <w:tcPr>
+            <w:tcW w:type="dxa" w:w="3200"/>
+            <w:tcMar>
+              <w:top w:type="dxa" w:w="60"/>
+              <w:left w:type="dxa" w:w="110"/>
+              <w:bottom w:type="dxa" w:w="60"/>
+              <w:right w:type="dxa" w:w="110"/>
+            </w:tcMar>
+          </w:tcPr>
+          <w:p>
+            <w:r>
+              <w:rPr>
+                <w:b w:val="false"/>
+                <w:bCs w:val="false"/>
+                <w:sz w:val="20"/>
+                <w:szCs w:val="20"/>
+              </w:rPr>
+              <w:t xml:space="preserve">Resetarea parolei prin administrator</w:t>
+            </w:r>
+          </w:p>
+        </w:tc>
+        <w:tc>
+          <w:tcPr>
+            <w:tcW w:type="dxa" w:w="6438"/>
+            <w:tcMar>
+              <w:top w:type="dxa" w:w="60"/>
+              <w:left w:type="dxa" w:w="110"/>
+              <w:bottom w:type="dxa" w:w="60"/>
+              <w:right w:type="dxa" w:w="110"/>
+            </w:tcMar>
+          </w:tcPr>
+          <w:p>
+            <w:r>
+              <w:rPr>
+                <w:b w:val="false"/>
+                <w:bCs w:val="false"/>
+                <w:sz w:val="20"/>
+                <w:szCs w:val="20"/>
+              </w:rPr>
+              <w:t xml:space="preserve">nu există serviciu de email; cererea rămâne înregistrată</w:t>
+            </w:r>
+          </w:p>
+        </w:tc>
+      </w:tr>
+      <w:tr>
+        <w:tc>
+          <w:tcPr>
+            <w:tcW w:type="dxa" w:w="3200"/>
+            <w:tcMar>
+              <w:top w:type="dxa" w:w="60"/>
+              <w:left w:type="dxa" w:w="110"/>
+              <w:bottom w:type="dxa" w:w="60"/>
+              <w:right w:type="dxa" w:w="110"/>
+            </w:tcMar>
+          </w:tcPr>
+          <w:p>
+            <w:r>
+              <w:rPr>
+                <w:b w:val="false"/>
+                <w:bCs w:val="false"/>
+                <w:sz w:val="20"/>
+                <w:szCs w:val="20"/>
+              </w:rPr>
+              <w:t xml:space="preserve">Parolele de conectare criptate DPAPI</w:t>
+            </w:r>
+          </w:p>
+        </w:tc>
+        <w:tc>
+          <w:tcPr>
+            <w:tcW w:type="dxa" w:w="6438"/>
+            <w:tcMar>
+              <w:top w:type="dxa" w:w="60"/>
+              <w:left w:type="dxa" w:w="110"/>
+              <w:bottom w:type="dxa" w:w="60"/>
+              <w:right w:type="dxa" w:w="110"/>
+            </w:tcMar>
+          </w:tcPr>
+          <w:p>
+            <w:r>
+              <w:rPr>
+                <w:b w:val="false"/>
+                <w:bCs w:val="false"/>
+                <w:sz w:val="20"/>
+                <w:szCs w:val="20"/>
+              </w:rPr>
+              <w:t xml:space="preserve">fișierul de configurare al stației nu conține parole în clar</w:t>
+            </w:r>
+          </w:p>
+        </w:tc>
+      </w:tr>
+      <w:tr>
+        <w:tc>
+          <w:tcPr>
+            <w:tcW w:type="dxa" w:w="3200"/>
+            <w:tcMar>
+              <w:top w:type="dxa" w:w="60"/>
+              <w:left w:type="dxa" w:w="110"/>
+              <w:bottom w:type="dxa" w:w="60"/>
+              <w:right w:type="dxa" w:w="110"/>
+            </w:tcMar>
+          </w:tcPr>
+          <w:p>
+            <w:r>
+              <w:rPr>
+                <w:b w:val="false"/>
+                <w:bCs w:val="false"/>
+                <w:sz w:val="20"/>
+                <w:szCs w:val="20"/>
+              </w:rPr>
+              <w:t xml:space="preserve">Modul offline doar pentru citire</w:t>
+            </w:r>
+          </w:p>
+        </w:tc>
+        <w:tc>
+          <w:tcPr>
+            <w:tcW w:type="dxa" w:w="6438"/>
+            <w:tcMar>
+              <w:top w:type="dxa" w:w="60"/>
+              <w:left w:type="dxa" w:w="110"/>
+              <w:bottom w:type="dxa" w:w="60"/>
+              <w:right w:type="dxa" w:w="110"/>
+            </w:tcMar>
+          </w:tcPr>
+          <w:p>
+            <w:r>
+              <w:rPr>
+                <w:b w:val="false"/>
+                <w:bCs w:val="false"/>
+                <w:sz w:val="20"/>
+                <w:szCs w:val="20"/>
+              </w:rPr>
+              <w:t xml:space="preserve">o vânzare fără server ar putea ocupa un loc deja vândut</w:t>
+            </w:r>
+          </w:p>
+        </w:tc>
+      </w:tr>
+      <w:tr>
+        <w:tc>
+          <w:tcPr>
+            <w:tcW w:type="dxa" w:w="3200"/>
+            <w:tcMar>
+              <w:top w:type="dxa" w:w="60"/>
+              <w:left w:type="dxa" w:w="110"/>
+              <w:bottom w:type="dxa" w:w="60"/>
+              <w:right w:type="dxa" w:w="110"/>
+            </w:tcMar>
+          </w:tcPr>
+          <w:p>
+            <w:r>
+              <w:rPr>
+                <w:b w:val="false"/>
+                <w:bCs w:val="false"/>
+                <w:sz w:val="20"/>
+                <w:szCs w:val="20"/>
+              </w:rPr>
+              <w:t xml:space="preserve">Rapoarte exportate CSV</w:t>
+            </w:r>
+          </w:p>
+        </w:tc>
+        <w:tc>
+          <w:tcPr>
+            <w:tcW w:type="dxa" w:w="6438"/>
+            <w:tcMar>
+              <w:top w:type="dxa" w:w="60"/>
+              <w:left w:type="dxa" w:w="110"/>
+              <w:bottom w:type="dxa" w:w="60"/>
+              <w:right w:type="dxa" w:w="110"/>
+            </w:tcMar>
+          </w:tcPr>
+          <w:p>
+            <w:r>
+              <w:rPr>
+                <w:b w:val="false"/>
+                <w:bCs w:val="false"/>
+                <w:sz w:val="20"/>
+                <w:szCs w:val="20"/>
+              </w:rPr>
+              <w:t xml:space="preserve">se deschid direct în Excel, fără bibliotecă suplimentară</w:t>
+            </w:r>
+          </w:p>
+        </w:tc>
+      </w:tr>
     </w:tbl>
     <w:p>
       <w:pPr>
@@ -3997,7 +5038,7 @@
                 <w:sz w:val="20"/>
                 <w:szCs w:val="20"/>
               </w:rPr>
-              <w:t xml:space="preserve">prezentarea proiectului și structura repository-ului</w:t>
+              <w:t xml:space="preserve">prezentarea proiectului, structura repository-ului și folosirea backend-ului</w:t>
             </w:r>
           </w:p>
         </w:tc>
@@ -4090,6 +5131,52 @@
                 <w:szCs w:val="20"/>
               </w:rPr>
               <w:t xml:space="preserve">fișierele JSON: autobuzele și harta stațiilor</w:t>
+            </w:r>
+          </w:p>
+        </w:tc>
+      </w:tr>
+      <w:tr>
+        <w:tc>
+          <w:tcPr>
+            <w:tcW w:type="dxa" w:w="3000"/>
+            <w:tcMar>
+              <w:top w:type="dxa" w:w="60"/>
+              <w:left w:type="dxa" w:w="110"/>
+              <w:bottom w:type="dxa" w:w="60"/>
+              <w:right w:type="dxa" w:w="110"/>
+            </w:tcMar>
+          </w:tcPr>
+          <w:p>
+            <w:r>
+              <w:rPr>
+                <w:b w:val="false"/>
+                <w:bCs w:val="false"/>
+                <w:sz w:val="20"/>
+                <w:szCs w:val="20"/>
+              </w:rPr>
+              <w:t xml:space="preserve">App</w:t>
+            </w:r>
+          </w:p>
+        </w:tc>
+        <w:tc>
+          <w:tcPr>
+            <w:tcW w:type="dxa" w:w="6638"/>
+            <w:tcMar>
+              <w:top w:type="dxa" w:w="60"/>
+              <w:left w:type="dxa" w:w="110"/>
+              <w:bottom w:type="dxa" w:w="60"/>
+              <w:right w:type="dxa" w:w="110"/>
+            </w:tcMar>
+          </w:tcPr>
+          <w:p>
+            <w:r>
+              <w:rPr>
+                <w:b w:val="false"/>
+                <w:bCs w:val="false"/>
+                <w:sz w:val="20"/>
+                <w:szCs w:val="20"/>
+              </w:rPr>
+              <w:t xml:space="preserve">soluția .NET cu proiectele de backend</w:t>
             </w:r>
           </w:p>
         </w:tc>
